--- a/Documentation/Berufschulprojekt.docx
+++ b/Documentation/Berufschulprojekt.docx
@@ -1,6 +1,6 @@
 
 <file path=word/document.xml><?xml version="1.0" encoding="utf-8"?>
-<w:document xmlns:wpc="http://schemas.microsoft.com/office/word/2010/wordprocessingCanvas" xmlns:cx="http://schemas.microsoft.com/office/drawing/2014/chartex" xmlns:cx1="http://schemas.microsoft.com/office/drawing/2015/9/8/chartex" xmlns:cx2="http://schemas.microsoft.com/office/drawing/2015/10/21/chartex" xmlns:cx3="http://schemas.microsoft.com/office/drawing/2016/5/9/chartex" xmlns:cx4="http://schemas.microsoft.com/office/drawing/2016/5/10/chartex" xmlns:cx5="http://schemas.microsoft.com/office/drawing/2016/5/11/chartex" xmlns:cx6="http://schemas.microsoft.com/office/drawing/2016/5/12/chartex" xmlns:cx7="http://schemas.microsoft.com/office/drawing/2016/5/13/chartex" xmlns:cx8="http://schemas.microsoft.com/office/drawing/2016/5/14/chartex" xmlns:mc="http://schemas.openxmlformats.org/markup-compatibility/2006" xmlns:aink="http://schemas.microsoft.com/office/drawing/2016/ink" xmlns:am3d="http://schemas.microsoft.com/office/drawing/2017/model3d" xmlns:o="urn:schemas-microsoft-com:office:office" xmlns:oel="http://schemas.microsoft.com/office/2019/extlst" xmlns:r="http://schemas.openxmlformats.org/officeDocument/2006/relationships" xmlns:m="http://schemas.openxmlformats.org/officeDocument/2006/math" xmlns:v="urn:schemas-microsoft-com:vml" xmlns:wp14="http://schemas.microsoft.com/office/word/2010/wordprocessingDrawing" xmlns:wp="http://schemas.openxmlformats.org/drawingml/2006/wordprocessingDrawing" xmlns:w10="urn:schemas-microsoft-com:office:word" xmlns:w="http://schemas.openxmlformats.org/wordprocessingml/2006/main" xmlns:w14="http://schemas.microsoft.com/office/word/2010/wordml" xmlns:w15="http://schemas.microsoft.com/office/word/2012/wordml" xmlns:w16cex="http://schemas.microsoft.com/office/word/2018/wordml/cex" xmlns:w16cid="http://schemas.microsoft.com/office/word/2016/wordml/cid" xmlns:w16="http://schemas.microsoft.com/office/word/2018/wordml" xmlns:w16sdtdh="http://schemas.microsoft.com/office/word/2020/wordml/sdtdatahash" xmlns:w16se="http://schemas.microsoft.com/office/word/2015/wordml/symex" xmlns:wpg="http://schemas.microsoft.com/office/word/2010/wordprocessingGroup" xmlns:wpi="http://schemas.microsoft.com/office/word/2010/wordprocessingInk" xmlns:wne="http://schemas.microsoft.com/office/word/2006/wordml" xmlns:wps="http://schemas.microsoft.com/office/word/2010/wordprocessingShape" mc:Ignorable="w14 w15 w16se w16cid w16 w16cex w16sdtdh wp14">
+<w:document xmlns:wpc="http://schemas.microsoft.com/office/word/2010/wordprocessingCanvas" xmlns:cx="http://schemas.microsoft.com/office/drawing/2014/chartex" xmlns:cx1="http://schemas.microsoft.com/office/drawing/2015/9/8/chartex" xmlns:cx2="http://schemas.microsoft.com/office/drawing/2015/10/21/chartex" xmlns:cx3="http://schemas.microsoft.com/office/drawing/2016/5/9/chartex" xmlns:cx4="http://schemas.microsoft.com/office/drawing/2016/5/10/chartex" xmlns:cx5="http://schemas.microsoft.com/office/drawing/2016/5/11/chartex" xmlns:cx6="http://schemas.microsoft.com/office/drawing/2016/5/12/chartex" xmlns:cx7="http://schemas.microsoft.com/office/drawing/2016/5/13/chartex" xmlns:cx8="http://schemas.microsoft.com/office/drawing/2016/5/14/chartex" xmlns:mc="http://schemas.openxmlformats.org/markup-compatibility/2006" xmlns:aink="http://schemas.microsoft.com/office/drawing/2016/ink" xmlns:am3d="http://schemas.microsoft.com/office/drawing/2017/model3d" xmlns:o="urn:schemas-microsoft-com:office:office" xmlns:oel="http://schemas.microsoft.com/office/2019/extlst" xmlns:r="http://schemas.openxmlformats.org/officeDocument/2006/relationships" xmlns:m="http://schemas.openxmlformats.org/officeDocument/2006/math" xmlns:v="urn:schemas-microsoft-com:vml" xmlns:wp14="http://schemas.microsoft.com/office/word/2010/wordprocessingDrawing" xmlns:wp="http://schemas.openxmlformats.org/drawingml/2006/wordprocessingDrawing" xmlns:w10="urn:schemas-microsoft-com:office:word" xmlns:w="http://schemas.openxmlformats.org/wordprocessingml/2006/main" xmlns:w14="http://schemas.microsoft.com/office/word/2010/wordml" xmlns:w15="http://schemas.microsoft.com/office/word/2012/wordml" xmlns:w16cex="http://schemas.microsoft.com/office/word/2018/wordml/cex" xmlns:w16cid="http://schemas.microsoft.com/office/word/2016/wordml/cid" xmlns:w16="http://schemas.microsoft.com/office/word/2018/wordml" xmlns:w16du="http://schemas.microsoft.com/office/word/2023/wordml/word16du" xmlns:w16sdtdh="http://schemas.microsoft.com/office/word/2020/wordml/sdtdatahash" xmlns:w16sdtfl="http://schemas.microsoft.com/office/word/2024/wordml/sdtformatlock" xmlns:w16se="http://schemas.microsoft.com/office/word/2015/wordml/symex" xmlns:wpg="http://schemas.microsoft.com/office/word/2010/wordprocessingGroup" xmlns:wpi="http://schemas.microsoft.com/office/word/2010/wordprocessingInk" xmlns:wne="http://schemas.microsoft.com/office/word/2006/wordml" xmlns:wps="http://schemas.microsoft.com/office/word/2010/wordprocessingShape" mc:Ignorable="w14 w15 w16se w16cid w16 w16cex w16sdtdh w16sdtfl w16du wp14">
   <w:body>
     <w:p>
       <w:pPr>
@@ -3652,12 +3652,12 @@
           <w:numId w:val="1"/>
         </w:numPr>
       </w:pPr>
-      <w:bookmarkStart w:id="5" w:name="_Toc208314184"/>
-      <w:bookmarkStart w:id="6" w:name="_Toc208413403"/>
+      <w:bookmarkStart w:id="5" w:name="_Toc208413403"/>
+      <w:bookmarkStart w:id="6" w:name="_Toc208314184"/>
       <w:r>
         <w:t>Ausgangssituation und Problemstellung</w:t>
       </w:r>
-      <w:bookmarkEnd w:id="6"/>
+      <w:bookmarkEnd w:id="5"/>
     </w:p>
     <w:p>
       <w:pPr>
@@ -3668,7 +3668,7 @@
         </w:numPr>
       </w:pPr>
       <w:bookmarkStart w:id="7" w:name="_Toc208413404"/>
-      <w:bookmarkEnd w:id="5"/>
+      <w:bookmarkEnd w:id="6"/>
       <w:r>
         <w:t>Projektziele</w:t>
       </w:r>
@@ -4193,6 +4193,7 @@
       <w:bookmarkEnd w:id="42"/>
       <w:bookmarkEnd w:id="43"/>
     </w:p>
+    <w:p/>
     <w:p/>
     <w:sectPr>
       <w:footerReference w:type="default" r:id="rId13"/>
@@ -4207,7 +4208,7 @@
 </file>
 
 <file path=word/endnotes.xml><?xml version="1.0" encoding="utf-8"?>
-<w:endnotes xmlns:wpc="http://schemas.microsoft.com/office/word/2010/wordprocessingCanvas" xmlns:cx="http://schemas.microsoft.com/office/drawing/2014/chartex" xmlns:cx1="http://schemas.microsoft.com/office/drawing/2015/9/8/chartex" xmlns:cx2="http://schemas.microsoft.com/office/drawing/2015/10/21/chartex" xmlns:cx3="http://schemas.microsoft.com/office/drawing/2016/5/9/chartex" xmlns:cx4="http://schemas.microsoft.com/office/drawing/2016/5/10/chartex" xmlns:cx5="http://schemas.microsoft.com/office/drawing/2016/5/11/chartex" xmlns:cx6="http://schemas.microsoft.com/office/drawing/2016/5/12/chartex" xmlns:cx7="http://schemas.microsoft.com/office/drawing/2016/5/13/chartex" xmlns:cx8="http://schemas.microsoft.com/office/drawing/2016/5/14/chartex" xmlns:mc="http://schemas.openxmlformats.org/markup-compatibility/2006" xmlns:aink="http://schemas.microsoft.com/office/drawing/2016/ink" xmlns:am3d="http://schemas.microsoft.com/office/drawing/2017/model3d" xmlns:o="urn:schemas-microsoft-com:office:office" xmlns:oel="http://schemas.microsoft.com/office/2019/extlst" xmlns:r="http://schemas.openxmlformats.org/officeDocument/2006/relationships" xmlns:m="http://schemas.openxmlformats.org/officeDocument/2006/math" xmlns:v="urn:schemas-microsoft-com:vml" xmlns:wp14="http://schemas.microsoft.com/office/word/2010/wordprocessingDrawing" xmlns:wp="http://schemas.openxmlformats.org/drawingml/2006/wordprocessingDrawing" xmlns:w10="urn:schemas-microsoft-com:office:word" xmlns:w="http://schemas.openxmlformats.org/wordprocessingml/2006/main" xmlns:w14="http://schemas.microsoft.com/office/word/2010/wordml" xmlns:w15="http://schemas.microsoft.com/office/word/2012/wordml" xmlns:w16cex="http://schemas.microsoft.com/office/word/2018/wordml/cex" xmlns:w16cid="http://schemas.microsoft.com/office/word/2016/wordml/cid" xmlns:w16="http://schemas.microsoft.com/office/word/2018/wordml" xmlns:w16sdtdh="http://schemas.microsoft.com/office/word/2020/wordml/sdtdatahash" xmlns:w16se="http://schemas.microsoft.com/office/word/2015/wordml/symex" xmlns:wpg="http://schemas.microsoft.com/office/word/2010/wordprocessingGroup" xmlns:wpi="http://schemas.microsoft.com/office/word/2010/wordprocessingInk" xmlns:wne="http://schemas.microsoft.com/office/word/2006/wordml" xmlns:wps="http://schemas.microsoft.com/office/word/2010/wordprocessingShape" mc:Ignorable="w14 w15 w16se w16cid w16 w16cex w16sdtdh wp14">
+<w:endnotes xmlns:wpc="http://schemas.microsoft.com/office/word/2010/wordprocessingCanvas" xmlns:cx="http://schemas.microsoft.com/office/drawing/2014/chartex" xmlns:cx1="http://schemas.microsoft.com/office/drawing/2015/9/8/chartex" xmlns:cx2="http://schemas.microsoft.com/office/drawing/2015/10/21/chartex" xmlns:cx3="http://schemas.microsoft.com/office/drawing/2016/5/9/chartex" xmlns:cx4="http://schemas.microsoft.com/office/drawing/2016/5/10/chartex" xmlns:cx5="http://schemas.microsoft.com/office/drawing/2016/5/11/chartex" xmlns:cx6="http://schemas.microsoft.com/office/drawing/2016/5/12/chartex" xmlns:cx7="http://schemas.microsoft.com/office/drawing/2016/5/13/chartex" xmlns:cx8="http://schemas.microsoft.com/office/drawing/2016/5/14/chartex" xmlns:mc="http://schemas.openxmlformats.org/markup-compatibility/2006" xmlns:aink="http://schemas.microsoft.com/office/drawing/2016/ink" xmlns:am3d="http://schemas.microsoft.com/office/drawing/2017/model3d" xmlns:o="urn:schemas-microsoft-com:office:office" xmlns:oel="http://schemas.microsoft.com/office/2019/extlst" xmlns:r="http://schemas.openxmlformats.org/officeDocument/2006/relationships" xmlns:m="http://schemas.openxmlformats.org/officeDocument/2006/math" xmlns:v="urn:schemas-microsoft-com:vml" xmlns:wp14="http://schemas.microsoft.com/office/word/2010/wordprocessingDrawing" xmlns:wp="http://schemas.openxmlformats.org/drawingml/2006/wordprocessingDrawing" xmlns:w10="urn:schemas-microsoft-com:office:word" xmlns:w="http://schemas.openxmlformats.org/wordprocessingml/2006/main" xmlns:w14="http://schemas.microsoft.com/office/word/2010/wordml" xmlns:w15="http://schemas.microsoft.com/office/word/2012/wordml" xmlns:w16cex="http://schemas.microsoft.com/office/word/2018/wordml/cex" xmlns:w16cid="http://schemas.microsoft.com/office/word/2016/wordml/cid" xmlns:w16="http://schemas.microsoft.com/office/word/2018/wordml" xmlns:w16du="http://schemas.microsoft.com/office/word/2023/wordml/word16du" xmlns:w16sdtdh="http://schemas.microsoft.com/office/word/2020/wordml/sdtdatahash" xmlns:w16sdtfl="http://schemas.microsoft.com/office/word/2024/wordml/sdtformatlock" xmlns:w16se="http://schemas.microsoft.com/office/word/2015/wordml/symex" xmlns:wpg="http://schemas.microsoft.com/office/word/2010/wordprocessingGroup" xmlns:wpi="http://schemas.microsoft.com/office/word/2010/wordprocessingInk" xmlns:wne="http://schemas.microsoft.com/office/word/2006/wordml" xmlns:wps="http://schemas.microsoft.com/office/word/2010/wordprocessingShape" mc:Ignorable="w14 w15 w16se w16cid w16 w16cex w16sdtdh w16sdtfl w16du wp14">
   <w:endnote w:type="separator" w:id="-1">
     <w:p>
       <w:pPr>
@@ -4232,12 +4233,79 @@
 </file>
 
 <file path=word/footer1.xml><?xml version="1.0" encoding="utf-8"?>
-<w:ftr xmlns:wpc="http://schemas.microsoft.com/office/word/2010/wordprocessingCanvas" xmlns:cx="http://schemas.microsoft.com/office/drawing/2014/chartex" xmlns:cx1="http://schemas.microsoft.com/office/drawing/2015/9/8/chartex" xmlns:cx2="http://schemas.microsoft.com/office/drawing/2015/10/21/chartex" xmlns:cx3="http://schemas.microsoft.com/office/drawing/2016/5/9/chartex" xmlns:cx4="http://schemas.microsoft.com/office/drawing/2016/5/10/chartex" xmlns:cx5="http://schemas.microsoft.com/office/drawing/2016/5/11/chartex" xmlns:cx6="http://schemas.microsoft.com/office/drawing/2016/5/12/chartex" xmlns:cx7="http://schemas.microsoft.com/office/drawing/2016/5/13/chartex" xmlns:cx8="http://schemas.microsoft.com/office/drawing/2016/5/14/chartex" xmlns:mc="http://schemas.openxmlformats.org/markup-compatibility/2006" xmlns:aink="http://schemas.microsoft.com/office/drawing/2016/ink" xmlns:am3d="http://schemas.microsoft.com/office/drawing/2017/model3d" xmlns:o="urn:schemas-microsoft-com:office:office" xmlns:oel="http://schemas.microsoft.com/office/2019/extlst" xmlns:r="http://schemas.openxmlformats.org/officeDocument/2006/relationships" xmlns:m="http://schemas.openxmlformats.org/officeDocument/2006/math" xmlns:v="urn:schemas-microsoft-com:vml" xmlns:wp14="http://schemas.microsoft.com/office/word/2010/wordprocessingDrawing" xmlns:wp="http://schemas.openxmlformats.org/drawingml/2006/wordprocessingDrawing" xmlns:w10="urn:schemas-microsoft-com:office:word" xmlns:w="http://schemas.openxmlformats.org/wordprocessingml/2006/main" xmlns:w14="http://schemas.microsoft.com/office/word/2010/wordml" xmlns:w15="http://schemas.microsoft.com/office/word/2012/wordml" xmlns:w16cex="http://schemas.microsoft.com/office/word/2018/wordml/cex" xmlns:w16cid="http://schemas.microsoft.com/office/word/2016/wordml/cid" xmlns:w16="http://schemas.microsoft.com/office/word/2018/wordml" xmlns:w16sdtdh="http://schemas.microsoft.com/office/word/2020/wordml/sdtdatahash" xmlns:w16se="http://schemas.microsoft.com/office/word/2015/wordml/symex" xmlns:wpg="http://schemas.microsoft.com/office/word/2010/wordprocessingGroup" xmlns:wpi="http://schemas.microsoft.com/office/word/2010/wordprocessingInk" xmlns:wne="http://schemas.microsoft.com/office/word/2006/wordml" xmlns:wps="http://schemas.microsoft.com/office/word/2010/wordprocessingShape" mc:Ignorable="w14 w15 w16se w16cid w16 w16cex w16sdtdh wp14">
+<w:ftr xmlns:wpc="http://schemas.microsoft.com/office/word/2010/wordprocessingCanvas" xmlns:cx="http://schemas.microsoft.com/office/drawing/2014/chartex" xmlns:cx1="http://schemas.microsoft.com/office/drawing/2015/9/8/chartex" xmlns:cx2="http://schemas.microsoft.com/office/drawing/2015/10/21/chartex" xmlns:cx3="http://schemas.microsoft.com/office/drawing/2016/5/9/chartex" xmlns:cx4="http://schemas.microsoft.com/office/drawing/2016/5/10/chartex" xmlns:cx5="http://schemas.microsoft.com/office/drawing/2016/5/11/chartex" xmlns:cx6="http://schemas.microsoft.com/office/drawing/2016/5/12/chartex" xmlns:cx7="http://schemas.microsoft.com/office/drawing/2016/5/13/chartex" xmlns:cx8="http://schemas.microsoft.com/office/drawing/2016/5/14/chartex" xmlns:mc="http://schemas.openxmlformats.org/markup-compatibility/2006" xmlns:aink="http://schemas.microsoft.com/office/drawing/2016/ink" xmlns:am3d="http://schemas.microsoft.com/office/drawing/2017/model3d" xmlns:o="urn:schemas-microsoft-com:office:office" xmlns:oel="http://schemas.microsoft.com/office/2019/extlst" xmlns:r="http://schemas.openxmlformats.org/officeDocument/2006/relationships" xmlns:m="http://schemas.openxmlformats.org/officeDocument/2006/math" xmlns:v="urn:schemas-microsoft-com:vml" xmlns:wp14="http://schemas.microsoft.com/office/word/2010/wordprocessingDrawing" xmlns:wp="http://schemas.openxmlformats.org/drawingml/2006/wordprocessingDrawing" xmlns:w10="urn:schemas-microsoft-com:office:word" xmlns:w="http://schemas.openxmlformats.org/wordprocessingml/2006/main" xmlns:w14="http://schemas.microsoft.com/office/word/2010/wordml" xmlns:w15="http://schemas.microsoft.com/office/word/2012/wordml" xmlns:w16cex="http://schemas.microsoft.com/office/word/2018/wordml/cex" xmlns:w16cid="http://schemas.microsoft.com/office/word/2016/wordml/cid" xmlns:w16="http://schemas.microsoft.com/office/word/2018/wordml" xmlns:w16du="http://schemas.microsoft.com/office/word/2023/wordml/word16du" xmlns:w16sdtdh="http://schemas.microsoft.com/office/word/2020/wordml/sdtdatahash" xmlns:w16sdtfl="http://schemas.microsoft.com/office/word/2024/wordml/sdtformatlock" xmlns:w16se="http://schemas.microsoft.com/office/word/2015/wordml/symex" xmlns:wpg="http://schemas.microsoft.com/office/word/2010/wordprocessingGroup" xmlns:wpi="http://schemas.microsoft.com/office/word/2010/wordprocessingInk" xmlns:wne="http://schemas.microsoft.com/office/word/2006/wordml" xmlns:wps="http://schemas.microsoft.com/office/word/2010/wordprocessingShape" mc:Ignorable="w14 w15 w16se w16cid w16 w16cex w16sdtdh w16sdtfl w16du wp14">
   <w:p>
     <w:pPr>
       <w:pStyle w:val="Fuzeile"/>
       <w:jc w:val="right"/>
     </w:pPr>
+    <w:r>
+      <w:rPr>
+        <w:noProof/>
+      </w:rPr>
+      <w:drawing>
+        <wp:anchor distT="0" distB="0" distL="114300" distR="114300" simplePos="0" relativeHeight="251658240" behindDoc="0" locked="0" layoutInCell="1" allowOverlap="1" wp14:anchorId="307B0C47" wp14:editId="43D85E7B">
+          <wp:simplePos x="0" y="0"/>
+          <wp:positionH relativeFrom="rightMargin">
+            <wp:posOffset>-6434581</wp:posOffset>
+          </wp:positionH>
+          <wp:positionV relativeFrom="paragraph">
+            <wp:posOffset>-9842062</wp:posOffset>
+          </wp:positionV>
+          <wp:extent cx="999817" cy="973078"/>
+          <wp:effectExtent l="0" t="0" r="0" b="0"/>
+          <wp:wrapNone/>
+          <wp:docPr id="2071153514" name="Grafik 1"/>
+          <wp:cNvGraphicFramePr>
+            <a:graphicFrameLocks xmlns:a="http://schemas.openxmlformats.org/drawingml/2006/main" noChangeAspect="1"/>
+          </wp:cNvGraphicFramePr>
+          <a:graphic xmlns:a="http://schemas.openxmlformats.org/drawingml/2006/main">
+            <a:graphicData uri="http://schemas.openxmlformats.org/drawingml/2006/picture">
+              <pic:pic xmlns:pic="http://schemas.openxmlformats.org/drawingml/2006/picture">
+                <pic:nvPicPr>
+                  <pic:cNvPr id="0" name="Picture 1"/>
+                  <pic:cNvPicPr>
+                    <a:picLocks noChangeAspect="1" noChangeArrowheads="1"/>
+                  </pic:cNvPicPr>
+                </pic:nvPicPr>
+                <pic:blipFill>
+                  <a:blip r:embed="rId1">
+                    <a:extLst>
+                      <a:ext uri="{28A0092B-C50C-407E-A947-70E740481C1C}">
+                        <a14:useLocalDpi xmlns:a14="http://schemas.microsoft.com/office/drawing/2010/main" val="0"/>
+                      </a:ext>
+                    </a:extLst>
+                  </a:blip>
+                  <a:srcRect/>
+                  <a:stretch>
+                    <a:fillRect/>
+                  </a:stretch>
+                </pic:blipFill>
+                <pic:spPr bwMode="auto">
+                  <a:xfrm>
+                    <a:off x="0" y="0"/>
+                    <a:ext cx="999817" cy="973078"/>
+                  </a:xfrm>
+                  <a:prstGeom prst="rect">
+                    <a:avLst/>
+                  </a:prstGeom>
+                  <a:noFill/>
+                  <a:ln>
+                    <a:noFill/>
+                  </a:ln>
+                </pic:spPr>
+              </pic:pic>
+            </a:graphicData>
+          </a:graphic>
+          <wp14:sizeRelH relativeFrom="margin">
+            <wp14:pctWidth>0</wp14:pctWidth>
+          </wp14:sizeRelH>
+          <wp14:sizeRelV relativeFrom="margin">
+            <wp14:pctHeight>0</wp14:pctHeight>
+          </wp14:sizeRelV>
+        </wp:anchor>
+      </w:drawing>
+    </w:r>
   </w:p>
   <w:p>
     <w:pPr>
@@ -4248,7 +4316,7 @@
 </file>
 
 <file path=word/footer2.xml><?xml version="1.0" encoding="utf-8"?>
-<w:ftr xmlns:wpc="http://schemas.microsoft.com/office/word/2010/wordprocessingCanvas" xmlns:cx="http://schemas.microsoft.com/office/drawing/2014/chartex" xmlns:cx1="http://schemas.microsoft.com/office/drawing/2015/9/8/chartex" xmlns:cx2="http://schemas.microsoft.com/office/drawing/2015/10/21/chartex" xmlns:cx3="http://schemas.microsoft.com/office/drawing/2016/5/9/chartex" xmlns:cx4="http://schemas.microsoft.com/office/drawing/2016/5/10/chartex" xmlns:cx5="http://schemas.microsoft.com/office/drawing/2016/5/11/chartex" xmlns:cx6="http://schemas.microsoft.com/office/drawing/2016/5/12/chartex" xmlns:cx7="http://schemas.microsoft.com/office/drawing/2016/5/13/chartex" xmlns:cx8="http://schemas.microsoft.com/office/drawing/2016/5/14/chartex" xmlns:mc="http://schemas.openxmlformats.org/markup-compatibility/2006" xmlns:aink="http://schemas.microsoft.com/office/drawing/2016/ink" xmlns:am3d="http://schemas.microsoft.com/office/drawing/2017/model3d" xmlns:o="urn:schemas-microsoft-com:office:office" xmlns:oel="http://schemas.microsoft.com/office/2019/extlst" xmlns:r="http://schemas.openxmlformats.org/officeDocument/2006/relationships" xmlns:m="http://schemas.openxmlformats.org/officeDocument/2006/math" xmlns:v="urn:schemas-microsoft-com:vml" xmlns:wp14="http://schemas.microsoft.com/office/word/2010/wordprocessingDrawing" xmlns:wp="http://schemas.openxmlformats.org/drawingml/2006/wordprocessingDrawing" xmlns:w10="urn:schemas-microsoft-com:office:word" xmlns:w="http://schemas.openxmlformats.org/wordprocessingml/2006/main" xmlns:w14="http://schemas.microsoft.com/office/word/2010/wordml" xmlns:w15="http://schemas.microsoft.com/office/word/2012/wordml" xmlns:w16cex="http://schemas.microsoft.com/office/word/2018/wordml/cex" xmlns:w16cid="http://schemas.microsoft.com/office/word/2016/wordml/cid" xmlns:w16="http://schemas.microsoft.com/office/word/2018/wordml" xmlns:w16sdtdh="http://schemas.microsoft.com/office/word/2020/wordml/sdtdatahash" xmlns:w16se="http://schemas.microsoft.com/office/word/2015/wordml/symex" xmlns:wpg="http://schemas.microsoft.com/office/word/2010/wordprocessingGroup" xmlns:wpi="http://schemas.microsoft.com/office/word/2010/wordprocessingInk" xmlns:wne="http://schemas.microsoft.com/office/word/2006/wordml" xmlns:wps="http://schemas.microsoft.com/office/word/2010/wordprocessingShape" mc:Ignorable="w14 w15 w16se w16cid w16 w16cex w16sdtdh wp14">
+<w:ftr xmlns:wpc="http://schemas.microsoft.com/office/word/2010/wordprocessingCanvas" xmlns:cx="http://schemas.microsoft.com/office/drawing/2014/chartex" xmlns:cx1="http://schemas.microsoft.com/office/drawing/2015/9/8/chartex" xmlns:cx2="http://schemas.microsoft.com/office/drawing/2015/10/21/chartex" xmlns:cx3="http://schemas.microsoft.com/office/drawing/2016/5/9/chartex" xmlns:cx4="http://schemas.microsoft.com/office/drawing/2016/5/10/chartex" xmlns:cx5="http://schemas.microsoft.com/office/drawing/2016/5/11/chartex" xmlns:cx6="http://schemas.microsoft.com/office/drawing/2016/5/12/chartex" xmlns:cx7="http://schemas.microsoft.com/office/drawing/2016/5/13/chartex" xmlns:cx8="http://schemas.microsoft.com/office/drawing/2016/5/14/chartex" xmlns:mc="http://schemas.openxmlformats.org/markup-compatibility/2006" xmlns:aink="http://schemas.microsoft.com/office/drawing/2016/ink" xmlns:am3d="http://schemas.microsoft.com/office/drawing/2017/model3d" xmlns:o="urn:schemas-microsoft-com:office:office" xmlns:oel="http://schemas.microsoft.com/office/2019/extlst" xmlns:r="http://schemas.openxmlformats.org/officeDocument/2006/relationships" xmlns:m="http://schemas.openxmlformats.org/officeDocument/2006/math" xmlns:v="urn:schemas-microsoft-com:vml" xmlns:wp14="http://schemas.microsoft.com/office/word/2010/wordprocessingDrawing" xmlns:wp="http://schemas.openxmlformats.org/drawingml/2006/wordprocessingDrawing" xmlns:w10="urn:schemas-microsoft-com:office:word" xmlns:w="http://schemas.openxmlformats.org/wordprocessingml/2006/main" xmlns:w14="http://schemas.microsoft.com/office/word/2010/wordml" xmlns:w15="http://schemas.microsoft.com/office/word/2012/wordml" xmlns:w16cex="http://schemas.microsoft.com/office/word/2018/wordml/cex" xmlns:w16cid="http://schemas.microsoft.com/office/word/2016/wordml/cid" xmlns:w16="http://schemas.microsoft.com/office/word/2018/wordml" xmlns:w16du="http://schemas.microsoft.com/office/word/2023/wordml/word16du" xmlns:w16sdtdh="http://schemas.microsoft.com/office/word/2020/wordml/sdtdatahash" xmlns:w16sdtfl="http://schemas.microsoft.com/office/word/2024/wordml/sdtformatlock" xmlns:w16se="http://schemas.microsoft.com/office/word/2015/wordml/symex" xmlns:wpg="http://schemas.microsoft.com/office/word/2010/wordprocessingGroup" xmlns:wpi="http://schemas.microsoft.com/office/word/2010/wordprocessingInk" xmlns:wne="http://schemas.microsoft.com/office/word/2006/wordml" xmlns:wps="http://schemas.microsoft.com/office/word/2010/wordprocessingShape" mc:Ignorable="w14 w15 w16se w16cid w16 w16cex w16sdtdh w16sdtfl w16du wp14">
   <w:sdt>
     <w:sdtPr>
       <w:id w:val="-822426788"/>
@@ -4263,6 +4331,67 @@
           <w:pStyle w:val="Fuzeile"/>
           <w:jc w:val="right"/>
         </w:pPr>
+        <w:r>
+          <w:rPr>
+            <w:noProof/>
+          </w:rPr>
+          <w:drawing>
+            <wp:anchor distT="0" distB="0" distL="114300" distR="114300" simplePos="0" relativeHeight="251659264" behindDoc="0" locked="0" layoutInCell="1" allowOverlap="1" wp14:anchorId="44426F99" wp14:editId="13BCEB75">
+              <wp:simplePos x="0" y="0"/>
+              <wp:positionH relativeFrom="column">
+                <wp:posOffset>-1116116</wp:posOffset>
+              </wp:positionH>
+              <wp:positionV relativeFrom="paragraph">
+                <wp:posOffset>-9265838</wp:posOffset>
+              </wp:positionV>
+              <wp:extent cx="999490" cy="972820"/>
+              <wp:effectExtent l="0" t="0" r="0" b="0"/>
+              <wp:wrapNone/>
+              <wp:docPr id="1982737863" name="Grafik 1982737863" descr="Ein Bild, das Symbol, Kunst, Emblem, Grafiken enthält.&#10;&#10;KI-generierte Inhalte können fehlerhaft sein."/>
+              <wp:cNvGraphicFramePr>
+                <a:graphicFrameLocks xmlns:a="http://schemas.openxmlformats.org/drawingml/2006/main" noChangeAspect="1"/>
+              </wp:cNvGraphicFramePr>
+              <a:graphic xmlns:a="http://schemas.openxmlformats.org/drawingml/2006/main">
+                <a:graphicData uri="http://schemas.openxmlformats.org/drawingml/2006/picture">
+                  <pic:pic xmlns:pic="http://schemas.openxmlformats.org/drawingml/2006/picture">
+                    <pic:nvPicPr>
+                      <pic:cNvPr id="1982737863" name="Grafik 1982737863" descr="Ein Bild, das Symbol, Kunst, Emblem, Grafiken enthält.&#10;&#10;KI-generierte Inhalte können fehlerhaft sein."/>
+                      <pic:cNvPicPr>
+                        <a:picLocks noChangeAspect="1" noChangeArrowheads="1"/>
+                      </pic:cNvPicPr>
+                    </pic:nvPicPr>
+                    <pic:blipFill>
+                      <a:blip r:embed="rId1">
+                        <a:extLst>
+                          <a:ext uri="{28A0092B-C50C-407E-A947-70E740481C1C}">
+                            <a14:useLocalDpi xmlns:a14="http://schemas.microsoft.com/office/drawing/2010/main" val="0"/>
+                          </a:ext>
+                        </a:extLst>
+                      </a:blip>
+                      <a:srcRect/>
+                      <a:stretch>
+                        <a:fillRect/>
+                      </a:stretch>
+                    </pic:blipFill>
+                    <pic:spPr bwMode="auto">
+                      <a:xfrm>
+                        <a:off x="0" y="0"/>
+                        <a:ext cx="999490" cy="972820"/>
+                      </a:xfrm>
+                      <a:prstGeom prst="rect">
+                        <a:avLst/>
+                      </a:prstGeom>
+                      <a:noFill/>
+                      <a:ln>
+                        <a:noFill/>
+                      </a:ln>
+                    </pic:spPr>
+                  </pic:pic>
+                </a:graphicData>
+              </a:graphic>
+            </wp:anchor>
+          </w:drawing>
+        </w:r>
       </w:p>
       <w:p>
         <w:pPr>
@@ -4328,7 +4457,7 @@
 </file>
 
 <file path=word/footer3.xml><?xml version="1.0" encoding="utf-8"?>
-<w:ftr xmlns:wpc="http://schemas.microsoft.com/office/word/2010/wordprocessingCanvas" xmlns:cx="http://schemas.microsoft.com/office/drawing/2014/chartex" xmlns:cx1="http://schemas.microsoft.com/office/drawing/2015/9/8/chartex" xmlns:cx2="http://schemas.microsoft.com/office/drawing/2015/10/21/chartex" xmlns:cx3="http://schemas.microsoft.com/office/drawing/2016/5/9/chartex" xmlns:cx4="http://schemas.microsoft.com/office/drawing/2016/5/10/chartex" xmlns:cx5="http://schemas.microsoft.com/office/drawing/2016/5/11/chartex" xmlns:cx6="http://schemas.microsoft.com/office/drawing/2016/5/12/chartex" xmlns:cx7="http://schemas.microsoft.com/office/drawing/2016/5/13/chartex" xmlns:cx8="http://schemas.microsoft.com/office/drawing/2016/5/14/chartex" xmlns:mc="http://schemas.openxmlformats.org/markup-compatibility/2006" xmlns:aink="http://schemas.microsoft.com/office/drawing/2016/ink" xmlns:am3d="http://schemas.microsoft.com/office/drawing/2017/model3d" xmlns:o="urn:schemas-microsoft-com:office:office" xmlns:oel="http://schemas.microsoft.com/office/2019/extlst" xmlns:r="http://schemas.openxmlformats.org/officeDocument/2006/relationships" xmlns:m="http://schemas.openxmlformats.org/officeDocument/2006/math" xmlns:v="urn:schemas-microsoft-com:vml" xmlns:wp14="http://schemas.microsoft.com/office/word/2010/wordprocessingDrawing" xmlns:wp="http://schemas.openxmlformats.org/drawingml/2006/wordprocessingDrawing" xmlns:w10="urn:schemas-microsoft-com:office:word" xmlns:w="http://schemas.openxmlformats.org/wordprocessingml/2006/main" xmlns:w14="http://schemas.microsoft.com/office/word/2010/wordml" xmlns:w15="http://schemas.microsoft.com/office/word/2012/wordml" xmlns:w16cex="http://schemas.microsoft.com/office/word/2018/wordml/cex" xmlns:w16cid="http://schemas.microsoft.com/office/word/2016/wordml/cid" xmlns:w16="http://schemas.microsoft.com/office/word/2018/wordml" xmlns:w16sdtdh="http://schemas.microsoft.com/office/word/2020/wordml/sdtdatahash" xmlns:w16se="http://schemas.microsoft.com/office/word/2015/wordml/symex" xmlns:wpg="http://schemas.microsoft.com/office/word/2010/wordprocessingGroup" xmlns:wpi="http://schemas.microsoft.com/office/word/2010/wordprocessingInk" xmlns:wne="http://schemas.microsoft.com/office/word/2006/wordml" xmlns:wps="http://schemas.microsoft.com/office/word/2010/wordprocessingShape" mc:Ignorable="w14 w15 w16se w16cid w16 w16cex w16sdtdh wp14">
+<w:ftr xmlns:wpc="http://schemas.microsoft.com/office/word/2010/wordprocessingCanvas" xmlns:cx="http://schemas.microsoft.com/office/drawing/2014/chartex" xmlns:cx1="http://schemas.microsoft.com/office/drawing/2015/9/8/chartex" xmlns:cx2="http://schemas.microsoft.com/office/drawing/2015/10/21/chartex" xmlns:cx3="http://schemas.microsoft.com/office/drawing/2016/5/9/chartex" xmlns:cx4="http://schemas.microsoft.com/office/drawing/2016/5/10/chartex" xmlns:cx5="http://schemas.microsoft.com/office/drawing/2016/5/11/chartex" xmlns:cx6="http://schemas.microsoft.com/office/drawing/2016/5/12/chartex" xmlns:cx7="http://schemas.microsoft.com/office/drawing/2016/5/13/chartex" xmlns:cx8="http://schemas.microsoft.com/office/drawing/2016/5/14/chartex" xmlns:mc="http://schemas.openxmlformats.org/markup-compatibility/2006" xmlns:aink="http://schemas.microsoft.com/office/drawing/2016/ink" xmlns:am3d="http://schemas.microsoft.com/office/drawing/2017/model3d" xmlns:o="urn:schemas-microsoft-com:office:office" xmlns:oel="http://schemas.microsoft.com/office/2019/extlst" xmlns:r="http://schemas.openxmlformats.org/officeDocument/2006/relationships" xmlns:m="http://schemas.openxmlformats.org/officeDocument/2006/math" xmlns:v="urn:schemas-microsoft-com:vml" xmlns:wp14="http://schemas.microsoft.com/office/word/2010/wordprocessingDrawing" xmlns:wp="http://schemas.openxmlformats.org/drawingml/2006/wordprocessingDrawing" xmlns:w10="urn:schemas-microsoft-com:office:word" xmlns:w="http://schemas.openxmlformats.org/wordprocessingml/2006/main" xmlns:w14="http://schemas.microsoft.com/office/word/2010/wordml" xmlns:w15="http://schemas.microsoft.com/office/word/2012/wordml" xmlns:w16cex="http://schemas.microsoft.com/office/word/2018/wordml/cex" xmlns:w16cid="http://schemas.microsoft.com/office/word/2016/wordml/cid" xmlns:w16="http://schemas.microsoft.com/office/word/2018/wordml" xmlns:w16du="http://schemas.microsoft.com/office/word/2023/wordml/word16du" xmlns:w16sdtdh="http://schemas.microsoft.com/office/word/2020/wordml/sdtdatahash" xmlns:w16sdtfl="http://schemas.microsoft.com/office/word/2024/wordml/sdtformatlock" xmlns:w16se="http://schemas.microsoft.com/office/word/2015/wordml/symex" xmlns:wpg="http://schemas.microsoft.com/office/word/2010/wordprocessingGroup" xmlns:wpi="http://schemas.microsoft.com/office/word/2010/wordprocessingInk" xmlns:wne="http://schemas.microsoft.com/office/word/2006/wordml" xmlns:wps="http://schemas.microsoft.com/office/word/2010/wordprocessingShape" mc:Ignorable="w14 w15 w16se w16cid w16 w16cex w16sdtdh w16sdtfl w16du wp14">
   <w:sdt>
     <w:sdtPr>
       <w:id w:val="-229158324"/>
@@ -4344,6 +4473,67 @@
           <w:jc w:val="right"/>
         </w:pPr>
         <w:r>
+          <w:rPr>
+            <w:noProof/>
+          </w:rPr>
+          <w:drawing>
+            <wp:anchor distT="0" distB="0" distL="114300" distR="114300" simplePos="0" relativeHeight="251660288" behindDoc="0" locked="0" layoutInCell="1" allowOverlap="1" wp14:anchorId="6AC65E0B" wp14:editId="27DE1832">
+              <wp:simplePos x="0" y="0"/>
+              <wp:positionH relativeFrom="column">
+                <wp:posOffset>-1134223</wp:posOffset>
+              </wp:positionH>
+              <wp:positionV relativeFrom="paragraph">
+                <wp:posOffset>-9784961</wp:posOffset>
+              </wp:positionV>
+              <wp:extent cx="999490" cy="972820"/>
+              <wp:effectExtent l="0" t="0" r="0" b="0"/>
+              <wp:wrapNone/>
+              <wp:docPr id="598109021" name="Grafik 598109021" descr="Ein Bild, das Symbol, Kunst, Emblem, Grafiken enthält.&#10;&#10;KI-generierte Inhalte können fehlerhaft sein."/>
+              <wp:cNvGraphicFramePr>
+                <a:graphicFrameLocks xmlns:a="http://schemas.openxmlformats.org/drawingml/2006/main" noChangeAspect="1"/>
+              </wp:cNvGraphicFramePr>
+              <a:graphic xmlns:a="http://schemas.openxmlformats.org/drawingml/2006/main">
+                <a:graphicData uri="http://schemas.openxmlformats.org/drawingml/2006/picture">
+                  <pic:pic xmlns:pic="http://schemas.openxmlformats.org/drawingml/2006/picture">
+                    <pic:nvPicPr>
+                      <pic:cNvPr id="598109021" name="Grafik 598109021" descr="Ein Bild, das Symbol, Kunst, Emblem, Grafiken enthält.&#10;&#10;KI-generierte Inhalte können fehlerhaft sein."/>
+                      <pic:cNvPicPr>
+                        <a:picLocks noChangeAspect="1" noChangeArrowheads="1"/>
+                      </pic:cNvPicPr>
+                    </pic:nvPicPr>
+                    <pic:blipFill>
+                      <a:blip r:embed="rId1">
+                        <a:extLst>
+                          <a:ext uri="{28A0092B-C50C-407E-A947-70E740481C1C}">
+                            <a14:useLocalDpi xmlns:a14="http://schemas.microsoft.com/office/drawing/2010/main" val="0"/>
+                          </a:ext>
+                        </a:extLst>
+                      </a:blip>
+                      <a:srcRect/>
+                      <a:stretch>
+                        <a:fillRect/>
+                      </a:stretch>
+                    </pic:blipFill>
+                    <pic:spPr bwMode="auto">
+                      <a:xfrm>
+                        <a:off x="0" y="0"/>
+                        <a:ext cx="999490" cy="972820"/>
+                      </a:xfrm>
+                      <a:prstGeom prst="rect">
+                        <a:avLst/>
+                      </a:prstGeom>
+                      <a:noFill/>
+                      <a:ln>
+                        <a:noFill/>
+                      </a:ln>
+                    </pic:spPr>
+                  </pic:pic>
+                </a:graphicData>
+              </a:graphic>
+            </wp:anchor>
+          </w:drawing>
+        </w:r>
+        <w:r>
           <w:fldChar w:fldCharType="begin"/>
         </w:r>
         <w:r>
@@ -4370,7 +4560,7 @@
 </file>
 
 <file path=word/footnotes.xml><?xml version="1.0" encoding="utf-8"?>
-<w:footnotes xmlns:wpc="http://schemas.microsoft.com/office/word/2010/wordprocessingCanvas" xmlns:cx="http://schemas.microsoft.com/office/drawing/2014/chartex" xmlns:cx1="http://schemas.microsoft.com/office/drawing/2015/9/8/chartex" xmlns:cx2="http://schemas.microsoft.com/office/drawing/2015/10/21/chartex" xmlns:cx3="http://schemas.microsoft.com/office/drawing/2016/5/9/chartex" xmlns:cx4="http://schemas.microsoft.com/office/drawing/2016/5/10/chartex" xmlns:cx5="http://schemas.microsoft.com/office/drawing/2016/5/11/chartex" xmlns:cx6="http://schemas.microsoft.com/office/drawing/2016/5/12/chartex" xmlns:cx7="http://schemas.microsoft.com/office/drawing/2016/5/13/chartex" xmlns:cx8="http://schemas.microsoft.com/office/drawing/2016/5/14/chartex" xmlns:mc="http://schemas.openxmlformats.org/markup-compatibility/2006" xmlns:aink="http://schemas.microsoft.com/office/drawing/2016/ink" xmlns:am3d="http://schemas.microsoft.com/office/drawing/2017/model3d" xmlns:o="urn:schemas-microsoft-com:office:office" xmlns:oel="http://schemas.microsoft.com/office/2019/extlst" xmlns:r="http://schemas.openxmlformats.org/officeDocument/2006/relationships" xmlns:m="http://schemas.openxmlformats.org/officeDocument/2006/math" xmlns:v="urn:schemas-microsoft-com:vml" xmlns:wp14="http://schemas.microsoft.com/office/word/2010/wordprocessingDrawing" xmlns:wp="http://schemas.openxmlformats.org/drawingml/2006/wordprocessingDrawing" xmlns:w10="urn:schemas-microsoft-com:office:word" xmlns:w="http://schemas.openxmlformats.org/wordprocessingml/2006/main" xmlns:w14="http://schemas.microsoft.com/office/word/2010/wordml" xmlns:w15="http://schemas.microsoft.com/office/word/2012/wordml" xmlns:w16cex="http://schemas.microsoft.com/office/word/2018/wordml/cex" xmlns:w16cid="http://schemas.microsoft.com/office/word/2016/wordml/cid" xmlns:w16="http://schemas.microsoft.com/office/word/2018/wordml" xmlns:w16sdtdh="http://schemas.microsoft.com/office/word/2020/wordml/sdtdatahash" xmlns:w16se="http://schemas.microsoft.com/office/word/2015/wordml/symex" xmlns:wpg="http://schemas.microsoft.com/office/word/2010/wordprocessingGroup" xmlns:wpi="http://schemas.microsoft.com/office/word/2010/wordprocessingInk" xmlns:wne="http://schemas.microsoft.com/office/word/2006/wordml" xmlns:wps="http://schemas.microsoft.com/office/word/2010/wordprocessingShape" mc:Ignorable="w14 w15 w16se w16cid w16 w16cex w16sdtdh wp14">
+<w:footnotes xmlns:wpc="http://schemas.microsoft.com/office/word/2010/wordprocessingCanvas" xmlns:cx="http://schemas.microsoft.com/office/drawing/2014/chartex" xmlns:cx1="http://schemas.microsoft.com/office/drawing/2015/9/8/chartex" xmlns:cx2="http://schemas.microsoft.com/office/drawing/2015/10/21/chartex" xmlns:cx3="http://schemas.microsoft.com/office/drawing/2016/5/9/chartex" xmlns:cx4="http://schemas.microsoft.com/office/drawing/2016/5/10/chartex" xmlns:cx5="http://schemas.microsoft.com/office/drawing/2016/5/11/chartex" xmlns:cx6="http://schemas.microsoft.com/office/drawing/2016/5/12/chartex" xmlns:cx7="http://schemas.microsoft.com/office/drawing/2016/5/13/chartex" xmlns:cx8="http://schemas.microsoft.com/office/drawing/2016/5/14/chartex" xmlns:mc="http://schemas.openxmlformats.org/markup-compatibility/2006" xmlns:aink="http://schemas.microsoft.com/office/drawing/2016/ink" xmlns:am3d="http://schemas.microsoft.com/office/drawing/2017/model3d" xmlns:o="urn:schemas-microsoft-com:office:office" xmlns:oel="http://schemas.microsoft.com/office/2019/extlst" xmlns:r="http://schemas.openxmlformats.org/officeDocument/2006/relationships" xmlns:m="http://schemas.openxmlformats.org/officeDocument/2006/math" xmlns:v="urn:schemas-microsoft-com:vml" xmlns:wp14="http://schemas.microsoft.com/office/word/2010/wordprocessingDrawing" xmlns:wp="http://schemas.openxmlformats.org/drawingml/2006/wordprocessingDrawing" xmlns:w10="urn:schemas-microsoft-com:office:word" xmlns:w="http://schemas.openxmlformats.org/wordprocessingml/2006/main" xmlns:w14="http://schemas.microsoft.com/office/word/2010/wordml" xmlns:w15="http://schemas.microsoft.com/office/word/2012/wordml" xmlns:w16cex="http://schemas.microsoft.com/office/word/2018/wordml/cex" xmlns:w16cid="http://schemas.microsoft.com/office/word/2016/wordml/cid" xmlns:w16="http://schemas.microsoft.com/office/word/2018/wordml" xmlns:w16du="http://schemas.microsoft.com/office/word/2023/wordml/word16du" xmlns:w16sdtdh="http://schemas.microsoft.com/office/word/2020/wordml/sdtdatahash" xmlns:w16sdtfl="http://schemas.microsoft.com/office/word/2024/wordml/sdtformatlock" xmlns:w16se="http://schemas.microsoft.com/office/word/2015/wordml/symex" xmlns:wpg="http://schemas.microsoft.com/office/word/2010/wordprocessingGroup" xmlns:wpi="http://schemas.microsoft.com/office/word/2010/wordprocessingInk" xmlns:wne="http://schemas.microsoft.com/office/word/2006/wordml" xmlns:wps="http://schemas.microsoft.com/office/word/2010/wordprocessingShape" mc:Ignorable="w14 w15 w16se w16cid w16 w16cex w16sdtdh w16sdtfl w16du wp14">
   <w:footnote w:type="separator" w:id="-1">
     <w:p>
       <w:pPr>
@@ -4395,9 +4585,12 @@
 </file>
 
 <file path=word/header1.xml><?xml version="1.0" encoding="utf-8"?>
-<w:hdr xmlns:wpc="http://schemas.microsoft.com/office/word/2010/wordprocessingCanvas" xmlns:cx="http://schemas.microsoft.com/office/drawing/2014/chartex" xmlns:cx1="http://schemas.microsoft.com/office/drawing/2015/9/8/chartex" xmlns:cx2="http://schemas.microsoft.com/office/drawing/2015/10/21/chartex" xmlns:cx3="http://schemas.microsoft.com/office/drawing/2016/5/9/chartex" xmlns:cx4="http://schemas.microsoft.com/office/drawing/2016/5/10/chartex" xmlns:cx5="http://schemas.microsoft.com/office/drawing/2016/5/11/chartex" xmlns:cx6="http://schemas.microsoft.com/office/drawing/2016/5/12/chartex" xmlns:cx7="http://schemas.microsoft.com/office/drawing/2016/5/13/chartex" xmlns:cx8="http://schemas.microsoft.com/office/drawing/2016/5/14/chartex" xmlns:mc="http://schemas.openxmlformats.org/markup-compatibility/2006" xmlns:aink="http://schemas.microsoft.com/office/drawing/2016/ink" xmlns:am3d="http://schemas.microsoft.com/office/drawing/2017/model3d" xmlns:o="urn:schemas-microsoft-com:office:office" xmlns:oel="http://schemas.microsoft.com/office/2019/extlst" xmlns:r="http://schemas.openxmlformats.org/officeDocument/2006/relationships" xmlns:m="http://schemas.openxmlformats.org/officeDocument/2006/math" xmlns:v="urn:schemas-microsoft-com:vml" xmlns:wp14="http://schemas.microsoft.com/office/word/2010/wordprocessingDrawing" xmlns:wp="http://schemas.openxmlformats.org/drawingml/2006/wordprocessingDrawing" xmlns:w10="urn:schemas-microsoft-com:office:word" xmlns:w="http://schemas.openxmlformats.org/wordprocessingml/2006/main" xmlns:w14="http://schemas.microsoft.com/office/word/2010/wordml" xmlns:w15="http://schemas.microsoft.com/office/word/2012/wordml" xmlns:w16cex="http://schemas.microsoft.com/office/word/2018/wordml/cex" xmlns:w16cid="http://schemas.microsoft.com/office/word/2016/wordml/cid" xmlns:w16="http://schemas.microsoft.com/office/word/2018/wordml" xmlns:w16sdtdh="http://schemas.microsoft.com/office/word/2020/wordml/sdtdatahash" xmlns:w16se="http://schemas.microsoft.com/office/word/2015/wordml/symex" xmlns:wpg="http://schemas.microsoft.com/office/word/2010/wordprocessingGroup" xmlns:wpi="http://schemas.microsoft.com/office/word/2010/wordprocessingInk" xmlns:wne="http://schemas.microsoft.com/office/word/2006/wordml" xmlns:wps="http://schemas.microsoft.com/office/word/2010/wordprocessingShape" mc:Ignorable="w14 w15 w16se w16cid w16 w16cex w16sdtdh wp14">
+<w:hdr xmlns:wpc="http://schemas.microsoft.com/office/word/2010/wordprocessingCanvas" xmlns:cx="http://schemas.microsoft.com/office/drawing/2014/chartex" xmlns:cx1="http://schemas.microsoft.com/office/drawing/2015/9/8/chartex" xmlns:cx2="http://schemas.microsoft.com/office/drawing/2015/10/21/chartex" xmlns:cx3="http://schemas.microsoft.com/office/drawing/2016/5/9/chartex" xmlns:cx4="http://schemas.microsoft.com/office/drawing/2016/5/10/chartex" xmlns:cx5="http://schemas.microsoft.com/office/drawing/2016/5/11/chartex" xmlns:cx6="http://schemas.microsoft.com/office/drawing/2016/5/12/chartex" xmlns:cx7="http://schemas.microsoft.com/office/drawing/2016/5/13/chartex" xmlns:cx8="http://schemas.microsoft.com/office/drawing/2016/5/14/chartex" xmlns:mc="http://schemas.openxmlformats.org/markup-compatibility/2006" xmlns:aink="http://schemas.microsoft.com/office/drawing/2016/ink" xmlns:am3d="http://schemas.microsoft.com/office/drawing/2017/model3d" xmlns:o="urn:schemas-microsoft-com:office:office" xmlns:oel="http://schemas.microsoft.com/office/2019/extlst" xmlns:r="http://schemas.openxmlformats.org/officeDocument/2006/relationships" xmlns:m="http://schemas.openxmlformats.org/officeDocument/2006/math" xmlns:v="urn:schemas-microsoft-com:vml" xmlns:wp14="http://schemas.microsoft.com/office/word/2010/wordprocessingDrawing" xmlns:wp="http://schemas.openxmlformats.org/drawingml/2006/wordprocessingDrawing" xmlns:w10="urn:schemas-microsoft-com:office:word" xmlns:w="http://schemas.openxmlformats.org/wordprocessingml/2006/main" xmlns:w14="http://schemas.microsoft.com/office/word/2010/wordml" xmlns:w15="http://schemas.microsoft.com/office/word/2012/wordml" xmlns:w16cex="http://schemas.microsoft.com/office/word/2018/wordml/cex" xmlns:w16cid="http://schemas.microsoft.com/office/word/2016/wordml/cid" xmlns:w16="http://schemas.microsoft.com/office/word/2018/wordml" xmlns:w16du="http://schemas.microsoft.com/office/word/2023/wordml/word16du" xmlns:w16sdtdh="http://schemas.microsoft.com/office/word/2020/wordml/sdtdatahash" xmlns:w16sdtfl="http://schemas.microsoft.com/office/word/2024/wordml/sdtformatlock" xmlns:w16se="http://schemas.microsoft.com/office/word/2015/wordml/symex" xmlns:wpg="http://schemas.microsoft.com/office/word/2010/wordprocessingGroup" xmlns:wpi="http://schemas.microsoft.com/office/word/2010/wordprocessingInk" xmlns:wne="http://schemas.microsoft.com/office/word/2006/wordml" xmlns:wps="http://schemas.microsoft.com/office/word/2010/wordprocessingShape" mc:Ignorable="w14 w15 w16se w16cid w16 w16cex w16sdtdh w16sdtfl w16du wp14">
   <w:sdt>
     <w:sdtPr>
+      <w:rPr>
+        <w:noProof/>
+      </w:rPr>
       <w:alias w:val="Titel"/>
       <w:tag w:val=""/>
       <w:id w:val="-764766823"/>
@@ -4417,10 +4610,10 @@
           <w:ind w:firstLine="0"/>
         </w:pPr>
         <w:r>
-          <w:t xml:space="preserve">Schulische </w:t>
-        </w:r>
-        <w:r>
-          <w:t>Projektarbeit „Wahlsimulation – Wie beeinflussen externe Faktoren das Ergebnis einer Wahl“</w:t>
+          <w:rPr>
+            <w:noProof/>
+          </w:rPr>
+          <w:t>Schulische Projektarbeit „Wahlsimulation – Wie beeinflussen externe Faktoren das Ergebnis einer Wahl“</w:t>
         </w:r>
       </w:p>
     </w:sdtContent>
@@ -4429,7 +4622,7 @@
 </file>
 
 <file path=word/numbering.xml><?xml version="1.0" encoding="utf-8"?>
-<w:numbering xmlns:wpc="http://schemas.microsoft.com/office/word/2010/wordprocessingCanvas" xmlns:cx="http://schemas.microsoft.com/office/drawing/2014/chartex" xmlns:cx1="http://schemas.microsoft.com/office/drawing/2015/9/8/chartex" xmlns:cx2="http://schemas.microsoft.com/office/drawing/2015/10/21/chartex" xmlns:cx3="http://schemas.microsoft.com/office/drawing/2016/5/9/chartex" xmlns:cx4="http://schemas.microsoft.com/office/drawing/2016/5/10/chartex" xmlns:cx5="http://schemas.microsoft.com/office/drawing/2016/5/11/chartex" xmlns:cx6="http://schemas.microsoft.com/office/drawing/2016/5/12/chartex" xmlns:cx7="http://schemas.microsoft.com/office/drawing/2016/5/13/chartex" xmlns:cx8="http://schemas.microsoft.com/office/drawing/2016/5/14/chartex" xmlns:mc="http://schemas.openxmlformats.org/markup-compatibility/2006" xmlns:aink="http://schemas.microsoft.com/office/drawing/2016/ink" xmlns:am3d="http://schemas.microsoft.com/office/drawing/2017/model3d" xmlns:o="urn:schemas-microsoft-com:office:office" xmlns:oel="http://schemas.microsoft.com/office/2019/extlst" xmlns:r="http://schemas.openxmlformats.org/officeDocument/2006/relationships" xmlns:m="http://schemas.openxmlformats.org/officeDocument/2006/math" xmlns:v="urn:schemas-microsoft-com:vml" xmlns:wp14="http://schemas.microsoft.com/office/word/2010/wordprocessingDrawing" xmlns:wp="http://schemas.openxmlformats.org/drawingml/2006/wordprocessingDrawing" xmlns:w10="urn:schemas-microsoft-com:office:word" xmlns:w="http://schemas.openxmlformats.org/wordprocessingml/2006/main" xmlns:w14="http://schemas.microsoft.com/office/word/2010/wordml" xmlns:w15="http://schemas.microsoft.com/office/word/2012/wordml" xmlns:w16cex="http://schemas.microsoft.com/office/word/2018/wordml/cex" xmlns:w16cid="http://schemas.microsoft.com/office/word/2016/wordml/cid" xmlns:w16="http://schemas.microsoft.com/office/word/2018/wordml" xmlns:w16sdtdh="http://schemas.microsoft.com/office/word/2020/wordml/sdtdatahash" xmlns:w16se="http://schemas.microsoft.com/office/word/2015/wordml/symex" xmlns:wpg="http://schemas.microsoft.com/office/word/2010/wordprocessingGroup" xmlns:wpi="http://schemas.microsoft.com/office/word/2010/wordprocessingInk" xmlns:wne="http://schemas.microsoft.com/office/word/2006/wordml" xmlns:wps="http://schemas.microsoft.com/office/word/2010/wordprocessingShape" mc:Ignorable="w14 w15 w16se w16cid w16 w16cex w16sdtdh wp14">
+<w:numbering xmlns:wpc="http://schemas.microsoft.com/office/word/2010/wordprocessingCanvas" xmlns:cx="http://schemas.microsoft.com/office/drawing/2014/chartex" xmlns:cx1="http://schemas.microsoft.com/office/drawing/2015/9/8/chartex" xmlns:cx2="http://schemas.microsoft.com/office/drawing/2015/10/21/chartex" xmlns:cx3="http://schemas.microsoft.com/office/drawing/2016/5/9/chartex" xmlns:cx4="http://schemas.microsoft.com/office/drawing/2016/5/10/chartex" xmlns:cx5="http://schemas.microsoft.com/office/drawing/2016/5/11/chartex" xmlns:cx6="http://schemas.microsoft.com/office/drawing/2016/5/12/chartex" xmlns:cx7="http://schemas.microsoft.com/office/drawing/2016/5/13/chartex" xmlns:cx8="http://schemas.microsoft.com/office/drawing/2016/5/14/chartex" xmlns:mc="http://schemas.openxmlformats.org/markup-compatibility/2006" xmlns:aink="http://schemas.microsoft.com/office/drawing/2016/ink" xmlns:am3d="http://schemas.microsoft.com/office/drawing/2017/model3d" xmlns:o="urn:schemas-microsoft-com:office:office" xmlns:oel="http://schemas.microsoft.com/office/2019/extlst" xmlns:r="http://schemas.openxmlformats.org/officeDocument/2006/relationships" xmlns:m="http://schemas.openxmlformats.org/officeDocument/2006/math" xmlns:v="urn:schemas-microsoft-com:vml" xmlns:wp14="http://schemas.microsoft.com/office/word/2010/wordprocessingDrawing" xmlns:wp="http://schemas.openxmlformats.org/drawingml/2006/wordprocessingDrawing" xmlns:w10="urn:schemas-microsoft-com:office:word" xmlns:w="http://schemas.openxmlformats.org/wordprocessingml/2006/main" xmlns:w14="http://schemas.microsoft.com/office/word/2010/wordml" xmlns:w15="http://schemas.microsoft.com/office/word/2012/wordml" xmlns:w16cex="http://schemas.microsoft.com/office/word/2018/wordml/cex" xmlns:w16cid="http://schemas.microsoft.com/office/word/2016/wordml/cid" xmlns:w16="http://schemas.microsoft.com/office/word/2018/wordml" xmlns:w16du="http://schemas.microsoft.com/office/word/2023/wordml/word16du" xmlns:w16sdtdh="http://schemas.microsoft.com/office/word/2020/wordml/sdtdatahash" xmlns:w16sdtfl="http://schemas.microsoft.com/office/word/2024/wordml/sdtformatlock" xmlns:w16se="http://schemas.microsoft.com/office/word/2015/wordml/symex" xmlns:wpg="http://schemas.microsoft.com/office/word/2010/wordprocessingGroup" xmlns:wpi="http://schemas.microsoft.com/office/word/2010/wordprocessingInk" xmlns:wne="http://schemas.microsoft.com/office/word/2006/wordml" xmlns:wps="http://schemas.microsoft.com/office/word/2010/wordprocessingShape" mc:Ignorable="w14 w15 w16se w16cid w16 w16cex w16sdtdh w16sdtfl w16du wp14">
   <w:abstractNum w:abstractNumId="0" w15:restartNumberingAfterBreak="0">
     <w:nsid w:val="5B2E3A0C"/>
     <w:multiLevelType w:val="multilevel"/>
@@ -4558,7 +4751,7 @@
 </file>
 
 <file path=word/styles.xml><?xml version="1.0" encoding="utf-8"?>
-<w:styles xmlns:mc="http://schemas.openxmlformats.org/markup-compatibility/2006" xmlns:r="http://schemas.openxmlformats.org/officeDocument/2006/relationships" xmlns:w="http://schemas.openxmlformats.org/wordprocessingml/2006/main" xmlns:w14="http://schemas.microsoft.com/office/word/2010/wordml" xmlns:w15="http://schemas.microsoft.com/office/word/2012/wordml" xmlns:w16cex="http://schemas.microsoft.com/office/word/2018/wordml/cex" xmlns:w16cid="http://schemas.microsoft.com/office/word/2016/wordml/cid" xmlns:w16="http://schemas.microsoft.com/office/word/2018/wordml" xmlns:w16sdtdh="http://schemas.microsoft.com/office/word/2020/wordml/sdtdatahash" xmlns:w16se="http://schemas.microsoft.com/office/word/2015/wordml/symex" mc:Ignorable="w14 w15 w16se w16cid w16 w16cex w16sdtdh">
+<w:styles xmlns:mc="http://schemas.openxmlformats.org/markup-compatibility/2006" xmlns:r="http://schemas.openxmlformats.org/officeDocument/2006/relationships" xmlns:w="http://schemas.openxmlformats.org/wordprocessingml/2006/main" xmlns:w14="http://schemas.microsoft.com/office/word/2010/wordml" xmlns:w15="http://schemas.microsoft.com/office/word/2012/wordml" xmlns:w16cex="http://schemas.microsoft.com/office/word/2018/wordml/cex" xmlns:w16cid="http://schemas.microsoft.com/office/word/2016/wordml/cid" xmlns:w16="http://schemas.microsoft.com/office/word/2018/wordml" xmlns:w16du="http://schemas.microsoft.com/office/word/2023/wordml/word16du" xmlns:w16sdtdh="http://schemas.microsoft.com/office/word/2020/wordml/sdtdatahash" xmlns:w16sdtfl="http://schemas.microsoft.com/office/word/2024/wordml/sdtformatlock" xmlns:w16se="http://schemas.microsoft.com/office/word/2015/wordml/symex" mc:Ignorable="w14 w15 w16se w16cid w16 w16cex w16sdtdh w16sdtfl w16du">
   <w:docDefaults>
     <w:rPrDefault>
       <w:rPr>
@@ -5790,7 +5983,7 @@
 </file>
 
 <file path=word/glossary/document.xml><?xml version="1.0" encoding="utf-8"?>
-<w:glossaryDocument xmlns:wpc="http://schemas.microsoft.com/office/word/2010/wordprocessingCanvas" xmlns:cx="http://schemas.microsoft.com/office/drawing/2014/chartex" xmlns:cx1="http://schemas.microsoft.com/office/drawing/2015/9/8/chartex" xmlns:cx2="http://schemas.microsoft.com/office/drawing/2015/10/21/chartex" xmlns:cx3="http://schemas.microsoft.com/office/drawing/2016/5/9/chartex" xmlns:cx4="http://schemas.microsoft.com/office/drawing/2016/5/10/chartex" xmlns:cx5="http://schemas.microsoft.com/office/drawing/2016/5/11/chartex" xmlns:cx6="http://schemas.microsoft.com/office/drawing/2016/5/12/chartex" xmlns:cx7="http://schemas.microsoft.com/office/drawing/2016/5/13/chartex" xmlns:cx8="http://schemas.microsoft.com/office/drawing/2016/5/14/chartex" xmlns:mc="http://schemas.openxmlformats.org/markup-compatibility/2006" xmlns:aink="http://schemas.microsoft.com/office/drawing/2016/ink" xmlns:am3d="http://schemas.microsoft.com/office/drawing/2017/model3d" xmlns:o="urn:schemas-microsoft-com:office:office" xmlns:oel="http://schemas.microsoft.com/office/2019/extlst" xmlns:r="http://schemas.openxmlformats.org/officeDocument/2006/relationships" xmlns:m="http://schemas.openxmlformats.org/officeDocument/2006/math" xmlns:v="urn:schemas-microsoft-com:vml" xmlns:wp14="http://schemas.microsoft.com/office/word/2010/wordprocessingDrawing" xmlns:wp="http://schemas.openxmlformats.org/drawingml/2006/wordprocessingDrawing" xmlns:w10="urn:schemas-microsoft-com:office:word" xmlns:w="http://schemas.openxmlformats.org/wordprocessingml/2006/main" xmlns:w14="http://schemas.microsoft.com/office/word/2010/wordml" xmlns:w15="http://schemas.microsoft.com/office/word/2012/wordml" xmlns:w16cex="http://schemas.microsoft.com/office/word/2018/wordml/cex" xmlns:w16cid="http://schemas.microsoft.com/office/word/2016/wordml/cid" xmlns:w16="http://schemas.microsoft.com/office/word/2018/wordml" xmlns:w16sdtdh="http://schemas.microsoft.com/office/word/2020/wordml/sdtdatahash" xmlns:w16se="http://schemas.microsoft.com/office/word/2015/wordml/symex" xmlns:wpg="http://schemas.microsoft.com/office/word/2010/wordprocessingGroup" xmlns:wpi="http://schemas.microsoft.com/office/word/2010/wordprocessingInk" xmlns:wne="http://schemas.microsoft.com/office/word/2006/wordml" xmlns:wps="http://schemas.microsoft.com/office/word/2010/wordprocessingShape" mc:Ignorable="w14 w15 w16se w16cid w16 w16cex w16sdtdh wp14">
+<w:glossaryDocument xmlns:wpc="http://schemas.microsoft.com/office/word/2010/wordprocessingCanvas" xmlns:cx="http://schemas.microsoft.com/office/drawing/2014/chartex" xmlns:cx1="http://schemas.microsoft.com/office/drawing/2015/9/8/chartex" xmlns:cx2="http://schemas.microsoft.com/office/drawing/2015/10/21/chartex" xmlns:cx3="http://schemas.microsoft.com/office/drawing/2016/5/9/chartex" xmlns:cx4="http://schemas.microsoft.com/office/drawing/2016/5/10/chartex" xmlns:cx5="http://schemas.microsoft.com/office/drawing/2016/5/11/chartex" xmlns:cx6="http://schemas.microsoft.com/office/drawing/2016/5/12/chartex" xmlns:cx7="http://schemas.microsoft.com/office/drawing/2016/5/13/chartex" xmlns:cx8="http://schemas.microsoft.com/office/drawing/2016/5/14/chartex" xmlns:mc="http://schemas.openxmlformats.org/markup-compatibility/2006" xmlns:aink="http://schemas.microsoft.com/office/drawing/2016/ink" xmlns:am3d="http://schemas.microsoft.com/office/drawing/2017/model3d" xmlns:o="urn:schemas-microsoft-com:office:office" xmlns:oel="http://schemas.microsoft.com/office/2019/extlst" xmlns:r="http://schemas.openxmlformats.org/officeDocument/2006/relationships" xmlns:m="http://schemas.openxmlformats.org/officeDocument/2006/math" xmlns:v="urn:schemas-microsoft-com:vml" xmlns:wp14="http://schemas.microsoft.com/office/word/2010/wordprocessingDrawing" xmlns:wp="http://schemas.openxmlformats.org/drawingml/2006/wordprocessingDrawing" xmlns:w10="urn:schemas-microsoft-com:office:word" xmlns:w="http://schemas.openxmlformats.org/wordprocessingml/2006/main" xmlns:w14="http://schemas.microsoft.com/office/word/2010/wordml" xmlns:w15="http://schemas.microsoft.com/office/word/2012/wordml" xmlns:w16cex="http://schemas.microsoft.com/office/word/2018/wordml/cex" xmlns:w16cid="http://schemas.microsoft.com/office/word/2016/wordml/cid" xmlns:w16="http://schemas.microsoft.com/office/word/2018/wordml" xmlns:w16du="http://schemas.microsoft.com/office/word/2023/wordml/word16du" xmlns:w16sdtdh="http://schemas.microsoft.com/office/word/2020/wordml/sdtdatahash" xmlns:w16sdtfl="http://schemas.microsoft.com/office/word/2024/wordml/sdtformatlock" xmlns:w16se="http://schemas.microsoft.com/office/word/2015/wordml/symex" xmlns:wpg="http://schemas.microsoft.com/office/word/2010/wordprocessingGroup" xmlns:wpi="http://schemas.microsoft.com/office/word/2010/wordprocessingInk" xmlns:wne="http://schemas.microsoft.com/office/word/2006/wordml" xmlns:wps="http://schemas.microsoft.com/office/word/2010/wordprocessingShape" mc:Ignorable="w14 w15 w16se w16cid w16 w16cex w16sdtdh w16sdtfl w16du wp14">
   <w:docParts>
     <w:docPart>
       <w:docPartPr>
@@ -5849,7 +6042,7 @@
 </file>
 
 <file path=word/glossary/fontTable.xml><?xml version="1.0" encoding="utf-8"?>
-<w:fonts xmlns:mc="http://schemas.openxmlformats.org/markup-compatibility/2006" xmlns:r="http://schemas.openxmlformats.org/officeDocument/2006/relationships" xmlns:w="http://schemas.openxmlformats.org/wordprocessingml/2006/main" xmlns:w14="http://schemas.microsoft.com/office/word/2010/wordml" xmlns:w15="http://schemas.microsoft.com/office/word/2012/wordml" xmlns:w16cex="http://schemas.microsoft.com/office/word/2018/wordml/cex" xmlns:w16cid="http://schemas.microsoft.com/office/word/2016/wordml/cid" xmlns:w16="http://schemas.microsoft.com/office/word/2018/wordml" xmlns:w16sdtdh="http://schemas.microsoft.com/office/word/2020/wordml/sdtdatahash" xmlns:w16se="http://schemas.microsoft.com/office/word/2015/wordml/symex" mc:Ignorable="w14 w15 w16se w16cid w16 w16cex w16sdtdh">
+<w:fonts xmlns:mc="http://schemas.openxmlformats.org/markup-compatibility/2006" xmlns:r="http://schemas.openxmlformats.org/officeDocument/2006/relationships" xmlns:w="http://schemas.openxmlformats.org/wordprocessingml/2006/main" xmlns:w14="http://schemas.microsoft.com/office/word/2010/wordml" xmlns:w15="http://schemas.microsoft.com/office/word/2012/wordml" xmlns:w16cex="http://schemas.microsoft.com/office/word/2018/wordml/cex" xmlns:w16cid="http://schemas.microsoft.com/office/word/2016/wordml/cid" xmlns:w16="http://schemas.microsoft.com/office/word/2018/wordml" xmlns:w16du="http://schemas.microsoft.com/office/word/2023/wordml/word16du" xmlns:w16sdtdh="http://schemas.microsoft.com/office/word/2020/wordml/sdtdatahash" xmlns:w16sdtfl="http://schemas.microsoft.com/office/word/2024/wordml/sdtformatlock" xmlns:w16se="http://schemas.microsoft.com/office/word/2015/wordml/symex" mc:Ignorable="w14 w15 w16se w16cid w16 w16cex w16sdtdh w16sdtfl w16du">
   <w:font w:name="Times New Roman">
     <w:panose1 w:val="02020603050405020304"/>
     <w:charset w:val="00"/>
@@ -5873,7 +6066,7 @@
 </file>
 
 <file path=word/glossary/settings.xml><?xml version="1.0" encoding="utf-8"?>
-<w:settings xmlns:mc="http://schemas.openxmlformats.org/markup-compatibility/2006" xmlns:o="urn:schemas-microsoft-com:office:office" xmlns:r="http://schemas.openxmlformats.org/officeDocument/2006/relationships" xmlns:m="http://schemas.openxmlformats.org/officeDocument/2006/math" xmlns:v="urn:schemas-microsoft-com:vml" xmlns:w10="urn:schemas-microsoft-com:office:word" xmlns:w="http://schemas.openxmlformats.org/wordprocessingml/2006/main" xmlns:w14="http://schemas.microsoft.com/office/word/2010/wordml" xmlns:w15="http://schemas.microsoft.com/office/word/2012/wordml" xmlns:w16cex="http://schemas.microsoft.com/office/word/2018/wordml/cex" xmlns:w16cid="http://schemas.microsoft.com/office/word/2016/wordml/cid" xmlns:w16="http://schemas.microsoft.com/office/word/2018/wordml" xmlns:w16sdtdh="http://schemas.microsoft.com/office/word/2020/wordml/sdtdatahash" xmlns:w16se="http://schemas.microsoft.com/office/word/2015/wordml/symex" xmlns:sl="http://schemas.openxmlformats.org/schemaLibrary/2006/main" mc:Ignorable="w14 w15 w16se w16cid w16 w16cex w16sdtdh">
+<w:settings xmlns:mc="http://schemas.openxmlformats.org/markup-compatibility/2006" xmlns:o="urn:schemas-microsoft-com:office:office" xmlns:r="http://schemas.openxmlformats.org/officeDocument/2006/relationships" xmlns:m="http://schemas.openxmlformats.org/officeDocument/2006/math" xmlns:v="urn:schemas-microsoft-com:vml" xmlns:w10="urn:schemas-microsoft-com:office:word" xmlns:w="http://schemas.openxmlformats.org/wordprocessingml/2006/main" xmlns:w14="http://schemas.microsoft.com/office/word/2010/wordml" xmlns:w15="http://schemas.microsoft.com/office/word/2012/wordml" xmlns:w16cex="http://schemas.microsoft.com/office/word/2018/wordml/cex" xmlns:w16cid="http://schemas.microsoft.com/office/word/2016/wordml/cid" xmlns:w16="http://schemas.microsoft.com/office/word/2018/wordml" xmlns:w16du="http://schemas.microsoft.com/office/word/2023/wordml/word16du" xmlns:w16sdtdh="http://schemas.microsoft.com/office/word/2020/wordml/sdtdatahash" xmlns:w16sdtfl="http://schemas.microsoft.com/office/word/2024/wordml/sdtformatlock" xmlns:w16se="http://schemas.microsoft.com/office/word/2015/wordml/symex" xmlns:sl="http://schemas.openxmlformats.org/schemaLibrary/2006/main" mc:Ignorable="w14 w15 w16se w16cid w16 w16cex w16sdtdh w16sdtfl w16du">
   <w:view w:val="normal"/>
   <w:defaultTabStop w:val="708"/>
   <w:hyphenationZone w:val="425"/>
@@ -5893,7 +6086,9 @@
     <w:rsid w:val="001E0588"/>
     <w:rsid w:val="0027101E"/>
     <w:rsid w:val="002B0A82"/>
+    <w:rsid w:val="003149CE"/>
     <w:rsid w:val="00451CAA"/>
+    <w:rsid w:val="005F4488"/>
     <w:rsid w:val="006A31DF"/>
     <w:rsid w:val="00836D11"/>
     <w:rsid w:val="00A437C6"/>
@@ -5921,7 +6116,7 @@
 </file>
 
 <file path=word/glossary/styles.xml><?xml version="1.0" encoding="utf-8"?>
-<w:styles xmlns:mc="http://schemas.openxmlformats.org/markup-compatibility/2006" xmlns:r="http://schemas.openxmlformats.org/officeDocument/2006/relationships" xmlns:w="http://schemas.openxmlformats.org/wordprocessingml/2006/main" xmlns:w14="http://schemas.microsoft.com/office/word/2010/wordml" xmlns:w15="http://schemas.microsoft.com/office/word/2012/wordml" xmlns:w16cex="http://schemas.microsoft.com/office/word/2018/wordml/cex" xmlns:w16cid="http://schemas.microsoft.com/office/word/2016/wordml/cid" xmlns:w16="http://schemas.microsoft.com/office/word/2018/wordml" xmlns:w16sdtdh="http://schemas.microsoft.com/office/word/2020/wordml/sdtdatahash" xmlns:w16se="http://schemas.microsoft.com/office/word/2015/wordml/symex" mc:Ignorable="w14 w15 w16se w16cid w16 w16cex w16sdtdh">
+<w:styles xmlns:mc="http://schemas.openxmlformats.org/markup-compatibility/2006" xmlns:r="http://schemas.openxmlformats.org/officeDocument/2006/relationships" xmlns:w="http://schemas.openxmlformats.org/wordprocessingml/2006/main" xmlns:w14="http://schemas.microsoft.com/office/word/2010/wordml" xmlns:w15="http://schemas.microsoft.com/office/word/2012/wordml" xmlns:w16cex="http://schemas.microsoft.com/office/word/2018/wordml/cex" xmlns:w16cid="http://schemas.microsoft.com/office/word/2016/wordml/cid" xmlns:w16="http://schemas.microsoft.com/office/word/2018/wordml" xmlns:w16du="http://schemas.microsoft.com/office/word/2023/wordml/word16du" xmlns:w16sdtdh="http://schemas.microsoft.com/office/word/2020/wordml/sdtdatahash" xmlns:w16sdtfl="http://schemas.microsoft.com/office/word/2024/wordml/sdtformatlock" xmlns:w16se="http://schemas.microsoft.com/office/word/2015/wordml/symex" mc:Ignorable="w14 w15 w16se w16cid w16 w16cex w16sdtdh w16sdtfl w16du">
   <w:docDefaults>
     <w:rPrDefault>
       <w:rPr>
@@ -6362,7 +6557,7 @@
 </file>
 
 <file path=word/glossary/webSettings.xml><?xml version="1.0" encoding="utf-8"?>
-<w:webSettings xmlns:mc="http://schemas.openxmlformats.org/markup-compatibility/2006" xmlns:r="http://schemas.openxmlformats.org/officeDocument/2006/relationships" xmlns:w="http://schemas.openxmlformats.org/wordprocessingml/2006/main" xmlns:w14="http://schemas.microsoft.com/office/word/2010/wordml" xmlns:w15="http://schemas.microsoft.com/office/word/2012/wordml" xmlns:w16cex="http://schemas.microsoft.com/office/word/2018/wordml/cex" xmlns:w16cid="http://schemas.microsoft.com/office/word/2016/wordml/cid" xmlns:w16="http://schemas.microsoft.com/office/word/2018/wordml" xmlns:w16sdtdh="http://schemas.microsoft.com/office/word/2020/wordml/sdtdatahash" xmlns:w16se="http://schemas.microsoft.com/office/word/2015/wordml/symex" mc:Ignorable="w14 w15 w16se w16cid w16 w16cex w16sdtdh">
+<w:webSettings xmlns:mc="http://schemas.openxmlformats.org/markup-compatibility/2006" xmlns:r="http://schemas.openxmlformats.org/officeDocument/2006/relationships" xmlns:w="http://schemas.openxmlformats.org/wordprocessingml/2006/main" xmlns:w14="http://schemas.microsoft.com/office/word/2010/wordml" xmlns:w15="http://schemas.microsoft.com/office/word/2012/wordml" xmlns:w16cex="http://schemas.microsoft.com/office/word/2018/wordml/cex" xmlns:w16cid="http://schemas.microsoft.com/office/word/2016/wordml/cid" xmlns:w16="http://schemas.microsoft.com/office/word/2018/wordml" xmlns:w16du="http://schemas.microsoft.com/office/word/2023/wordml/word16du" xmlns:w16sdtdh="http://schemas.microsoft.com/office/word/2020/wordml/sdtdatahash" xmlns:w16sdtfl="http://schemas.microsoft.com/office/word/2024/wordml/sdtformatlock" xmlns:w16se="http://schemas.microsoft.com/office/word/2015/wordml/symex" mc:Ignorable="w14 w15 w16se w16cid w16 w16cex w16sdtdh w16sdtfl w16du">
   <w:optimizeForBrowser/>
   <w:allowPNG/>
 </w:webSettings>

--- a/Documentation/Berufschulprojekt.docx
+++ b/Documentation/Berufschulprojekt.docx
@@ -4,7 +4,6 @@
   <w:body>
     <w:p>
       <w:pPr>
-        <w:ind w:firstLine="0"/>
         <w:sectPr>
           <w:headerReference w:type="default" r:id="rId8"/>
           <w:footerReference w:type="default" r:id="rId9"/>
@@ -3660,6 +3659,123 @@
       <w:bookmarkEnd w:id="5"/>
     </w:p>
     <w:p>
+      <w:r>
+        <w:t xml:space="preserve">Im Rahmen des dritten Lehrjahres wird ein Simulationsprojekt </w:t>
+      </w:r>
+      <w:r>
+        <w:t xml:space="preserve">Namens „Das unberechenbare Volk“. </w:t>
+      </w:r>
+      <w:r>
+        <w:t xml:space="preserve">Ziel des Projektes ist die Wissensabfrage und Prüfungsvorbereitung der einzelnen </w:t>
+      </w:r>
+      <w:r>
+        <w:t>Auszubildenden</w:t>
+      </w:r>
+      <w:r>
+        <w:t>. Aufgrund dessen umfängt das Projekt folgendes Ziel:</w:t>
+      </w:r>
+    </w:p>
+    <w:p>
+      <w:r>
+        <w:t>E</w:t>
+      </w:r>
+      <w:r>
+        <w:t>ine Visualisierung einer komplexen Wahlsimulation zu erstellen</w:t>
+      </w:r>
+      <w:r>
+        <w:t>, welche den Einfluss</w:t>
+      </w:r>
+      <w:r>
+        <w:t xml:space="preserve"> von externen Faktoren</w:t>
+      </w:r>
+      <w:r>
+        <w:t xml:space="preserve"> </w:t>
+      </w:r>
+      <w:r>
+        <w:t>auf die Wahlergebnisse auswertet und simuliert.</w:t>
+      </w:r>
+    </w:p>
+    <w:p>
+      <w:r>
+        <w:t>D</w:t>
+      </w:r>
+      <w:r>
+        <w:t xml:space="preserve">as Projekt soll als Windows-Anwendung </w:t>
+      </w:r>
+      <w:r>
+        <w:t xml:space="preserve">mit einer grafischen </w:t>
+      </w:r>
+      <w:r>
+        <w:t xml:space="preserve">Benutzeroberfläche </w:t>
+      </w:r>
+      <w:r>
+        <w:t xml:space="preserve">umgesetzt werden, die Ausführung des Projektes soll </w:t>
+      </w:r>
+      <w:r>
+        <w:t>auf den, von de</w:t>
+      </w:r>
+      <w:r>
+        <w:t>r</w:t>
+      </w:r>
+      <w:r>
+        <w:t xml:space="preserve"> </w:t>
+      </w:r>
+      <w:r>
+        <w:t>Schule</w:t>
+      </w:r>
+      <w:r>
+        <w:t xml:space="preserve"> bereitgestellten</w:t>
+      </w:r>
+      <w:r>
+        <w:t>,</w:t>
+      </w:r>
+      <w:r>
+        <w:t xml:space="preserve"> </w:t>
+      </w:r>
+      <w:r>
+        <w:t>PCs</w:t>
+      </w:r>
+      <w:r>
+        <w:t xml:space="preserve"> </w:t>
+      </w:r>
+      <w:r>
+        <w:t>umgesetzt werden</w:t>
+      </w:r>
+      <w:r>
+        <w:t>.</w:t>
+      </w:r>
+      <w:r>
+        <w:t xml:space="preserve"> </w:t>
+      </w:r>
+      <w:r>
+        <w:t>Die Kernherausforderung des Projektes</w:t>
+      </w:r>
+      <w:r>
+        <w:t xml:space="preserve"> ist es, die Unvorhersehbarkeit d</w:t>
+      </w:r>
+      <w:r>
+        <w:t>er polit</w:t>
+      </w:r>
+      <w:r>
+        <w:t xml:space="preserve">ischen Prozesse </w:t>
+      </w:r>
+      <w:r>
+        <w:t>durch Zufallsereignisse zu</w:t>
+      </w:r>
+      <w:r>
+        <w:t xml:space="preserve"> modellieren und diese in einer performanten </w:t>
+      </w:r>
+      <w:r>
+        <w:t>E</w:t>
+      </w:r>
+      <w:r>
+        <w:t>chtzeit</w:t>
+      </w:r>
+      <w:r>
+        <w:t>-Anwendung darzustellen.</w:t>
+      </w:r>
+    </w:p>
+    <w:p>
       <w:pPr>
         <w:pStyle w:val="berschrift2"/>
         <w:numPr>
@@ -3678,6 +3794,63 @@
       <w:bookmarkEnd w:id="7"/>
     </w:p>
     <w:p>
+      <w:r>
+        <w:t>Die für dieses Projekt fokussierten Projektziele si</w:t>
+      </w:r>
+      <w:r>
+        <w:t xml:space="preserve">nd eine intuitive, moderne und benutzerfreundliche </w:t>
+      </w:r>
+      <w:r>
+        <w:t>grafische Benutzeroberfläche</w:t>
+      </w:r>
+      <w:r>
+        <w:t xml:space="preserve"> und eine Darstellung von Interaktionen zwischen </w:t>
+      </w:r>
+      <w:r>
+        <w:t>Wählern, Parteien und externen Einflüssen.</w:t>
+      </w:r>
+      <w:r>
+        <w:t xml:space="preserve"> Das Projekt soll die Auswirkung </w:t>
+      </w:r>
+      <w:r>
+        <w:t>medialer</w:t>
+      </w:r>
+      <w:r>
+        <w:t xml:space="preserve"> und anderer externer Faktoren in festgelegten Zeitabschnitte</w:t>
+      </w:r>
+      <w:r>
+        <w:t>n</w:t>
+      </w:r>
+      <w:r>
+        <w:t xml:space="preserve"> </w:t>
+      </w:r>
+      <w:r>
+        <w:t>nachvollziehbar</w:t>
+      </w:r>
+      <w:r>
+        <w:t xml:space="preserve"> visuali</w:t>
+      </w:r>
+      <w:r>
+        <w:t>sieren. Die Abgabe der Anwendung</w:t>
+      </w:r>
+      <w:r>
+        <w:t xml:space="preserve"> am </w:t>
+      </w:r>
+      <w:r>
+        <w:rPr>
+          <w:b/>
+          <w:bCs/>
+        </w:rPr>
+        <w:t>06.02.2026</w:t>
+      </w:r>
+      <w:r>
+        <w:t xml:space="preserve"> erfolgt mit einer einzelnen Ausführbaren, auf Windows lauffähigen Datei</w:t>
+      </w:r>
+      <w:r>
+        <w:t>.</w:t>
+      </w:r>
+    </w:p>
+    <w:p>
       <w:pPr>
         <w:pStyle w:val="berschrift2"/>
         <w:numPr>
@@ -3695,6 +3868,121 @@
       <w:bookmarkEnd w:id="8"/>
     </w:p>
     <w:p>
+      <w:r>
+        <w:t xml:space="preserve">Um eine </w:t>
+      </w:r>
+      <w:r>
+        <w:t xml:space="preserve">strukturierte und phasenbasierte Entwicklung </w:t>
+      </w:r>
+      <w:r>
+        <w:t>sicherzustellen,</w:t>
+      </w:r>
+      <w:r>
+        <w:t xml:space="preserve"> wird im Rahmen dieser Projektarbeit das Wasserfallmodell verwendet</w:t>
+      </w:r>
+      <w:r>
+        <w:t xml:space="preserve">. Die technische Umsetzung des Projektes erfolgt </w:t>
+      </w:r>
+      <w:r>
+        <w:t>ausschließlich auf Basis von Java SE</w:t>
+      </w:r>
+      <w:r>
+        <w:t>, die grafische Benutzeroberfläche des Projektes wird mit JavaFX realisiert</w:t>
+      </w:r>
+      <w:r>
+        <w:t>. Um entstehende Abhängigkeiten</w:t>
+      </w:r>
+      <w:r>
+        <w:t xml:space="preserve"> angebracht Verwalten zu können wird Maven eingesetzt</w:t>
+      </w:r>
+      <w:r>
+        <w:t>.</w:t>
+      </w:r>
+    </w:p>
+    <w:p/>
+    <w:p>
+      <w:r>
+        <w:t>Die Entscheidung zu Verwendung von JDK 21 beruht auf</w:t>
+      </w:r>
+      <w:r>
+        <w:t xml:space="preserve"> mehreren Faktoren. Die Verwendung von JDK 21 bietet eine</w:t>
+      </w:r>
+      <w:r>
+        <w:t xml:space="preserve">n Long-Term-Support in vergleich zu anderen JDKs die den Support nur zur nächsten </w:t>
+      </w:r>
+      <w:r>
+        <w:t>Veröffentlichungsversion</w:t>
+      </w:r>
+      <w:r>
+        <w:t xml:space="preserve"> </w:t>
+      </w:r>
+      <w:r>
+        <w:t>beibehalten</w:t>
+      </w:r>
+      <w:r>
+        <w:t xml:space="preserve">. Sie versichert eine </w:t>
+      </w:r>
+      <w:r>
+        <w:t>hohe Sicherheit durch stetige Sicherheitsupdates und eine langfristige Stabilität</w:t>
+      </w:r>
+      <w:r>
+        <w:t xml:space="preserve"> und Zuverlässigkeit. Sowie zur </w:t>
+      </w:r>
+      <w:r>
+        <w:lastRenderedPageBreak/>
+        <w:t>Prävention möglicher Kompatibil</w:t>
+      </w:r>
+      <w:r>
+        <w:t xml:space="preserve">itätsprobleme der Schulrechner, welche ggf. nicht die benötigte </w:t>
+      </w:r>
+      <w:r>
+        <w:t>JDK Version vorweisen.</w:t>
+      </w:r>
+    </w:p>
+    <w:p/>
+    <w:p>
+      <w:r>
+        <w:t xml:space="preserve">Dieses Projekt beschränkt sich bewusst auf die im Projektauftrag </w:t>
+      </w:r>
+      <w:r>
+        <w:t>definierten</w:t>
+      </w:r>
+      <w:r>
+        <w:t xml:space="preserve"> Funktionen</w:t>
+      </w:r>
+      <w:r>
+        <w:t xml:space="preserve">. Um den Projektumfang nicht zu überschreiten werden </w:t>
+      </w:r>
+      <w:r>
+        <w:t>komplexere Zusatzfunktionen wie die Anbindung einer Datenbank zur Speicherung der Simulationsergebnisse</w:t>
+      </w:r>
+      <w:r>
+        <w:t xml:space="preserve"> oder</w:t>
+      </w:r>
+      <w:r>
+        <w:t xml:space="preserve"> ein</w:t>
+      </w:r>
+      <w:r>
+        <w:t>e</w:t>
+      </w:r>
+      <w:r>
+        <w:t xml:space="preserve"> </w:t>
+      </w:r>
+      <w:r>
+        <w:t>k</w:t>
+      </w:r>
+      <w:r>
+        <w:t>ünstliche Intelligenz</w:t>
+      </w:r>
+      <w:r>
+        <w:t xml:space="preserve"> ausgeschlossen. </w:t>
+      </w:r>
+      <w:r>
+        <w:t>Die Anwendung wird zudem als reine Windows-Anwendung um die Lauffähigkeit auf der Zielhardware zu gewährleisten.</w:t>
+      </w:r>
+    </w:p>
+    <w:p/>
+    <w:p>
       <w:pPr>
         <w:pStyle w:val="berschrift2"/>
         <w:numPr>
@@ -4140,7 +4428,6 @@
     <w:p>
       <w:pPr>
         <w:spacing w:after="160" w:line="278" w:lineRule="auto"/>
-        <w:ind w:firstLine="0"/>
         <w:jc w:val="left"/>
         <w:rPr>
           <w:rFonts w:eastAsiaTheme="majorEastAsia" w:cstheme="majorBidi"/>
@@ -4607,7 +4894,6 @@
           <w:pBdr>
             <w:bottom w:val="single" w:sz="4" w:space="1" w:color="auto"/>
           </w:pBdr>
-          <w:ind w:firstLine="0"/>
         </w:pPr>
         <w:r>
           <w:rPr>
@@ -5151,10 +5437,9 @@
     <w:name w:val="Normal"/>
     <w:aliases w:val="Standard (Fließtext)"/>
     <w:qFormat/>
-    <w:rsid w:val="003D217A"/>
+    <w:rsid w:val="008F15D7"/>
     <w:pPr>
       <w:spacing w:after="0" w:line="360" w:lineRule="auto"/>
-      <w:ind w:firstLine="709"/>
       <w:jc w:val="both"/>
     </w:pPr>
     <w:rPr>
@@ -5174,7 +5459,6 @@
       <w:keepNext/>
       <w:pageBreakBefore/>
       <w:spacing w:before="240" w:after="120"/>
-      <w:ind w:firstLine="0"/>
       <w:jc w:val="left"/>
       <w:outlineLvl w:val="0"/>
     </w:pPr>
@@ -5199,7 +5483,6 @@
       <w:keepNext/>
       <w:keepLines/>
       <w:spacing w:before="120" w:after="60"/>
-      <w:ind w:firstLine="0"/>
       <w:jc w:val="left"/>
       <w:outlineLvl w:val="1"/>
     </w:pPr>
@@ -5223,7 +5506,6 @@
     <w:pPr>
       <w:keepNext/>
       <w:spacing w:before="120" w:after="60"/>
-      <w:ind w:firstLine="0"/>
       <w:jc w:val="left"/>
       <w:outlineLvl w:val="2"/>
     </w:pPr>
@@ -5765,7 +6047,6 @@
         <w:tab w:val="right" w:leader="dot" w:pos="8210"/>
       </w:tabs>
       <w:spacing w:before="120" w:after="120" w:line="240" w:lineRule="auto"/>
-      <w:ind w:firstLine="0"/>
       <w:jc w:val="left"/>
     </w:pPr>
     <w:rPr>
@@ -5786,7 +6067,7 @@
     <w:pPr>
       <w:keepLines/>
       <w:spacing w:before="120" w:after="120" w:line="240" w:lineRule="auto"/>
-      <w:ind w:left="221" w:firstLine="0"/>
+      <w:ind w:left="221"/>
       <w:jc w:val="left"/>
     </w:pPr>
     <w:rPr>
@@ -5804,7 +6085,7 @@
     <w:rsid w:val="00375749"/>
     <w:pPr>
       <w:spacing w:before="120" w:after="120" w:line="240" w:lineRule="auto"/>
-      <w:ind w:left="442" w:firstLine="0"/>
+      <w:ind w:left="442"/>
       <w:jc w:val="left"/>
     </w:pPr>
     <w:rPr>
@@ -6087,12 +6368,14 @@
     <w:rsid w:val="0027101E"/>
     <w:rsid w:val="002B0A82"/>
     <w:rsid w:val="003149CE"/>
+    <w:rsid w:val="00370AB6"/>
     <w:rsid w:val="00451CAA"/>
     <w:rsid w:val="005F4488"/>
     <w:rsid w:val="006A31DF"/>
     <w:rsid w:val="00836D11"/>
     <w:rsid w:val="00A437C6"/>
     <w:rsid w:val="00B447A5"/>
+    <w:rsid w:val="00EC0E23"/>
   </w:rsids>
   <m:mathPr>
     <m:mathFont m:val="Cambria Math"/>

--- a/Documentation/Berufschulprojekt.docx
+++ b/Documentation/Berufschulprojekt.docx
@@ -3663,7 +3663,10 @@
         <w:t xml:space="preserve">Im Rahmen des dritten Lehrjahres wird ein Simulationsprojekt </w:t>
       </w:r>
       <w:r>
-        <w:t xml:space="preserve">Namens „Das unberechenbare Volk“. </w:t>
+        <w:t>namens</w:t>
+      </w:r>
+      <w:r>
+        <w:t xml:space="preserve"> „Das unberechenbare Volk“. </w:t>
       </w:r>
       <w:r>
         <w:t xml:space="preserve">Ziel des Projektes ist die Wissensabfrage und Prüfungsvorbereitung der einzelnen </w:t>
@@ -3887,7 +3890,13 @@
         <w:t>ausschließlich auf Basis von Java SE</w:t>
       </w:r>
       <w:r>
-        <w:t>, die grafische Benutzeroberfläche des Projektes wird mit JavaFX realisiert</w:t>
+        <w:t xml:space="preserve">, die grafische Benutzeroberfläche des Projektes </w:t>
+      </w:r>
+      <w:r>
+        <w:t xml:space="preserve"> </w:t>
+      </w:r>
+      <w:r>
+        <w:t>wird mit JavaFX realisiert</w:t>
       </w:r>
       <w:r>
         <w:t>. Um entstehende Abhängigkeiten</w:t>
@@ -3908,13 +3917,16 @@
         <w:t xml:space="preserve"> mehreren Faktoren. Die Verwendung von JDK 21 bietet eine</w:t>
       </w:r>
       <w:r>
-        <w:t xml:space="preserve">n Long-Term-Support in vergleich zu anderen JDKs die den Support nur zur nächsten </w:t>
-      </w:r>
-      <w:r>
-        <w:t>Veröffentlichungsversion</w:t>
-      </w:r>
-      <w:r>
-        <w:t xml:space="preserve"> </w:t>
+        <w:t xml:space="preserve">n Long-Term-Support in </w:t>
+      </w:r>
+      <w:r>
+        <w:t>Vergleich</w:t>
+      </w:r>
+      <w:r>
+        <w:t xml:space="preserve"> zu anderen JDKs die den Support nur zur nächsten </w:t>
+      </w:r>
+      <w:r>
+        <w:t xml:space="preserve">Veröffentlichungsversion </w:t>
       </w:r>
       <w:r>
         <w:t>beibehalten</w:t>
@@ -4000,6 +4012,42 @@
       <w:bookmarkEnd w:id="9"/>
     </w:p>
     <w:p>
+      <w:r>
+        <w:t>Das Projekt muss im Rahmen der</w:t>
+      </w:r>
+      <w:r>
+        <w:t xml:space="preserve"> </w:t>
+      </w:r>
+      <w:r>
+        <w:t>Anforderungen</w:t>
+      </w:r>
+      <w:r>
+        <w:t>,</w:t>
+      </w:r>
+      <w:r>
+        <w:t xml:space="preserve"> zur Definierung</w:t>
+      </w:r>
+      <w:r>
+        <w:t xml:space="preserve"> der Softwarequalität</w:t>
+      </w:r>
+      <w:r>
+        <w:t xml:space="preserve"> und </w:t>
+      </w:r>
+      <w:r>
+        <w:t>Softwarebetrieb</w:t>
+      </w:r>
+      <w:r>
+        <w:t xml:space="preserve"> eine Reihe funktionaler und nicht-funktionaler Anforderungen erfüllen.</w:t>
+      </w:r>
+      <w:r>
+        <w:br/>
+        <w:t xml:space="preserve">Diese </w:t>
+      </w:r>
+      <w:r>
+        <w:t>im Folgenden detailliert aufgeführt.</w:t>
+      </w:r>
+    </w:p>
+    <w:p>
       <w:pPr>
         <w:pStyle w:val="berschrift3"/>
         <w:numPr>
@@ -4013,6 +4061,7 @@
       </w:r>
       <w:bookmarkEnd w:id="10"/>
     </w:p>
+    <w:p/>
     <w:p>
       <w:pPr>
         <w:pStyle w:val="berschrift3"/>
@@ -6373,7 +6422,9 @@
     <w:rsid w:val="005F4488"/>
     <w:rsid w:val="006A31DF"/>
     <w:rsid w:val="00836D11"/>
+    <w:rsid w:val="009544B5"/>
     <w:rsid w:val="00A437C6"/>
+    <w:rsid w:val="00A8153E"/>
     <w:rsid w:val="00B447A5"/>
     <w:rsid w:val="00EC0E23"/>
   </w:rsids>

--- a/Documentation/Berufschulprojekt.docx
+++ b/Documentation/Berufschulprojekt.docx
@@ -132,7 +132,7 @@
         </w:rPr>
         <w:fldChar w:fldCharType="separate"/>
       </w:r>
-      <w:hyperlink w:anchor="_Toc208413400" w:history="1">
+      <w:hyperlink w:anchor="_Toc208559824" w:history="1">
         <w:r>
           <w:rPr>
             <w:rStyle w:val="Hyperlink"/>
@@ -159,7 +159,7 @@
             <w:noProof/>
             <w:webHidden/>
           </w:rPr>
-          <w:instrText xml:space="preserve"> PAGEREF _Toc208413400 \h </w:instrText>
+          <w:instrText xml:space="preserve"> PAGEREF _Toc208559824 \h </w:instrText>
         </w:r>
         <w:r>
           <w:rPr>
@@ -204,7 +204,7 @@
           <w:lang w:eastAsia="de-DE"/>
         </w:rPr>
       </w:pPr>
-      <w:hyperlink w:anchor="_Toc208413401" w:history="1">
+      <w:hyperlink w:anchor="_Toc208559825" w:history="1">
         <w:r>
           <w:rPr>
             <w:rStyle w:val="Hyperlink"/>
@@ -231,7 +231,7 @@
             <w:noProof/>
             <w:webHidden/>
           </w:rPr>
-          <w:instrText xml:space="preserve"> PAGEREF _Toc208413401 \h </w:instrText>
+          <w:instrText xml:space="preserve"> PAGEREF _Toc208559825 \h </w:instrText>
         </w:r>
         <w:r>
           <w:rPr>
@@ -279,7 +279,7 @@
           <w:lang w:eastAsia="de-DE"/>
         </w:rPr>
       </w:pPr>
-      <w:hyperlink w:anchor="_Toc208413402" w:history="1">
+      <w:hyperlink w:anchor="_Toc208559826" w:history="1">
         <w:r>
           <w:rPr>
             <w:rStyle w:val="Hyperlink"/>
@@ -326,7 +326,7 @@
             <w:noProof/>
             <w:webHidden/>
           </w:rPr>
-          <w:instrText xml:space="preserve"> PAGEREF _Toc208413402 \h </w:instrText>
+          <w:instrText xml:space="preserve"> PAGEREF _Toc208559826 \h </w:instrText>
         </w:r>
         <w:r>
           <w:rPr>
@@ -373,7 +373,7 @@
           <w:lang w:eastAsia="de-DE"/>
         </w:rPr>
       </w:pPr>
-      <w:hyperlink w:anchor="_Toc208413403" w:history="1">
+      <w:hyperlink w:anchor="_Toc208559827" w:history="1">
         <w:r>
           <w:rPr>
             <w:rStyle w:val="Hyperlink"/>
@@ -418,7 +418,7 @@
             <w:noProof/>
             <w:webHidden/>
           </w:rPr>
-          <w:instrText xml:space="preserve"> PAGEREF _Toc208413403 \h </w:instrText>
+          <w:instrText xml:space="preserve"> PAGEREF _Toc208559827 \h </w:instrText>
         </w:r>
         <w:r>
           <w:rPr>
@@ -465,7 +465,7 @@
           <w:lang w:eastAsia="de-DE"/>
         </w:rPr>
       </w:pPr>
-      <w:hyperlink w:anchor="_Toc208413404" w:history="1">
+      <w:hyperlink w:anchor="_Toc208559828" w:history="1">
         <w:r>
           <w:rPr>
             <w:rStyle w:val="Hyperlink"/>
@@ -489,7 +489,7 @@
             <w:rStyle w:val="Hyperlink"/>
             <w:noProof/>
           </w:rPr>
-          <w:t>Projektziele und Kundenwünsche</w:t>
+          <w:t>Projektziele</w:t>
         </w:r>
         <w:r>
           <w:rPr>
@@ -510,7 +510,7 @@
             <w:noProof/>
             <w:webHidden/>
           </w:rPr>
-          <w:instrText xml:space="preserve"> PAGEREF _Toc208413404 \h </w:instrText>
+          <w:instrText xml:space="preserve"> PAGEREF _Toc208559828 \h </w:instrText>
         </w:r>
         <w:r>
           <w:rPr>
@@ -557,7 +557,7 @@
           <w:lang w:eastAsia="de-DE"/>
         </w:rPr>
       </w:pPr>
-      <w:hyperlink w:anchor="_Toc208413405" w:history="1">
+      <w:hyperlink w:anchor="_Toc208559829" w:history="1">
         <w:r>
           <w:rPr>
             <w:rStyle w:val="Hyperlink"/>
@@ -602,7 +602,7 @@
             <w:noProof/>
             <w:webHidden/>
           </w:rPr>
-          <w:instrText xml:space="preserve"> PAGEREF _Toc208413405 \h </w:instrText>
+          <w:instrText xml:space="preserve"> PAGEREF _Toc208559829 \h </w:instrText>
         </w:r>
         <w:r>
           <w:rPr>
@@ -649,7 +649,7 @@
           <w:lang w:eastAsia="de-DE"/>
         </w:rPr>
       </w:pPr>
-      <w:hyperlink w:anchor="_Toc208413406" w:history="1">
+      <w:hyperlink w:anchor="_Toc208559830" w:history="1">
         <w:r>
           <w:rPr>
             <w:rStyle w:val="Hyperlink"/>
@@ -694,7 +694,7 @@
             <w:noProof/>
             <w:webHidden/>
           </w:rPr>
-          <w:instrText xml:space="preserve"> PAGEREF _Toc208413406 \h </w:instrText>
+          <w:instrText xml:space="preserve"> PAGEREF _Toc208559830 \h </w:instrText>
         </w:r>
         <w:r>
           <w:rPr>
@@ -714,7 +714,7 @@
             <w:noProof/>
             <w:webHidden/>
           </w:rPr>
-          <w:t>3</w:t>
+          <w:t>4</w:t>
         </w:r>
         <w:r>
           <w:rPr>
@@ -742,7 +742,7 @@
           <w:lang w:eastAsia="de-DE"/>
         </w:rPr>
       </w:pPr>
-      <w:hyperlink w:anchor="_Toc208413407" w:history="1">
+      <w:hyperlink w:anchor="_Toc208559831" w:history="1">
         <w:r>
           <w:rPr>
             <w:rStyle w:val="Hyperlink"/>
@@ -788,7 +788,7 @@
             <w:noProof/>
             <w:webHidden/>
           </w:rPr>
-          <w:instrText xml:space="preserve"> PAGEREF _Toc208413407 \h </w:instrText>
+          <w:instrText xml:space="preserve"> PAGEREF _Toc208559831 \h </w:instrText>
         </w:r>
         <w:r>
           <w:rPr>
@@ -808,7 +808,7 @@
             <w:noProof/>
             <w:webHidden/>
           </w:rPr>
-          <w:t>3</w:t>
+          <w:t>4</w:t>
         </w:r>
         <w:r>
           <w:rPr>
@@ -836,7 +836,7 @@
           <w:lang w:eastAsia="de-DE"/>
         </w:rPr>
       </w:pPr>
-      <w:hyperlink w:anchor="_Toc208413408" w:history="1">
+      <w:hyperlink w:anchor="_Toc208559832" w:history="1">
         <w:r>
           <w:rPr>
             <w:rStyle w:val="Hyperlink"/>
@@ -882,7 +882,7 @@
             <w:noProof/>
             <w:webHidden/>
           </w:rPr>
-          <w:instrText xml:space="preserve"> PAGEREF _Toc208413408 \h </w:instrText>
+          <w:instrText xml:space="preserve"> PAGEREF _Toc208559832 \h </w:instrText>
         </w:r>
         <w:r>
           <w:rPr>
@@ -902,7 +902,7 @@
             <w:noProof/>
             <w:webHidden/>
           </w:rPr>
-          <w:t>3</w:t>
+          <w:t>4</w:t>
         </w:r>
         <w:r>
           <w:rPr>
@@ -930,7 +930,7 @@
           <w:lang w:eastAsia="de-DE"/>
         </w:rPr>
       </w:pPr>
-      <w:hyperlink w:anchor="_Toc208413409" w:history="1">
+      <w:hyperlink w:anchor="_Toc208559833" w:history="1">
         <w:r>
           <w:rPr>
             <w:rStyle w:val="Hyperlink"/>
@@ -977,7 +977,7 @@
             <w:noProof/>
             <w:webHidden/>
           </w:rPr>
-          <w:instrText xml:space="preserve"> PAGEREF _Toc208413409 \h </w:instrText>
+          <w:instrText xml:space="preserve"> PAGEREF _Toc208559833 \h </w:instrText>
         </w:r>
         <w:r>
           <w:rPr>
@@ -997,7 +997,7 @@
             <w:noProof/>
             <w:webHidden/>
           </w:rPr>
-          <w:t>4</w:t>
+          <w:t>6</w:t>
         </w:r>
         <w:r>
           <w:rPr>
@@ -1024,7 +1024,7 @@
           <w:lang w:eastAsia="de-DE"/>
         </w:rPr>
       </w:pPr>
-      <w:hyperlink w:anchor="_Toc208413410" w:history="1">
+      <w:hyperlink w:anchor="_Toc208559834" w:history="1">
         <w:r>
           <w:rPr>
             <w:rStyle w:val="Hyperlink"/>
@@ -1069,7 +1069,7 @@
             <w:noProof/>
             <w:webHidden/>
           </w:rPr>
-          <w:instrText xml:space="preserve"> PAGEREF _Toc208413410 \h </w:instrText>
+          <w:instrText xml:space="preserve"> PAGEREF _Toc208559834 \h </w:instrText>
         </w:r>
         <w:r>
           <w:rPr>
@@ -1089,7 +1089,7 @@
             <w:noProof/>
             <w:webHidden/>
           </w:rPr>
-          <w:t>4</w:t>
+          <w:t>6</w:t>
         </w:r>
         <w:r>
           <w:rPr>
@@ -1116,7 +1116,7 @@
           <w:lang w:eastAsia="de-DE"/>
         </w:rPr>
       </w:pPr>
-      <w:hyperlink w:anchor="_Toc208413411" w:history="1">
+      <w:hyperlink w:anchor="_Toc208559835" w:history="1">
         <w:r>
           <w:rPr>
             <w:rStyle w:val="Hyperlink"/>
@@ -1161,7 +1161,7 @@
             <w:noProof/>
             <w:webHidden/>
           </w:rPr>
-          <w:instrText xml:space="preserve"> PAGEREF _Toc208413411 \h </w:instrText>
+          <w:instrText xml:space="preserve"> PAGEREF _Toc208559835 \h </w:instrText>
         </w:r>
         <w:r>
           <w:rPr>
@@ -1181,7 +1181,7 @@
             <w:noProof/>
             <w:webHidden/>
           </w:rPr>
-          <w:t>4</w:t>
+          <w:t>6</w:t>
         </w:r>
         <w:r>
           <w:rPr>
@@ -1209,7 +1209,7 @@
           <w:lang w:eastAsia="de-DE"/>
         </w:rPr>
       </w:pPr>
-      <w:hyperlink w:anchor="_Toc208413412" w:history="1">
+      <w:hyperlink w:anchor="_Toc208559836" w:history="1">
         <w:r>
           <w:rPr>
             <w:rStyle w:val="Hyperlink"/>
@@ -1255,7 +1255,7 @@
             <w:noProof/>
             <w:webHidden/>
           </w:rPr>
-          <w:instrText xml:space="preserve"> PAGEREF _Toc208413412 \h </w:instrText>
+          <w:instrText xml:space="preserve"> PAGEREF _Toc208559836 \h </w:instrText>
         </w:r>
         <w:r>
           <w:rPr>
@@ -1275,7 +1275,7 @@
             <w:noProof/>
             <w:webHidden/>
           </w:rPr>
-          <w:t>4</w:t>
+          <w:t>6</w:t>
         </w:r>
         <w:r>
           <w:rPr>
@@ -1303,7 +1303,7 @@
           <w:lang w:eastAsia="de-DE"/>
         </w:rPr>
       </w:pPr>
-      <w:hyperlink w:anchor="_Toc208413413" w:history="1">
+      <w:hyperlink w:anchor="_Toc208559837" w:history="1">
         <w:r>
           <w:rPr>
             <w:rStyle w:val="Hyperlink"/>
@@ -1349,7 +1349,7 @@
             <w:noProof/>
             <w:webHidden/>
           </w:rPr>
-          <w:instrText xml:space="preserve"> PAGEREF _Toc208413413 \h </w:instrText>
+          <w:instrText xml:space="preserve"> PAGEREF _Toc208559837 \h </w:instrText>
         </w:r>
         <w:r>
           <w:rPr>
@@ -1369,7 +1369,7 @@
             <w:noProof/>
             <w:webHidden/>
           </w:rPr>
-          <w:t>4</w:t>
+          <w:t>6</w:t>
         </w:r>
         <w:r>
           <w:rPr>
@@ -1396,7 +1396,7 @@
           <w:lang w:eastAsia="de-DE"/>
         </w:rPr>
       </w:pPr>
-      <w:hyperlink w:anchor="_Toc208413414" w:history="1">
+      <w:hyperlink w:anchor="_Toc208559838" w:history="1">
         <w:r>
           <w:rPr>
             <w:rStyle w:val="Hyperlink"/>
@@ -1441,7 +1441,7 @@
             <w:noProof/>
             <w:webHidden/>
           </w:rPr>
-          <w:instrText xml:space="preserve"> PAGEREF _Toc208413414 \h </w:instrText>
+          <w:instrText xml:space="preserve"> PAGEREF _Toc208559838 \h </w:instrText>
         </w:r>
         <w:r>
           <w:rPr>
@@ -1461,7 +1461,7 @@
             <w:noProof/>
             <w:webHidden/>
           </w:rPr>
-          <w:t>4</w:t>
+          <w:t>6</w:t>
         </w:r>
         <w:r>
           <w:rPr>
@@ -1489,7 +1489,7 @@
           <w:lang w:eastAsia="de-DE"/>
         </w:rPr>
       </w:pPr>
-      <w:hyperlink w:anchor="_Toc208413415" w:history="1">
+      <w:hyperlink w:anchor="_Toc208559839" w:history="1">
         <w:r>
           <w:rPr>
             <w:rStyle w:val="Hyperlink"/>
@@ -1536,7 +1536,7 @@
             <w:noProof/>
             <w:webHidden/>
           </w:rPr>
-          <w:instrText xml:space="preserve"> PAGEREF _Toc208413415 \h </w:instrText>
+          <w:instrText xml:space="preserve"> PAGEREF _Toc208559839 \h </w:instrText>
         </w:r>
         <w:r>
           <w:rPr>
@@ -1556,7 +1556,7 @@
             <w:noProof/>
             <w:webHidden/>
           </w:rPr>
-          <w:t>5</w:t>
+          <w:t>7</w:t>
         </w:r>
         <w:r>
           <w:rPr>
@@ -1583,7 +1583,7 @@
           <w:lang w:eastAsia="de-DE"/>
         </w:rPr>
       </w:pPr>
-      <w:hyperlink w:anchor="_Toc208413416" w:history="1">
+      <w:hyperlink w:anchor="_Toc208559840" w:history="1">
         <w:r>
           <w:rPr>
             <w:rStyle w:val="Hyperlink"/>
@@ -1628,7 +1628,7 @@
             <w:noProof/>
             <w:webHidden/>
           </w:rPr>
-          <w:instrText xml:space="preserve"> PAGEREF _Toc208413416 \h </w:instrText>
+          <w:instrText xml:space="preserve"> PAGEREF _Toc208559840 \h </w:instrText>
         </w:r>
         <w:r>
           <w:rPr>
@@ -1648,7 +1648,7 @@
             <w:noProof/>
             <w:webHidden/>
           </w:rPr>
-          <w:t>5</w:t>
+          <w:t>7</w:t>
         </w:r>
         <w:r>
           <w:rPr>
@@ -1676,7 +1676,7 @@
           <w:lang w:eastAsia="de-DE"/>
         </w:rPr>
       </w:pPr>
-      <w:hyperlink w:anchor="_Toc208413417" w:history="1">
+      <w:hyperlink w:anchor="_Toc208559841" w:history="1">
         <w:r>
           <w:rPr>
             <w:rStyle w:val="Hyperlink"/>
@@ -1722,7 +1722,7 @@
             <w:noProof/>
             <w:webHidden/>
           </w:rPr>
-          <w:instrText xml:space="preserve"> PAGEREF _Toc208413417 \h </w:instrText>
+          <w:instrText xml:space="preserve"> PAGEREF _Toc208559841 \h </w:instrText>
         </w:r>
         <w:r>
           <w:rPr>
@@ -1742,7 +1742,7 @@
             <w:noProof/>
             <w:webHidden/>
           </w:rPr>
-          <w:t>5</w:t>
+          <w:t>7</w:t>
         </w:r>
         <w:r>
           <w:rPr>
@@ -1770,7 +1770,7 @@
           <w:lang w:eastAsia="de-DE"/>
         </w:rPr>
       </w:pPr>
-      <w:hyperlink w:anchor="_Toc208413418" w:history="1">
+      <w:hyperlink w:anchor="_Toc208559842" w:history="1">
         <w:r>
           <w:rPr>
             <w:rStyle w:val="Hyperlink"/>
@@ -1816,7 +1816,7 @@
             <w:noProof/>
             <w:webHidden/>
           </w:rPr>
-          <w:instrText xml:space="preserve"> PAGEREF _Toc208413418 \h </w:instrText>
+          <w:instrText xml:space="preserve"> PAGEREF _Toc208559842 \h </w:instrText>
         </w:r>
         <w:r>
           <w:rPr>
@@ -1836,7 +1836,7 @@
             <w:noProof/>
             <w:webHidden/>
           </w:rPr>
-          <w:t>5</w:t>
+          <w:t>7</w:t>
         </w:r>
         <w:r>
           <w:rPr>
@@ -1863,7 +1863,7 @@
           <w:lang w:eastAsia="de-DE"/>
         </w:rPr>
       </w:pPr>
-      <w:hyperlink w:anchor="_Toc208413419" w:history="1">
+      <w:hyperlink w:anchor="_Toc208559843" w:history="1">
         <w:r>
           <w:rPr>
             <w:rStyle w:val="Hyperlink"/>
@@ -1908,7 +1908,7 @@
             <w:noProof/>
             <w:webHidden/>
           </w:rPr>
-          <w:instrText xml:space="preserve"> PAGEREF _Toc208413419 \h </w:instrText>
+          <w:instrText xml:space="preserve"> PAGEREF _Toc208559843 \h </w:instrText>
         </w:r>
         <w:r>
           <w:rPr>
@@ -1928,7 +1928,7 @@
             <w:noProof/>
             <w:webHidden/>
           </w:rPr>
-          <w:t>5</w:t>
+          <w:t>7</w:t>
         </w:r>
         <w:r>
           <w:rPr>
@@ -1956,7 +1956,7 @@
           <w:lang w:eastAsia="de-DE"/>
         </w:rPr>
       </w:pPr>
-      <w:hyperlink w:anchor="_Toc208413420" w:history="1">
+      <w:hyperlink w:anchor="_Toc208559844" w:history="1">
         <w:r>
           <w:rPr>
             <w:rStyle w:val="Hyperlink"/>
@@ -2002,7 +2002,7 @@
             <w:noProof/>
             <w:webHidden/>
           </w:rPr>
-          <w:instrText xml:space="preserve"> PAGEREF _Toc208413420 \h </w:instrText>
+          <w:instrText xml:space="preserve"> PAGEREF _Toc208559844 \h </w:instrText>
         </w:r>
         <w:r>
           <w:rPr>
@@ -2022,7 +2022,7 @@
             <w:noProof/>
             <w:webHidden/>
           </w:rPr>
-          <w:t>5</w:t>
+          <w:t>7</w:t>
         </w:r>
         <w:r>
           <w:rPr>
@@ -2050,7 +2050,7 @@
           <w:lang w:eastAsia="de-DE"/>
         </w:rPr>
       </w:pPr>
-      <w:hyperlink w:anchor="_Toc208413421" w:history="1">
+      <w:hyperlink w:anchor="_Toc208559845" w:history="1">
         <w:r>
           <w:rPr>
             <w:rStyle w:val="Hyperlink"/>
@@ -2096,7 +2096,7 @@
             <w:noProof/>
             <w:webHidden/>
           </w:rPr>
-          <w:instrText xml:space="preserve"> PAGEREF _Toc208413421 \h </w:instrText>
+          <w:instrText xml:space="preserve"> PAGEREF _Toc208559845 \h </w:instrText>
         </w:r>
         <w:r>
           <w:rPr>
@@ -2116,7 +2116,7 @@
             <w:noProof/>
             <w:webHidden/>
           </w:rPr>
-          <w:t>5</w:t>
+          <w:t>7</w:t>
         </w:r>
         <w:r>
           <w:rPr>
@@ -2143,7 +2143,7 @@
           <w:lang w:eastAsia="de-DE"/>
         </w:rPr>
       </w:pPr>
-      <w:hyperlink w:anchor="_Toc208413422" w:history="1">
+      <w:hyperlink w:anchor="_Toc208559846" w:history="1">
         <w:r>
           <w:rPr>
             <w:rStyle w:val="Hyperlink"/>
@@ -2188,7 +2188,7 @@
             <w:noProof/>
             <w:webHidden/>
           </w:rPr>
-          <w:instrText xml:space="preserve"> PAGEREF _Toc208413422 \h </w:instrText>
+          <w:instrText xml:space="preserve"> PAGEREF _Toc208559846 \h </w:instrText>
         </w:r>
         <w:r>
           <w:rPr>
@@ -2208,7 +2208,7 @@
             <w:noProof/>
             <w:webHidden/>
           </w:rPr>
-          <w:t>5</w:t>
+          <w:t>7</w:t>
         </w:r>
         <w:r>
           <w:rPr>
@@ -2236,7 +2236,7 @@
           <w:lang w:eastAsia="de-DE"/>
         </w:rPr>
       </w:pPr>
-      <w:hyperlink w:anchor="_Toc208413423" w:history="1">
+      <w:hyperlink w:anchor="_Toc208559847" w:history="1">
         <w:r>
           <w:rPr>
             <w:rStyle w:val="Hyperlink"/>
@@ -2282,7 +2282,7 @@
             <w:noProof/>
             <w:webHidden/>
           </w:rPr>
-          <w:instrText xml:space="preserve"> PAGEREF _Toc208413423 \h </w:instrText>
+          <w:instrText xml:space="preserve"> PAGEREF _Toc208559847 \h </w:instrText>
         </w:r>
         <w:r>
           <w:rPr>
@@ -2302,7 +2302,7 @@
             <w:noProof/>
             <w:webHidden/>
           </w:rPr>
-          <w:t>5</w:t>
+          <w:t>7</w:t>
         </w:r>
         <w:r>
           <w:rPr>
@@ -2330,7 +2330,7 @@
           <w:lang w:eastAsia="de-DE"/>
         </w:rPr>
       </w:pPr>
-      <w:hyperlink w:anchor="_Toc208413424" w:history="1">
+      <w:hyperlink w:anchor="_Toc208559848" w:history="1">
         <w:r>
           <w:rPr>
             <w:rStyle w:val="Hyperlink"/>
@@ -2376,7 +2376,7 @@
             <w:noProof/>
             <w:webHidden/>
           </w:rPr>
-          <w:instrText xml:space="preserve"> PAGEREF _Toc208413424 \h </w:instrText>
+          <w:instrText xml:space="preserve"> PAGEREF _Toc208559848 \h </w:instrText>
         </w:r>
         <w:r>
           <w:rPr>
@@ -2396,7 +2396,7 @@
             <w:noProof/>
             <w:webHidden/>
           </w:rPr>
-          <w:t>5</w:t>
+          <w:t>7</w:t>
         </w:r>
         <w:r>
           <w:rPr>
@@ -2423,7 +2423,7 @@
           <w:lang w:eastAsia="de-DE"/>
         </w:rPr>
       </w:pPr>
-      <w:hyperlink w:anchor="_Toc208413425" w:history="1">
+      <w:hyperlink w:anchor="_Toc208559849" w:history="1">
         <w:r>
           <w:rPr>
             <w:rStyle w:val="Hyperlink"/>
@@ -2468,7 +2468,7 @@
             <w:noProof/>
             <w:webHidden/>
           </w:rPr>
-          <w:instrText xml:space="preserve"> PAGEREF _Toc208413425 \h </w:instrText>
+          <w:instrText xml:space="preserve"> PAGEREF _Toc208559849 \h </w:instrText>
         </w:r>
         <w:r>
           <w:rPr>
@@ -2488,7 +2488,7 @@
             <w:noProof/>
             <w:webHidden/>
           </w:rPr>
-          <w:t>5</w:t>
+          <w:t>7</w:t>
         </w:r>
         <w:r>
           <w:rPr>
@@ -2516,7 +2516,7 @@
           <w:lang w:eastAsia="de-DE"/>
         </w:rPr>
       </w:pPr>
-      <w:hyperlink w:anchor="_Toc208413426" w:history="1">
+      <w:hyperlink w:anchor="_Toc208559850" w:history="1">
         <w:r>
           <w:rPr>
             <w:rStyle w:val="Hyperlink"/>
@@ -2562,7 +2562,7 @@
             <w:noProof/>
             <w:webHidden/>
           </w:rPr>
-          <w:instrText xml:space="preserve"> PAGEREF _Toc208413426 \h </w:instrText>
+          <w:instrText xml:space="preserve"> PAGEREF _Toc208559850 \h </w:instrText>
         </w:r>
         <w:r>
           <w:rPr>
@@ -2582,7 +2582,7 @@
             <w:noProof/>
             <w:webHidden/>
           </w:rPr>
-          <w:t>5</w:t>
+          <w:t>7</w:t>
         </w:r>
         <w:r>
           <w:rPr>
@@ -2610,7 +2610,7 @@
           <w:lang w:eastAsia="de-DE"/>
         </w:rPr>
       </w:pPr>
-      <w:hyperlink w:anchor="_Toc208413427" w:history="1">
+      <w:hyperlink w:anchor="_Toc208559851" w:history="1">
         <w:r>
           <w:rPr>
             <w:rStyle w:val="Hyperlink"/>
@@ -2656,7 +2656,7 @@
             <w:noProof/>
             <w:webHidden/>
           </w:rPr>
-          <w:instrText xml:space="preserve"> PAGEREF _Toc208413427 \h </w:instrText>
+          <w:instrText xml:space="preserve"> PAGEREF _Toc208559851 \h </w:instrText>
         </w:r>
         <w:r>
           <w:rPr>
@@ -2676,7 +2676,7 @@
             <w:noProof/>
             <w:webHidden/>
           </w:rPr>
-          <w:t>5</w:t>
+          <w:t>7</w:t>
         </w:r>
         <w:r>
           <w:rPr>
@@ -2704,7 +2704,7 @@
           <w:lang w:eastAsia="de-DE"/>
         </w:rPr>
       </w:pPr>
-      <w:hyperlink w:anchor="_Toc208413428" w:history="1">
+      <w:hyperlink w:anchor="_Toc208559852" w:history="1">
         <w:r>
           <w:rPr>
             <w:rStyle w:val="Hyperlink"/>
@@ -2751,7 +2751,7 @@
             <w:noProof/>
             <w:webHidden/>
           </w:rPr>
-          <w:instrText xml:space="preserve"> PAGEREF _Toc208413428 \h </w:instrText>
+          <w:instrText xml:space="preserve"> PAGEREF _Toc208559852 \h </w:instrText>
         </w:r>
         <w:r>
           <w:rPr>
@@ -2771,7 +2771,7 @@
             <w:noProof/>
             <w:webHidden/>
           </w:rPr>
-          <w:t>6</w:t>
+          <w:t>8</w:t>
         </w:r>
         <w:r>
           <w:rPr>
@@ -2798,7 +2798,7 @@
           <w:lang w:eastAsia="de-DE"/>
         </w:rPr>
       </w:pPr>
-      <w:hyperlink w:anchor="_Toc208413429" w:history="1">
+      <w:hyperlink w:anchor="_Toc208559853" w:history="1">
         <w:r>
           <w:rPr>
             <w:rStyle w:val="Hyperlink"/>
@@ -2843,7 +2843,7 @@
             <w:noProof/>
             <w:webHidden/>
           </w:rPr>
-          <w:instrText xml:space="preserve"> PAGEREF _Toc208413429 \h </w:instrText>
+          <w:instrText xml:space="preserve"> PAGEREF _Toc208559853 \h </w:instrText>
         </w:r>
         <w:r>
           <w:rPr>
@@ -2863,7 +2863,7 @@
             <w:noProof/>
             <w:webHidden/>
           </w:rPr>
-          <w:t>6</w:t>
+          <w:t>8</w:t>
         </w:r>
         <w:r>
           <w:rPr>
@@ -2890,7 +2890,7 @@
           <w:lang w:eastAsia="de-DE"/>
         </w:rPr>
       </w:pPr>
-      <w:hyperlink w:anchor="_Toc208413430" w:history="1">
+      <w:hyperlink w:anchor="_Toc208559854" w:history="1">
         <w:r>
           <w:rPr>
             <w:rStyle w:val="Hyperlink"/>
@@ -2935,7 +2935,7 @@
             <w:noProof/>
             <w:webHidden/>
           </w:rPr>
-          <w:instrText xml:space="preserve"> PAGEREF _Toc208413430 \h </w:instrText>
+          <w:instrText xml:space="preserve"> PAGEREF _Toc208559854 \h </w:instrText>
         </w:r>
         <w:r>
           <w:rPr>
@@ -2955,7 +2955,7 @@
             <w:noProof/>
             <w:webHidden/>
           </w:rPr>
-          <w:t>6</w:t>
+          <w:t>8</w:t>
         </w:r>
         <w:r>
           <w:rPr>
@@ -2982,7 +2982,7 @@
           <w:lang w:eastAsia="de-DE"/>
         </w:rPr>
       </w:pPr>
-      <w:hyperlink w:anchor="_Toc208413431" w:history="1">
+      <w:hyperlink w:anchor="_Toc208559855" w:history="1">
         <w:r>
           <w:rPr>
             <w:rStyle w:val="Hyperlink"/>
@@ -3027,7 +3027,7 @@
             <w:noProof/>
             <w:webHidden/>
           </w:rPr>
-          <w:instrText xml:space="preserve"> PAGEREF _Toc208413431 \h </w:instrText>
+          <w:instrText xml:space="preserve"> PAGEREF _Toc208559855 \h </w:instrText>
         </w:r>
         <w:r>
           <w:rPr>
@@ -3047,7 +3047,7 @@
             <w:noProof/>
             <w:webHidden/>
           </w:rPr>
-          <w:t>6</w:t>
+          <w:t>8</w:t>
         </w:r>
         <w:r>
           <w:rPr>
@@ -3074,7 +3074,7 @@
           <w:lang w:eastAsia="de-DE"/>
         </w:rPr>
       </w:pPr>
-      <w:hyperlink w:anchor="_Toc208413432" w:history="1">
+      <w:hyperlink w:anchor="_Toc208559856" w:history="1">
         <w:r>
           <w:rPr>
             <w:rStyle w:val="Hyperlink"/>
@@ -3119,7 +3119,7 @@
             <w:noProof/>
             <w:webHidden/>
           </w:rPr>
-          <w:instrText xml:space="preserve"> PAGEREF _Toc208413432 \h </w:instrText>
+          <w:instrText xml:space="preserve"> PAGEREF _Toc208559856 \h </w:instrText>
         </w:r>
         <w:r>
           <w:rPr>
@@ -3139,7 +3139,7 @@
             <w:noProof/>
             <w:webHidden/>
           </w:rPr>
-          <w:t>6</w:t>
+          <w:t>8</w:t>
         </w:r>
         <w:r>
           <w:rPr>
@@ -3167,7 +3167,7 @@
           <w:lang w:eastAsia="de-DE"/>
         </w:rPr>
       </w:pPr>
-      <w:hyperlink w:anchor="_Toc208413433" w:history="1">
+      <w:hyperlink w:anchor="_Toc208559857" w:history="1">
         <w:r>
           <w:rPr>
             <w:rStyle w:val="Hyperlink"/>
@@ -3214,7 +3214,7 @@
             <w:noProof/>
             <w:webHidden/>
           </w:rPr>
-          <w:instrText xml:space="preserve"> PAGEREF _Toc208413433 \h </w:instrText>
+          <w:instrText xml:space="preserve"> PAGEREF _Toc208559857 \h </w:instrText>
         </w:r>
         <w:r>
           <w:rPr>
@@ -3234,7 +3234,7 @@
             <w:noProof/>
             <w:webHidden/>
           </w:rPr>
-          <w:t>7</w:t>
+          <w:t>9</w:t>
         </w:r>
         <w:r>
           <w:rPr>
@@ -3261,7 +3261,7 @@
           <w:lang w:eastAsia="de-DE"/>
         </w:rPr>
       </w:pPr>
-      <w:hyperlink w:anchor="_Toc208413434" w:history="1">
+      <w:hyperlink w:anchor="_Toc208559858" w:history="1">
         <w:r>
           <w:rPr>
             <w:rStyle w:val="Hyperlink"/>
@@ -3306,7 +3306,7 @@
             <w:noProof/>
             <w:webHidden/>
           </w:rPr>
-          <w:instrText xml:space="preserve"> PAGEREF _Toc208413434 \h </w:instrText>
+          <w:instrText xml:space="preserve"> PAGEREF _Toc208559858 \h </w:instrText>
         </w:r>
         <w:r>
           <w:rPr>
@@ -3326,7 +3326,7 @@
             <w:noProof/>
             <w:webHidden/>
           </w:rPr>
-          <w:t>7</w:t>
+          <w:t>9</w:t>
         </w:r>
         <w:r>
           <w:rPr>
@@ -3353,7 +3353,7 @@
           <w:lang w:eastAsia="de-DE"/>
         </w:rPr>
       </w:pPr>
-      <w:hyperlink w:anchor="_Toc208413435" w:history="1">
+      <w:hyperlink w:anchor="_Toc208559859" w:history="1">
         <w:r>
           <w:rPr>
             <w:rStyle w:val="Hyperlink"/>
@@ -3398,7 +3398,7 @@
             <w:noProof/>
             <w:webHidden/>
           </w:rPr>
-          <w:instrText xml:space="preserve"> PAGEREF _Toc208413435 \h </w:instrText>
+          <w:instrText xml:space="preserve"> PAGEREF _Toc208559859 \h </w:instrText>
         </w:r>
         <w:r>
           <w:rPr>
@@ -3418,7 +3418,7 @@
             <w:noProof/>
             <w:webHidden/>
           </w:rPr>
-          <w:t>7</w:t>
+          <w:t>9</w:t>
         </w:r>
         <w:r>
           <w:rPr>
@@ -3443,7 +3443,7 @@
           <w:lang w:eastAsia="de-DE"/>
         </w:rPr>
       </w:pPr>
-      <w:hyperlink w:anchor="_Toc208413436" w:history="1">
+      <w:hyperlink w:anchor="_Toc208559860" w:history="1">
         <w:r>
           <w:rPr>
             <w:rStyle w:val="Hyperlink"/>
@@ -3470,7 +3470,7 @@
             <w:noProof/>
             <w:webHidden/>
           </w:rPr>
-          <w:instrText xml:space="preserve"> PAGEREF _Toc208413436 \h </w:instrText>
+          <w:instrText xml:space="preserve"> PAGEREF _Toc208559860 \h </w:instrText>
         </w:r>
         <w:r>
           <w:rPr>
@@ -3490,7 +3490,7 @@
             <w:noProof/>
             <w:webHidden/>
           </w:rPr>
-          <w:t>8</w:t>
+          <w:t>10</w:t>
         </w:r>
         <w:r>
           <w:rPr>
@@ -3515,7 +3515,7 @@
           <w:lang w:eastAsia="de-DE"/>
         </w:rPr>
       </w:pPr>
-      <w:hyperlink w:anchor="_Toc208413437" w:history="1">
+      <w:hyperlink w:anchor="_Toc208559861" w:history="1">
         <w:r>
           <w:rPr>
             <w:rStyle w:val="Hyperlink"/>
@@ -3542,7 +3542,7 @@
             <w:noProof/>
             <w:webHidden/>
           </w:rPr>
-          <w:instrText xml:space="preserve"> PAGEREF _Toc208413437 \h </w:instrText>
+          <w:instrText xml:space="preserve"> PAGEREF _Toc208559861 \h </w:instrText>
         </w:r>
         <w:r>
           <w:rPr>
@@ -3606,7 +3606,7 @@
         <w:pStyle w:val="berschrift1"/>
       </w:pPr>
       <w:bookmarkStart w:id="0" w:name="_Toc208314181"/>
-      <w:bookmarkStart w:id="1" w:name="_Toc208413400"/>
+      <w:bookmarkStart w:id="1" w:name="_Toc208559824"/>
       <w:r>
         <w:lastRenderedPageBreak/>
         <w:t>Abkürzungsverzeichnis</w:t>
@@ -3615,10 +3615,240 @@
       <w:bookmarkEnd w:id="1"/>
     </w:p>
     <w:p>
+      <w:r>
+        <w:rPr>
+          <w:b/>
+        </w:rPr>
+        <w:t>API</w:t>
+      </w:r>
+      <w:r>
+        <w:tab/>
+        <w:t>-</w:t>
+      </w:r>
+      <w:r>
+        <w:tab/>
+      </w:r>
+      <w:proofErr w:type="spellStart"/>
+      <w:r>
+        <w:t>Application</w:t>
+      </w:r>
+      <w:proofErr w:type="spellEnd"/>
+      <w:r>
+        <w:t xml:space="preserve"> </w:t>
+      </w:r>
+      <w:proofErr w:type="spellStart"/>
+      <w:r>
+        <w:t>Programming</w:t>
+      </w:r>
+      <w:proofErr w:type="spellEnd"/>
+      <w:r>
+        <w:t xml:space="preserve"> Interface</w:t>
+      </w:r>
+    </w:p>
+    <w:p>
+      <w:r>
+        <w:rPr>
+          <w:b/>
+        </w:rPr>
+        <w:t>GUI</w:t>
+      </w:r>
+      <w:r>
+        <w:tab/>
+        <w:t>-</w:t>
+      </w:r>
+      <w:r>
+        <w:tab/>
+      </w:r>
+      <w:proofErr w:type="spellStart"/>
+      <w:r>
+        <w:t>Graphical</w:t>
+      </w:r>
+      <w:proofErr w:type="spellEnd"/>
+      <w:r>
+        <w:t xml:space="preserve"> User Interface</w:t>
+      </w:r>
+    </w:p>
+    <w:p>
+      <w:r>
+        <w:rPr>
+          <w:b/>
+        </w:rPr>
+        <w:t>IHK</w:t>
+      </w:r>
+      <w:r>
+        <w:tab/>
+        <w:t>-</w:t>
+      </w:r>
+      <w:r>
+        <w:tab/>
+        <w:t>Industrie- und Handelskammer</w:t>
+      </w:r>
+    </w:p>
+    <w:p>
+      <w:r>
+        <w:rPr>
+          <w:b/>
+        </w:rPr>
+        <w:t>ISO</w:t>
+      </w:r>
+      <w:r>
+        <w:tab/>
+        <w:t>-</w:t>
+      </w:r>
+      <w:r>
+        <w:tab/>
+      </w:r>
+      <w:r>
+        <w:t>International</w:t>
+      </w:r>
+      <w:r>
+        <w:t xml:space="preserve"> </w:t>
+      </w:r>
+      <w:proofErr w:type="spellStart"/>
+      <w:r>
+        <w:t>Organization</w:t>
+      </w:r>
+      <w:proofErr w:type="spellEnd"/>
+      <w:r>
+        <w:t xml:space="preserve"> </w:t>
+      </w:r>
+      <w:proofErr w:type="spellStart"/>
+      <w:r>
+        <w:t>for</w:t>
+      </w:r>
+      <w:proofErr w:type="spellEnd"/>
+      <w:r>
+        <w:t xml:space="preserve"> </w:t>
+      </w:r>
+      <w:proofErr w:type="spellStart"/>
+      <w:r>
+        <w:t>Standar</w:t>
+      </w:r>
+      <w:r>
+        <w:t>d</w:t>
+      </w:r>
+      <w:r>
+        <w:t>ization</w:t>
+      </w:r>
+      <w:proofErr w:type="spellEnd"/>
+    </w:p>
+    <w:p>
+      <w:r>
+        <w:rPr>
+          <w:b/>
+        </w:rPr>
+        <w:t>JDK</w:t>
+      </w:r>
+      <w:r>
+        <w:tab/>
+        <w:t>-</w:t>
+      </w:r>
+      <w:r>
+        <w:tab/>
+        <w:t>Java Development Kit</w:t>
+      </w:r>
+    </w:p>
+    <w:p>
+      <w:r>
+        <w:rPr>
+          <w:b/>
+        </w:rPr>
+        <w:t>LTS</w:t>
+      </w:r>
+      <w:r>
+        <w:tab/>
+        <w:t>-</w:t>
+      </w:r>
+      <w:r>
+        <w:tab/>
+        <w:t>Long Term Support</w:t>
+      </w:r>
+    </w:p>
+    <w:p>
+      <w:r>
+        <w:rPr>
+          <w:b/>
+        </w:rPr>
+        <w:t>MVC</w:t>
+      </w:r>
+      <w:r>
+        <w:tab/>
+        <w:t>-</w:t>
+      </w:r>
+      <w:r>
+        <w:tab/>
+        <w:t>Model-View-Controller (Software-Design-Pattern)</w:t>
+      </w:r>
+    </w:p>
+    <w:p>
+      <w:r>
+        <w:rPr>
+          <w:b/>
+        </w:rPr>
+        <w:t>SE</w:t>
+      </w:r>
+      <w:r>
+        <w:tab/>
+        <w:t>-</w:t>
+      </w:r>
+      <w:r>
+        <w:tab/>
+        <w:t>Standard Edition</w:t>
+      </w:r>
+    </w:p>
+    <w:p>
+      <w:r>
+        <w:rPr>
+          <w:b/>
+        </w:rPr>
+        <w:t>UI</w:t>
+      </w:r>
+      <w:r>
+        <w:tab/>
+        <w:t>-</w:t>
+      </w:r>
+      <w:r>
+        <w:tab/>
+        <w:t>User Interface</w:t>
+      </w:r>
+    </w:p>
+    <w:p>
+      <w:r>
+        <w:rPr>
+          <w:b/>
+        </w:rPr>
+        <w:t>UML</w:t>
+      </w:r>
+      <w:r>
+        <w:tab/>
+        <w:t>-</w:t>
+      </w:r>
+      <w:r>
+        <w:tab/>
+        <w:t>Unified Modeling Language</w:t>
+      </w:r>
+    </w:p>
+    <w:p>
+      <w:r>
+        <w:rPr>
+          <w:b/>
+        </w:rPr>
+        <w:t>UX</w:t>
+      </w:r>
+      <w:r>
+        <w:tab/>
+        <w:t>-</w:t>
+      </w:r>
+      <w:r>
+        <w:tab/>
+        <w:t>User Experience</w:t>
+      </w:r>
+    </w:p>
+    <w:p>
       <w:pPr>
         <w:pStyle w:val="berschrift1"/>
       </w:pPr>
-      <w:bookmarkStart w:id="2" w:name="_Toc208413401"/>
+      <w:bookmarkStart w:id="2" w:name="_Toc208559825"/>
       <w:r>
         <w:lastRenderedPageBreak/>
         <w:t>Abbildungsverzeichnis</w:t>
@@ -3635,7 +3865,7 @@
         </w:numPr>
       </w:pPr>
       <w:bookmarkStart w:id="3" w:name="_Toc208314182"/>
-      <w:bookmarkStart w:id="4" w:name="_Toc208413402"/>
+      <w:bookmarkStart w:id="4" w:name="_Toc208559826"/>
       <w:r>
         <w:lastRenderedPageBreak/>
         <w:t>Einleitung</w:t>
@@ -3651,7 +3881,7 @@
           <w:numId w:val="1"/>
         </w:numPr>
       </w:pPr>
-      <w:bookmarkStart w:id="5" w:name="_Toc208413403"/>
+      <w:bookmarkStart w:id="5" w:name="_Toc208559827"/>
       <w:bookmarkStart w:id="6" w:name="_Toc208314184"/>
       <w:r>
         <w:t>Ausgangssituation und Problemstellung</w:t>
@@ -3786,13 +4016,10 @@
           <w:numId w:val="1"/>
         </w:numPr>
       </w:pPr>
-      <w:bookmarkStart w:id="7" w:name="_Toc208413404"/>
+      <w:bookmarkStart w:id="7" w:name="_Toc208559828"/>
       <w:bookmarkEnd w:id="6"/>
       <w:r>
         <w:t>Projektziele</w:t>
-      </w:r>
-      <w:r>
-        <w:t xml:space="preserve"> und Kundenwünsche</w:t>
       </w:r>
       <w:bookmarkEnd w:id="7"/>
     </w:p>
@@ -3861,7 +4088,7 @@
           <w:numId w:val="1"/>
         </w:numPr>
       </w:pPr>
-      <w:bookmarkStart w:id="8" w:name="_Toc208413405"/>
+      <w:bookmarkStart w:id="8" w:name="_Toc208559829"/>
       <w:r>
         <w:t>Rahmenbedingungen</w:t>
       </w:r>
@@ -4002,7 +4229,7 @@
           <w:numId w:val="1"/>
         </w:numPr>
       </w:pPr>
-      <w:bookmarkStart w:id="9" w:name="_Toc208413406"/>
+      <w:bookmarkStart w:id="9" w:name="_Toc208559830"/>
       <w:r>
         <w:t xml:space="preserve">Anforderungen </w:t>
       </w:r>
@@ -4055,13 +4282,117 @@
           <w:numId w:val="1"/>
         </w:numPr>
       </w:pPr>
-      <w:bookmarkStart w:id="10" w:name="_Toc208413407"/>
+      <w:bookmarkStart w:id="10" w:name="_Toc208559831"/>
       <w:r>
         <w:t>Funktionale Anforderungen</w:t>
       </w:r>
       <w:bookmarkEnd w:id="10"/>
     </w:p>
-    <w:p/>
+    <w:p>
+      <w:r>
+        <w:t>Die Projektbedingungen se</w:t>
+      </w:r>
+      <w:r>
+        <w:t>hen die Entwicklung einer</w:t>
+      </w:r>
+      <w:r>
+        <w:t xml:space="preserve"> zeitabhängigen Simulation vor</w:t>
+      </w:r>
+      <w:r>
+        <w:t>. Des</w:t>
+      </w:r>
+      <w:r>
+        <w:t xml:space="preserve"> </w:t>
+      </w:r>
+      <w:r>
+        <w:t xml:space="preserve"> Weiteren</w:t>
+      </w:r>
+      <w:r>
+        <w:t xml:space="preserve"> muss die Systemlogi</w:t>
+      </w:r>
+      <w:r>
+        <w:t>k die Generierung von mindestens drei</w:t>
+      </w:r>
+      <w:r>
+        <w:t xml:space="preserve"> Zufalls</w:t>
+      </w:r>
+      <w:r>
+        <w:t>werten beinhalten, welche mit 3 verschiedenen Verteilungsformen</w:t>
+      </w:r>
+      <w:r>
+        <w:t xml:space="preserve"> Normal</w:t>
+      </w:r>
+      <w:r>
+        <w:t>-, Gleich- und Exponent</w:t>
+      </w:r>
+      <w:r>
+        <w:t>ia</w:t>
+      </w:r>
+      <w:r>
+        <w:t>lverteilung</w:t>
+      </w:r>
+      <w:r>
+        <w:t xml:space="preserve"> implementiert werden soll</w:t>
+      </w:r>
+      <w:r>
+        <w:t xml:space="preserve">. Die Benutzeroberfläche </w:t>
+      </w:r>
+      <w:r>
+        <w:t>muss die Konfiguration der Simulation über mindestens 7 Parametern ermöglichen</w:t>
+      </w:r>
+      <w:r>
+        <w:t>. Es soll zudem ei</w:t>
+      </w:r>
+      <w:r>
+        <w:t>ne Simulat</w:t>
+      </w:r>
+      <w:r>
+        <w:t>i</w:t>
+      </w:r>
+      <w:r>
+        <w:t>onsgeschwind</w:t>
+      </w:r>
+      <w:r>
+        <w:t>igkeitseinstellung implementiert werden, welche mindestens 3 Stufen enthält oder frei variable einstellbar sein soll.</w:t>
+      </w:r>
+    </w:p>
+    <w:p>
+      <w:r>
+        <w:t>Die Ergebnisse des Projektes sollen in Echtzeit</w:t>
+      </w:r>
+      <w:r>
+        <w:t xml:space="preserve"> visuell</w:t>
+      </w:r>
+      <w:r>
+        <w:t xml:space="preserve"> dargestellt und ausgewertete werden</w:t>
+      </w:r>
+      <w:r>
+        <w:t>. Zur Unterstützung der visuellen Darstellung soll eine</w:t>
+      </w:r>
+      <w:r>
+        <w:t>, zur Thematik passende</w:t>
+      </w:r>
+      <w:r>
+        <w:t xml:space="preserve"> </w:t>
+      </w:r>
+      <w:r>
+        <w:t>Animation implementiert werden</w:t>
+      </w:r>
+      <w:r>
+        <w:t>.</w:t>
+      </w:r>
+    </w:p>
+    <w:p>
+      <w:r>
+        <w:t xml:space="preserve">Das gesamte </w:t>
+      </w:r>
+      <w:r>
+        <w:t>Projekt</w:t>
+      </w:r>
+      <w:r>
+        <w:t xml:space="preserve"> ist als ausführbare Windows-Datei zu konzipieren, um die Lauffähigkeit auf den Schulrechnern zu gewährleisten.</w:t>
+      </w:r>
+    </w:p>
     <w:p>
       <w:pPr>
         <w:pStyle w:val="berschrift3"/>
@@ -4070,11 +4401,88 @@
           <w:numId w:val="1"/>
         </w:numPr>
       </w:pPr>
-      <w:bookmarkStart w:id="11" w:name="_Toc208413408"/>
+      <w:bookmarkStart w:id="11" w:name="_Toc208559832"/>
       <w:r>
         <w:t>Nicht-funktionale Anforderungen</w:t>
       </w:r>
       <w:bookmarkEnd w:id="11"/>
+    </w:p>
+    <w:p>
+      <w:r>
+        <w:t>Neben den funktionalen Anforderungen müssen auch die nicht-funktionalen Anforderungen erfüllt werden</w:t>
+      </w:r>
+      <w:r>
+        <w:t>. Die gesamte Entwicklung des Codes erfolg</w:t>
+      </w:r>
+      <w:r>
+        <w:t>t unter strengen</w:t>
+      </w:r>
+      <w:r>
+        <w:t xml:space="preserve"> Clean-Code Kriterien</w:t>
+      </w:r>
+      <w:r>
+        <w:t>. Um die</w:t>
+      </w:r>
+      <w:r>
+        <w:t xml:space="preserve"> Benutzerfreundlichkeit der</w:t>
+      </w:r>
+      <w:r>
+        <w:t xml:space="preserve"> Benutzeroberfläche</w:t>
+      </w:r>
+      <w:r>
+        <w:t xml:space="preserve"> zu gewährleisten</w:t>
+      </w:r>
+      <w:r>
+        <w:t>, verläuft die Konzeption und Entwicklung nach ISO</w:t>
+      </w:r>
+      <w:r>
+        <w:t>-9241-110</w:t>
+      </w:r>
+      <w:r>
+        <w:t xml:space="preserve">. </w:t>
+      </w:r>
+      <w:r>
+        <w:t>Das zusätzliche Einfügen</w:t>
+      </w:r>
+      <w:r>
+        <w:t xml:space="preserve"> </w:t>
+      </w:r>
+      <w:r>
+        <w:t>t</w:t>
+      </w:r>
+      <w:r>
+        <w:t>hematisch passender Ani</w:t>
+      </w:r>
+      <w:r>
+        <w:t xml:space="preserve">mationen soll die Benutzer Erfahrung </w:t>
+      </w:r>
+      <w:r>
+        <w:t>verbessern</w:t>
+      </w:r>
+      <w:r>
+        <w:t xml:space="preserve">. Ein weiterer grundlegender </w:t>
+      </w:r>
+      <w:r>
+        <w:lastRenderedPageBreak/>
+        <w:t>Aspekt ist die Gewährleistung der Stabilität, Performance</w:t>
+      </w:r>
+      <w:r>
+        <w:t xml:space="preserve"> und Daten</w:t>
+      </w:r>
+      <w:r>
+        <w:t xml:space="preserve">integrität </w:t>
+      </w:r>
+      <w:proofErr w:type="gramStart"/>
+      <w:r>
+        <w:t>in Folge dessen</w:t>
+      </w:r>
+      <w:proofErr w:type="gramEnd"/>
+      <w:r>
+        <w:t xml:space="preserve"> werden Belastungstest mit </w:t>
+      </w:r>
+      <w:r>
+        <w:t>mindestens 2.000.000 Wählern durchgeführt</w:t>
+      </w:r>
     </w:p>
     <w:p>
       <w:pPr>
@@ -4085,7 +4493,7 @@
         </w:numPr>
       </w:pPr>
       <w:bookmarkStart w:id="12" w:name="_Toc208314191"/>
-      <w:bookmarkStart w:id="13" w:name="_Toc208413409"/>
+      <w:bookmarkStart w:id="13" w:name="_Toc208559833"/>
       <w:r>
         <w:lastRenderedPageBreak/>
         <w:t>Projektpl</w:t>
@@ -4104,7 +4512,7 @@
           <w:numId w:val="1"/>
         </w:numPr>
       </w:pPr>
-      <w:bookmarkStart w:id="14" w:name="_Toc208413410"/>
+      <w:bookmarkStart w:id="14" w:name="_Toc208559834"/>
       <w:r>
         <w:t>Vorgehensmodell</w:t>
       </w:r>
@@ -4118,7 +4526,7 @@
           <w:numId w:val="1"/>
         </w:numPr>
       </w:pPr>
-      <w:bookmarkStart w:id="15" w:name="_Toc208413411"/>
+      <w:bookmarkStart w:id="15" w:name="_Toc208559835"/>
       <w:r>
         <w:t>Ressourcen- und Ablaufplanung</w:t>
       </w:r>
@@ -4132,7 +4540,7 @@
           <w:numId w:val="1"/>
         </w:numPr>
       </w:pPr>
-      <w:bookmarkStart w:id="16" w:name="_Toc208413412"/>
+      <w:bookmarkStart w:id="16" w:name="_Toc208559836"/>
       <w:r>
         <w:t>Zeit</w:t>
       </w:r>
@@ -4149,7 +4557,7 @@
           <w:numId w:val="1"/>
         </w:numPr>
       </w:pPr>
-      <w:bookmarkStart w:id="17" w:name="_Toc208413413"/>
+      <w:bookmarkStart w:id="17" w:name="_Toc208559837"/>
       <w:r>
         <w:t>Kostenplanung</w:t>
       </w:r>
@@ -4163,7 +4571,7 @@
           <w:numId w:val="1"/>
         </w:numPr>
       </w:pPr>
-      <w:bookmarkStart w:id="18" w:name="_Toc208413414"/>
+      <w:bookmarkStart w:id="18" w:name="_Toc208559838"/>
       <w:r>
         <w:t>Risikoanalyse</w:t>
       </w:r>
@@ -4177,7 +4585,7 @@
           <w:numId w:val="1"/>
         </w:numPr>
       </w:pPr>
-      <w:bookmarkStart w:id="19" w:name="_Toc208413415"/>
+      <w:bookmarkStart w:id="19" w:name="_Toc208559839"/>
       <w:r>
         <w:lastRenderedPageBreak/>
         <w:t>Technische Umsetzung</w:t>
@@ -4192,7 +4600,7 @@
           <w:numId w:val="1"/>
         </w:numPr>
       </w:pPr>
-      <w:bookmarkStart w:id="20" w:name="_Toc208413416"/>
+      <w:bookmarkStart w:id="20" w:name="_Toc208559840"/>
       <w:r>
         <w:t>Architektur</w:t>
       </w:r>
@@ -4209,7 +4617,7 @@
           <w:numId w:val="1"/>
         </w:numPr>
       </w:pPr>
-      <w:bookmarkStart w:id="21" w:name="_Toc208413417"/>
+      <w:bookmarkStart w:id="21" w:name="_Toc208559841"/>
       <w:r>
         <w:t>Architektur-Konzept (MVC)</w:t>
       </w:r>
@@ -4223,7 +4631,7 @@
           <w:numId w:val="1"/>
         </w:numPr>
       </w:pPr>
-      <w:bookmarkStart w:id="22" w:name="_Toc208413418"/>
+      <w:bookmarkStart w:id="22" w:name="_Toc208559842"/>
       <w:r>
         <w:t>Datenfluss</w:t>
       </w:r>
@@ -4237,7 +4645,7 @@
           <w:numId w:val="1"/>
         </w:numPr>
       </w:pPr>
-      <w:bookmarkStart w:id="23" w:name="_Toc208413419"/>
+      <w:bookmarkStart w:id="23" w:name="_Toc208559843"/>
       <w:r>
         <w:t>Auswahl der Technologien</w:t>
       </w:r>
@@ -4251,7 +4659,7 @@
           <w:numId w:val="1"/>
         </w:numPr>
       </w:pPr>
-      <w:bookmarkStart w:id="24" w:name="_Toc208413420"/>
+      <w:bookmarkStart w:id="24" w:name="_Toc208559844"/>
       <w:r>
         <w:t>Software- und Hardware</w:t>
       </w:r>
@@ -4265,7 +4673,7 @@
           <w:numId w:val="1"/>
         </w:numPr>
       </w:pPr>
-      <w:bookmarkStart w:id="25" w:name="_Toc208413421"/>
+      <w:bookmarkStart w:id="25" w:name="_Toc208559845"/>
       <w:r>
         <w:t>Programmiersprache und Frameworks</w:t>
       </w:r>
@@ -4279,7 +4687,7 @@
           <w:numId w:val="1"/>
         </w:numPr>
       </w:pPr>
-      <w:bookmarkStart w:id="26" w:name="_Toc208413422"/>
+      <w:bookmarkStart w:id="26" w:name="_Toc208559846"/>
       <w:r>
         <w:t>Implementierung</w:t>
       </w:r>
@@ -4293,7 +4701,7 @@
           <w:numId w:val="1"/>
         </w:numPr>
       </w:pPr>
-      <w:bookmarkStart w:id="27" w:name="_Toc208413423"/>
+      <w:bookmarkStart w:id="27" w:name="_Toc208559847"/>
       <w:r>
         <w:t>Kernkomponenten der Simulation</w:t>
       </w:r>
@@ -4307,7 +4715,7 @@
           <w:numId w:val="1"/>
         </w:numPr>
       </w:pPr>
-      <w:bookmarkStart w:id="28" w:name="_Toc208413424"/>
+      <w:bookmarkStart w:id="28" w:name="_Toc208559848"/>
       <w:r>
         <w:t>Zufallselemente und Verteilung</w:t>
       </w:r>
@@ -4321,7 +4729,7 @@
           <w:numId w:val="1"/>
         </w:numPr>
       </w:pPr>
-      <w:bookmarkStart w:id="29" w:name="_Toc208413425"/>
+      <w:bookmarkStart w:id="29" w:name="_Toc208559849"/>
       <w:r>
         <w:t>Benutzeroberfläche</w:t>
       </w:r>
@@ -4335,7 +4743,7 @@
           <w:numId w:val="1"/>
         </w:numPr>
       </w:pPr>
-      <w:bookmarkStart w:id="30" w:name="_Toc208413426"/>
+      <w:bookmarkStart w:id="30" w:name="_Toc208559850"/>
       <w:r>
         <w:t>UI-Konzept und Usability</w:t>
       </w:r>
@@ -4349,7 +4757,7 @@
           <w:numId w:val="1"/>
         </w:numPr>
       </w:pPr>
-      <w:bookmarkStart w:id="31" w:name="_Toc208413427"/>
+      <w:bookmarkStart w:id="31" w:name="_Toc208559851"/>
       <w:r>
         <w:t>Elemente und Animation</w:t>
       </w:r>
@@ -4363,7 +4771,7 @@
           <w:numId w:val="1"/>
         </w:numPr>
       </w:pPr>
-      <w:bookmarkStart w:id="32" w:name="_Toc208413428"/>
+      <w:bookmarkStart w:id="32" w:name="_Toc208559852"/>
       <w:r>
         <w:lastRenderedPageBreak/>
         <w:t>Qualitätssicherung</w:t>
@@ -4381,7 +4789,7 @@
           <w:numId w:val="1"/>
         </w:numPr>
       </w:pPr>
-      <w:bookmarkStart w:id="33" w:name="_Toc208413429"/>
+      <w:bookmarkStart w:id="33" w:name="_Toc208559853"/>
       <w:r>
         <w:t>Testkonzept</w:t>
       </w:r>
@@ -4395,7 +4803,7 @@
           <w:numId w:val="1"/>
         </w:numPr>
       </w:pPr>
-      <w:bookmarkStart w:id="34" w:name="_Toc208413430"/>
+      <w:bookmarkStart w:id="34" w:name="_Toc208559854"/>
       <w:r>
         <w:t>Testdurchführung</w:t>
       </w:r>
@@ -4409,7 +4817,7 @@
           <w:numId w:val="1"/>
         </w:numPr>
       </w:pPr>
-      <w:bookmarkStart w:id="35" w:name="_Toc208413431"/>
+      <w:bookmarkStart w:id="35" w:name="_Toc208559855"/>
       <w:r>
         <w:t>Validierung der Zufallsmodelle</w:t>
       </w:r>
@@ -4423,7 +4831,7 @@
           <w:numId w:val="1"/>
         </w:numPr>
       </w:pPr>
-      <w:bookmarkStart w:id="36" w:name="_Toc208413432"/>
+      <w:bookmarkStart w:id="36" w:name="_Toc208559856"/>
       <w:r>
         <w:t>Soll-Ist-Vergleich</w:t>
       </w:r>
@@ -4437,7 +4845,7 @@
           <w:numId w:val="1"/>
         </w:numPr>
       </w:pPr>
-      <w:bookmarkStart w:id="37" w:name="_Toc208413433"/>
+      <w:bookmarkStart w:id="37" w:name="_Toc208559857"/>
       <w:r>
         <w:lastRenderedPageBreak/>
         <w:t>Zusammenfassung und Ausblick</w:t>
@@ -4452,7 +4860,7 @@
           <w:numId w:val="1"/>
         </w:numPr>
       </w:pPr>
-      <w:bookmarkStart w:id="38" w:name="_Toc208413434"/>
+      <w:bookmarkStart w:id="38" w:name="_Toc208559858"/>
       <w:r>
         <w:t>Fazit</w:t>
       </w:r>
@@ -4466,7 +4874,7 @@
           <w:numId w:val="1"/>
         </w:numPr>
       </w:pPr>
-      <w:bookmarkStart w:id="39" w:name="_Toc208413435"/>
+      <w:bookmarkStart w:id="39" w:name="_Toc208559859"/>
       <w:r>
         <w:t>Ausblick</w:t>
       </w:r>
@@ -4495,7 +4903,7 @@
         <w:pStyle w:val="berschrift1"/>
       </w:pPr>
       <w:bookmarkStart w:id="40" w:name="_Toc208314192"/>
-      <w:bookmarkStart w:id="41" w:name="_Toc208413436"/>
+      <w:bookmarkStart w:id="41" w:name="_Toc208559860"/>
       <w:r>
         <w:lastRenderedPageBreak/>
         <w:t>Literaturverzeichnis</w:t>
@@ -4521,7 +4929,7 @@
         <w:pStyle w:val="berschrift1"/>
       </w:pPr>
       <w:bookmarkStart w:id="42" w:name="_Toc208314193"/>
-      <w:bookmarkStart w:id="43" w:name="_Toc208413437"/>
+      <w:bookmarkStart w:id="43" w:name="_Toc208559861"/>
       <w:r>
         <w:lastRenderedPageBreak/>
         <w:t>Anhang</w:t>
@@ -4529,6 +4937,7 @@
       <w:bookmarkEnd w:id="42"/>
       <w:bookmarkEnd w:id="43"/>
     </w:p>
+    <w:p/>
     <w:p/>
     <w:p/>
     <w:sectPr>
@@ -4661,6 +5070,7 @@
         <w:docPartUnique/>
       </w:docPartObj>
     </w:sdtPr>
+    <w:sdtEndPr/>
     <w:sdtContent>
       <w:p>
         <w:pPr>
@@ -4778,6 +5188,7 @@
       <w:dataBinding w:prefixMappings="xmlns:ns0='http://purl.org/dc/elements/1.1/' xmlns:ns1='http://schemas.openxmlformats.org/package/2006/metadata/core-properties' " w:xpath="/ns1:coreProperties[1]/ns0:creator[1]" w:storeItemID="{6C3C8BC8-F283-45AE-878A-BAB7291924A1}"/>
       <w:text/>
     </w:sdtPr>
+    <w:sdtEndPr/>
     <w:sdtContent>
       <w:p>
         <w:pPr>
@@ -4802,6 +5213,7 @@
         <w:docPartUnique/>
       </w:docPartObj>
     </w:sdtPr>
+    <w:sdtEndPr/>
     <w:sdtContent>
       <w:p>
         <w:pPr>
@@ -4936,6 +5348,7 @@
       <w:dataBinding w:prefixMappings="xmlns:ns0='http://purl.org/dc/elements/1.1/' xmlns:ns1='http://schemas.openxmlformats.org/package/2006/metadata/core-properties' " w:xpath="/ns1:coreProperties[1]/ns0:title[1]" w:storeItemID="{6C3C8BC8-F283-45AE-878A-BAB7291924A1}"/>
       <w:text/>
     </w:sdtPr>
+    <w:sdtEndPr/>
     <w:sdtContent>
       <w:p>
         <w:pPr>
@@ -6412,6 +6825,7 @@
   </w:compat>
   <w:rsids>
     <w:rsidRoot w:val="00451CAA"/>
+    <w:rsid w:val="000F66B4"/>
     <w:rsid w:val="00163B40"/>
     <w:rsid w:val="001E0588"/>
     <w:rsid w:val="0027101E"/>
@@ -6423,10 +6837,13 @@
     <w:rsid w:val="006A31DF"/>
     <w:rsid w:val="00836D11"/>
     <w:rsid w:val="009544B5"/>
+    <w:rsid w:val="00A41827"/>
     <w:rsid w:val="00A437C6"/>
     <w:rsid w:val="00A8153E"/>
     <w:rsid w:val="00B447A5"/>
     <w:rsid w:val="00EC0E23"/>
+    <w:rsid w:val="00F34EAC"/>
+    <w:rsid w:val="00FF7EC8"/>
   </w:rsids>
   <m:mathPr>
     <m:mathFont m:val="Cambria Math"/>

--- a/Documentation/Berufschulprojekt.docx
+++ b/Documentation/Berufschulprojekt.docx
@@ -132,7 +132,7 @@
         </w:rPr>
         <w:fldChar w:fldCharType="separate"/>
       </w:r>
-      <w:hyperlink w:anchor="_Toc208559824" w:history="1">
+      <w:hyperlink w:anchor="_Toc210732025" w:history="1">
         <w:r>
           <w:rPr>
             <w:rStyle w:val="Hyperlink"/>
@@ -159,7 +159,7 @@
             <w:noProof/>
             <w:webHidden/>
           </w:rPr>
-          <w:instrText xml:space="preserve"> PAGEREF _Toc208559824 \h </w:instrText>
+          <w:instrText xml:space="preserve"> PAGEREF _Toc210732025 \h </w:instrText>
         </w:r>
         <w:r>
           <w:rPr>
@@ -204,7 +204,7 @@
           <w:lang w:eastAsia="de-DE"/>
         </w:rPr>
       </w:pPr>
-      <w:hyperlink w:anchor="_Toc208559825" w:history="1">
+      <w:hyperlink w:anchor="_Toc210732026" w:history="1">
         <w:r>
           <w:rPr>
             <w:rStyle w:val="Hyperlink"/>
@@ -231,7 +231,7 @@
             <w:noProof/>
             <w:webHidden/>
           </w:rPr>
-          <w:instrText xml:space="preserve"> PAGEREF _Toc208559825 \h </w:instrText>
+          <w:instrText xml:space="preserve"> PAGEREF _Toc210732026 \h </w:instrText>
         </w:r>
         <w:r>
           <w:rPr>
@@ -279,7 +279,7 @@
           <w:lang w:eastAsia="de-DE"/>
         </w:rPr>
       </w:pPr>
-      <w:hyperlink w:anchor="_Toc208559826" w:history="1">
+      <w:hyperlink w:anchor="_Toc210732027" w:history="1">
         <w:r>
           <w:rPr>
             <w:rStyle w:val="Hyperlink"/>
@@ -326,7 +326,7 @@
             <w:noProof/>
             <w:webHidden/>
           </w:rPr>
-          <w:instrText xml:space="preserve"> PAGEREF _Toc208559826 \h </w:instrText>
+          <w:instrText xml:space="preserve"> PAGEREF _Toc210732027 \h </w:instrText>
         </w:r>
         <w:r>
           <w:rPr>
@@ -373,7 +373,7 @@
           <w:lang w:eastAsia="de-DE"/>
         </w:rPr>
       </w:pPr>
-      <w:hyperlink w:anchor="_Toc208559827" w:history="1">
+      <w:hyperlink w:anchor="_Toc210732028" w:history="1">
         <w:r>
           <w:rPr>
             <w:rStyle w:val="Hyperlink"/>
@@ -418,7 +418,7 @@
             <w:noProof/>
             <w:webHidden/>
           </w:rPr>
-          <w:instrText xml:space="preserve"> PAGEREF _Toc208559827 \h </w:instrText>
+          <w:instrText xml:space="preserve"> PAGEREF _Toc210732028 \h </w:instrText>
         </w:r>
         <w:r>
           <w:rPr>
@@ -465,7 +465,7 @@
           <w:lang w:eastAsia="de-DE"/>
         </w:rPr>
       </w:pPr>
-      <w:hyperlink w:anchor="_Toc208559828" w:history="1">
+      <w:hyperlink w:anchor="_Toc210732029" w:history="1">
         <w:r>
           <w:rPr>
             <w:rStyle w:val="Hyperlink"/>
@@ -510,7 +510,7 @@
             <w:noProof/>
             <w:webHidden/>
           </w:rPr>
-          <w:instrText xml:space="preserve"> PAGEREF _Toc208559828 \h </w:instrText>
+          <w:instrText xml:space="preserve"> PAGEREF _Toc210732029 \h </w:instrText>
         </w:r>
         <w:r>
           <w:rPr>
@@ -557,7 +557,7 @@
           <w:lang w:eastAsia="de-DE"/>
         </w:rPr>
       </w:pPr>
-      <w:hyperlink w:anchor="_Toc208559829" w:history="1">
+      <w:hyperlink w:anchor="_Toc210732030" w:history="1">
         <w:r>
           <w:rPr>
             <w:rStyle w:val="Hyperlink"/>
@@ -602,7 +602,7 @@
             <w:noProof/>
             <w:webHidden/>
           </w:rPr>
-          <w:instrText xml:space="preserve"> PAGEREF _Toc208559829 \h </w:instrText>
+          <w:instrText xml:space="preserve"> PAGEREF _Toc210732030 \h </w:instrText>
         </w:r>
         <w:r>
           <w:rPr>
@@ -649,7 +649,7 @@
           <w:lang w:eastAsia="de-DE"/>
         </w:rPr>
       </w:pPr>
-      <w:hyperlink w:anchor="_Toc208559830" w:history="1">
+      <w:hyperlink w:anchor="_Toc210732031" w:history="1">
         <w:r>
           <w:rPr>
             <w:rStyle w:val="Hyperlink"/>
@@ -694,7 +694,7 @@
             <w:noProof/>
             <w:webHidden/>
           </w:rPr>
-          <w:instrText xml:space="preserve"> PAGEREF _Toc208559830 \h </w:instrText>
+          <w:instrText xml:space="preserve"> PAGEREF _Toc210732031 \h </w:instrText>
         </w:r>
         <w:r>
           <w:rPr>
@@ -742,7 +742,7 @@
           <w:lang w:eastAsia="de-DE"/>
         </w:rPr>
       </w:pPr>
-      <w:hyperlink w:anchor="_Toc208559831" w:history="1">
+      <w:hyperlink w:anchor="_Toc210732032" w:history="1">
         <w:r>
           <w:rPr>
             <w:rStyle w:val="Hyperlink"/>
@@ -788,7 +788,7 @@
             <w:noProof/>
             <w:webHidden/>
           </w:rPr>
-          <w:instrText xml:space="preserve"> PAGEREF _Toc208559831 \h </w:instrText>
+          <w:instrText xml:space="preserve"> PAGEREF _Toc210732032 \h </w:instrText>
         </w:r>
         <w:r>
           <w:rPr>
@@ -836,7 +836,7 @@
           <w:lang w:eastAsia="de-DE"/>
         </w:rPr>
       </w:pPr>
-      <w:hyperlink w:anchor="_Toc208559832" w:history="1">
+      <w:hyperlink w:anchor="_Toc210732033" w:history="1">
         <w:r>
           <w:rPr>
             <w:rStyle w:val="Hyperlink"/>
@@ -882,7 +882,7 @@
             <w:noProof/>
             <w:webHidden/>
           </w:rPr>
-          <w:instrText xml:space="preserve"> PAGEREF _Toc208559832 \h </w:instrText>
+          <w:instrText xml:space="preserve"> PAGEREF _Toc210732033 \h </w:instrText>
         </w:r>
         <w:r>
           <w:rPr>
@@ -902,7 +902,7 @@
             <w:noProof/>
             <w:webHidden/>
           </w:rPr>
-          <w:t>4</w:t>
+          <w:t>5</w:t>
         </w:r>
         <w:r>
           <w:rPr>
@@ -930,7 +930,7 @@
           <w:lang w:eastAsia="de-DE"/>
         </w:rPr>
       </w:pPr>
-      <w:hyperlink w:anchor="_Toc208559833" w:history="1">
+      <w:hyperlink w:anchor="_Toc210732034" w:history="1">
         <w:r>
           <w:rPr>
             <w:rStyle w:val="Hyperlink"/>
@@ -977,7 +977,7 @@
             <w:noProof/>
             <w:webHidden/>
           </w:rPr>
-          <w:instrText xml:space="preserve"> PAGEREF _Toc208559833 \h </w:instrText>
+          <w:instrText xml:space="preserve"> PAGEREF _Toc210732034 \h </w:instrText>
         </w:r>
         <w:r>
           <w:rPr>
@@ -1024,7 +1024,7 @@
           <w:lang w:eastAsia="de-DE"/>
         </w:rPr>
       </w:pPr>
-      <w:hyperlink w:anchor="_Toc208559834" w:history="1">
+      <w:hyperlink w:anchor="_Toc210732035" w:history="1">
         <w:r>
           <w:rPr>
             <w:rStyle w:val="Hyperlink"/>
@@ -1069,7 +1069,7 @@
             <w:noProof/>
             <w:webHidden/>
           </w:rPr>
-          <w:instrText xml:space="preserve"> PAGEREF _Toc208559834 \h </w:instrText>
+          <w:instrText xml:space="preserve"> PAGEREF _Toc210732035 \h </w:instrText>
         </w:r>
         <w:r>
           <w:rPr>
@@ -1116,7 +1116,7 @@
           <w:lang w:eastAsia="de-DE"/>
         </w:rPr>
       </w:pPr>
-      <w:hyperlink w:anchor="_Toc208559835" w:history="1">
+      <w:hyperlink w:anchor="_Toc210732036" w:history="1">
         <w:r>
           <w:rPr>
             <w:rStyle w:val="Hyperlink"/>
@@ -1161,7 +1161,7 @@
             <w:noProof/>
             <w:webHidden/>
           </w:rPr>
-          <w:instrText xml:space="preserve"> PAGEREF _Toc208559835 \h </w:instrText>
+          <w:instrText xml:space="preserve"> PAGEREF _Toc210732036 \h </w:instrText>
         </w:r>
         <w:r>
           <w:rPr>
@@ -1209,7 +1209,7 @@
           <w:lang w:eastAsia="de-DE"/>
         </w:rPr>
       </w:pPr>
-      <w:hyperlink w:anchor="_Toc208559836" w:history="1">
+      <w:hyperlink w:anchor="_Toc210732037" w:history="1">
         <w:r>
           <w:rPr>
             <w:rStyle w:val="Hyperlink"/>
@@ -1255,7 +1255,7 @@
             <w:noProof/>
             <w:webHidden/>
           </w:rPr>
-          <w:instrText xml:space="preserve"> PAGEREF _Toc208559836 \h </w:instrText>
+          <w:instrText xml:space="preserve"> PAGEREF _Toc210732037 \h </w:instrText>
         </w:r>
         <w:r>
           <w:rPr>
@@ -1303,7 +1303,7 @@
           <w:lang w:eastAsia="de-DE"/>
         </w:rPr>
       </w:pPr>
-      <w:hyperlink w:anchor="_Toc208559837" w:history="1">
+      <w:hyperlink w:anchor="_Toc210732038" w:history="1">
         <w:r>
           <w:rPr>
             <w:rStyle w:val="Hyperlink"/>
@@ -1349,7 +1349,7 @@
             <w:noProof/>
             <w:webHidden/>
           </w:rPr>
-          <w:instrText xml:space="preserve"> PAGEREF _Toc208559837 \h </w:instrText>
+          <w:instrText xml:space="preserve"> PAGEREF _Toc210732038 \h </w:instrText>
         </w:r>
         <w:r>
           <w:rPr>
@@ -1396,7 +1396,7 @@
           <w:lang w:eastAsia="de-DE"/>
         </w:rPr>
       </w:pPr>
-      <w:hyperlink w:anchor="_Toc208559838" w:history="1">
+      <w:hyperlink w:anchor="_Toc210732039" w:history="1">
         <w:r>
           <w:rPr>
             <w:rStyle w:val="Hyperlink"/>
@@ -1441,7 +1441,7 @@
             <w:noProof/>
             <w:webHidden/>
           </w:rPr>
-          <w:instrText xml:space="preserve"> PAGEREF _Toc208559838 \h </w:instrText>
+          <w:instrText xml:space="preserve"> PAGEREF _Toc210732039 \h </w:instrText>
         </w:r>
         <w:r>
           <w:rPr>
@@ -1489,7 +1489,7 @@
           <w:lang w:eastAsia="de-DE"/>
         </w:rPr>
       </w:pPr>
-      <w:hyperlink w:anchor="_Toc208559839" w:history="1">
+      <w:hyperlink w:anchor="_Toc210732040" w:history="1">
         <w:r>
           <w:rPr>
             <w:rStyle w:val="Hyperlink"/>
@@ -1536,7 +1536,7 @@
             <w:noProof/>
             <w:webHidden/>
           </w:rPr>
-          <w:instrText xml:space="preserve"> PAGEREF _Toc208559839 \h </w:instrText>
+          <w:instrText xml:space="preserve"> PAGEREF _Toc210732040 \h </w:instrText>
         </w:r>
         <w:r>
           <w:rPr>
@@ -1583,7 +1583,7 @@
           <w:lang w:eastAsia="de-DE"/>
         </w:rPr>
       </w:pPr>
-      <w:hyperlink w:anchor="_Toc208559840" w:history="1">
+      <w:hyperlink w:anchor="_Toc210732041" w:history="1">
         <w:r>
           <w:rPr>
             <w:rStyle w:val="Hyperlink"/>
@@ -1628,7 +1628,7 @@
             <w:noProof/>
             <w:webHidden/>
           </w:rPr>
-          <w:instrText xml:space="preserve"> PAGEREF _Toc208559840 \h </w:instrText>
+          <w:instrText xml:space="preserve"> PAGEREF _Toc210732041 \h </w:instrText>
         </w:r>
         <w:r>
           <w:rPr>
@@ -1676,7 +1676,7 @@
           <w:lang w:eastAsia="de-DE"/>
         </w:rPr>
       </w:pPr>
-      <w:hyperlink w:anchor="_Toc208559841" w:history="1">
+      <w:hyperlink w:anchor="_Toc210732042" w:history="1">
         <w:r>
           <w:rPr>
             <w:rStyle w:val="Hyperlink"/>
@@ -1722,7 +1722,7 @@
             <w:noProof/>
             <w:webHidden/>
           </w:rPr>
-          <w:instrText xml:space="preserve"> PAGEREF _Toc208559841 \h </w:instrText>
+          <w:instrText xml:space="preserve"> PAGEREF _Toc210732042 \h </w:instrText>
         </w:r>
         <w:r>
           <w:rPr>
@@ -1770,7 +1770,7 @@
           <w:lang w:eastAsia="de-DE"/>
         </w:rPr>
       </w:pPr>
-      <w:hyperlink w:anchor="_Toc208559842" w:history="1">
+      <w:hyperlink w:anchor="_Toc210732043" w:history="1">
         <w:r>
           <w:rPr>
             <w:rStyle w:val="Hyperlink"/>
@@ -1816,7 +1816,7 @@
             <w:noProof/>
             <w:webHidden/>
           </w:rPr>
-          <w:instrText xml:space="preserve"> PAGEREF _Toc208559842 \h </w:instrText>
+          <w:instrText xml:space="preserve"> PAGEREF _Toc210732043 \h </w:instrText>
         </w:r>
         <w:r>
           <w:rPr>
@@ -1863,7 +1863,7 @@
           <w:lang w:eastAsia="de-DE"/>
         </w:rPr>
       </w:pPr>
-      <w:hyperlink w:anchor="_Toc208559843" w:history="1">
+      <w:hyperlink w:anchor="_Toc210732044" w:history="1">
         <w:r>
           <w:rPr>
             <w:rStyle w:val="Hyperlink"/>
@@ -1908,7 +1908,7 @@
             <w:noProof/>
             <w:webHidden/>
           </w:rPr>
-          <w:instrText xml:space="preserve"> PAGEREF _Toc208559843 \h </w:instrText>
+          <w:instrText xml:space="preserve"> PAGEREF _Toc210732044 \h </w:instrText>
         </w:r>
         <w:r>
           <w:rPr>
@@ -1956,7 +1956,7 @@
           <w:lang w:eastAsia="de-DE"/>
         </w:rPr>
       </w:pPr>
-      <w:hyperlink w:anchor="_Toc208559844" w:history="1">
+      <w:hyperlink w:anchor="_Toc210732045" w:history="1">
         <w:r>
           <w:rPr>
             <w:rStyle w:val="Hyperlink"/>
@@ -2002,7 +2002,7 @@
             <w:noProof/>
             <w:webHidden/>
           </w:rPr>
-          <w:instrText xml:space="preserve"> PAGEREF _Toc208559844 \h </w:instrText>
+          <w:instrText xml:space="preserve"> PAGEREF _Toc210732045 \h </w:instrText>
         </w:r>
         <w:r>
           <w:rPr>
@@ -2050,7 +2050,7 @@
           <w:lang w:eastAsia="de-DE"/>
         </w:rPr>
       </w:pPr>
-      <w:hyperlink w:anchor="_Toc208559845" w:history="1">
+      <w:hyperlink w:anchor="_Toc210732046" w:history="1">
         <w:r>
           <w:rPr>
             <w:rStyle w:val="Hyperlink"/>
@@ -2096,7 +2096,7 @@
             <w:noProof/>
             <w:webHidden/>
           </w:rPr>
-          <w:instrText xml:space="preserve"> PAGEREF _Toc208559845 \h </w:instrText>
+          <w:instrText xml:space="preserve"> PAGEREF _Toc210732046 \h </w:instrText>
         </w:r>
         <w:r>
           <w:rPr>
@@ -2143,7 +2143,7 @@
           <w:lang w:eastAsia="de-DE"/>
         </w:rPr>
       </w:pPr>
-      <w:hyperlink w:anchor="_Toc208559846" w:history="1">
+      <w:hyperlink w:anchor="_Toc210732047" w:history="1">
         <w:r>
           <w:rPr>
             <w:rStyle w:val="Hyperlink"/>
@@ -2188,7 +2188,7 @@
             <w:noProof/>
             <w:webHidden/>
           </w:rPr>
-          <w:instrText xml:space="preserve"> PAGEREF _Toc208559846 \h </w:instrText>
+          <w:instrText xml:space="preserve"> PAGEREF _Toc210732047 \h </w:instrText>
         </w:r>
         <w:r>
           <w:rPr>
@@ -2236,7 +2236,7 @@
           <w:lang w:eastAsia="de-DE"/>
         </w:rPr>
       </w:pPr>
-      <w:hyperlink w:anchor="_Toc208559847" w:history="1">
+      <w:hyperlink w:anchor="_Toc210732048" w:history="1">
         <w:r>
           <w:rPr>
             <w:rStyle w:val="Hyperlink"/>
@@ -2282,7 +2282,7 @@
             <w:noProof/>
             <w:webHidden/>
           </w:rPr>
-          <w:instrText xml:space="preserve"> PAGEREF _Toc208559847 \h </w:instrText>
+          <w:instrText xml:space="preserve"> PAGEREF _Toc210732048 \h </w:instrText>
         </w:r>
         <w:r>
           <w:rPr>
@@ -2330,7 +2330,7 @@
           <w:lang w:eastAsia="de-DE"/>
         </w:rPr>
       </w:pPr>
-      <w:hyperlink w:anchor="_Toc208559848" w:history="1">
+      <w:hyperlink w:anchor="_Toc210732049" w:history="1">
         <w:r>
           <w:rPr>
             <w:rStyle w:val="Hyperlink"/>
@@ -2376,7 +2376,7 @@
             <w:noProof/>
             <w:webHidden/>
           </w:rPr>
-          <w:instrText xml:space="preserve"> PAGEREF _Toc208559848 \h </w:instrText>
+          <w:instrText xml:space="preserve"> PAGEREF _Toc210732049 \h </w:instrText>
         </w:r>
         <w:r>
           <w:rPr>
@@ -2423,7 +2423,7 @@
           <w:lang w:eastAsia="de-DE"/>
         </w:rPr>
       </w:pPr>
-      <w:hyperlink w:anchor="_Toc208559849" w:history="1">
+      <w:hyperlink w:anchor="_Toc210732050" w:history="1">
         <w:r>
           <w:rPr>
             <w:rStyle w:val="Hyperlink"/>
@@ -2468,7 +2468,7 @@
             <w:noProof/>
             <w:webHidden/>
           </w:rPr>
-          <w:instrText xml:space="preserve"> PAGEREF _Toc208559849 \h </w:instrText>
+          <w:instrText xml:space="preserve"> PAGEREF _Toc210732050 \h </w:instrText>
         </w:r>
         <w:r>
           <w:rPr>
@@ -2516,7 +2516,7 @@
           <w:lang w:eastAsia="de-DE"/>
         </w:rPr>
       </w:pPr>
-      <w:hyperlink w:anchor="_Toc208559850" w:history="1">
+      <w:hyperlink w:anchor="_Toc210732051" w:history="1">
         <w:r>
           <w:rPr>
             <w:rStyle w:val="Hyperlink"/>
@@ -2562,7 +2562,7 @@
             <w:noProof/>
             <w:webHidden/>
           </w:rPr>
-          <w:instrText xml:space="preserve"> PAGEREF _Toc208559850 \h </w:instrText>
+          <w:instrText xml:space="preserve"> PAGEREF _Toc210732051 \h </w:instrText>
         </w:r>
         <w:r>
           <w:rPr>
@@ -2610,7 +2610,7 @@
           <w:lang w:eastAsia="de-DE"/>
         </w:rPr>
       </w:pPr>
-      <w:hyperlink w:anchor="_Toc208559851" w:history="1">
+      <w:hyperlink w:anchor="_Toc210732052" w:history="1">
         <w:r>
           <w:rPr>
             <w:rStyle w:val="Hyperlink"/>
@@ -2656,7 +2656,7 @@
             <w:noProof/>
             <w:webHidden/>
           </w:rPr>
-          <w:instrText xml:space="preserve"> PAGEREF _Toc208559851 \h </w:instrText>
+          <w:instrText xml:space="preserve"> PAGEREF _Toc210732052 \h </w:instrText>
         </w:r>
         <w:r>
           <w:rPr>
@@ -2704,7 +2704,7 @@
           <w:lang w:eastAsia="de-DE"/>
         </w:rPr>
       </w:pPr>
-      <w:hyperlink w:anchor="_Toc208559852" w:history="1">
+      <w:hyperlink w:anchor="_Toc210732053" w:history="1">
         <w:r>
           <w:rPr>
             <w:rStyle w:val="Hyperlink"/>
@@ -2751,7 +2751,7 @@
             <w:noProof/>
             <w:webHidden/>
           </w:rPr>
-          <w:instrText xml:space="preserve"> PAGEREF _Toc208559852 \h </w:instrText>
+          <w:instrText xml:space="preserve"> PAGEREF _Toc210732053 \h </w:instrText>
         </w:r>
         <w:r>
           <w:rPr>
@@ -2798,7 +2798,7 @@
           <w:lang w:eastAsia="de-DE"/>
         </w:rPr>
       </w:pPr>
-      <w:hyperlink w:anchor="_Toc208559853" w:history="1">
+      <w:hyperlink w:anchor="_Toc210732054" w:history="1">
         <w:r>
           <w:rPr>
             <w:rStyle w:val="Hyperlink"/>
@@ -2843,7 +2843,7 @@
             <w:noProof/>
             <w:webHidden/>
           </w:rPr>
-          <w:instrText xml:space="preserve"> PAGEREF _Toc208559853 \h </w:instrText>
+          <w:instrText xml:space="preserve"> PAGEREF _Toc210732054 \h </w:instrText>
         </w:r>
         <w:r>
           <w:rPr>
@@ -2890,7 +2890,7 @@
           <w:lang w:eastAsia="de-DE"/>
         </w:rPr>
       </w:pPr>
-      <w:hyperlink w:anchor="_Toc208559854" w:history="1">
+      <w:hyperlink w:anchor="_Toc210732055" w:history="1">
         <w:r>
           <w:rPr>
             <w:rStyle w:val="Hyperlink"/>
@@ -2935,7 +2935,7 @@
             <w:noProof/>
             <w:webHidden/>
           </w:rPr>
-          <w:instrText xml:space="preserve"> PAGEREF _Toc208559854 \h </w:instrText>
+          <w:instrText xml:space="preserve"> PAGEREF _Toc210732055 \h </w:instrText>
         </w:r>
         <w:r>
           <w:rPr>
@@ -2982,7 +2982,7 @@
           <w:lang w:eastAsia="de-DE"/>
         </w:rPr>
       </w:pPr>
-      <w:hyperlink w:anchor="_Toc208559855" w:history="1">
+      <w:hyperlink w:anchor="_Toc210732056" w:history="1">
         <w:r>
           <w:rPr>
             <w:rStyle w:val="Hyperlink"/>
@@ -3027,7 +3027,7 @@
             <w:noProof/>
             <w:webHidden/>
           </w:rPr>
-          <w:instrText xml:space="preserve"> PAGEREF _Toc208559855 \h </w:instrText>
+          <w:instrText xml:space="preserve"> PAGEREF _Toc210732056 \h </w:instrText>
         </w:r>
         <w:r>
           <w:rPr>
@@ -3074,7 +3074,7 @@
           <w:lang w:eastAsia="de-DE"/>
         </w:rPr>
       </w:pPr>
-      <w:hyperlink w:anchor="_Toc208559856" w:history="1">
+      <w:hyperlink w:anchor="_Toc210732057" w:history="1">
         <w:r>
           <w:rPr>
             <w:rStyle w:val="Hyperlink"/>
@@ -3119,7 +3119,7 @@
             <w:noProof/>
             <w:webHidden/>
           </w:rPr>
-          <w:instrText xml:space="preserve"> PAGEREF _Toc208559856 \h </w:instrText>
+          <w:instrText xml:space="preserve"> PAGEREF _Toc210732057 \h </w:instrText>
         </w:r>
         <w:r>
           <w:rPr>
@@ -3167,7 +3167,7 @@
           <w:lang w:eastAsia="de-DE"/>
         </w:rPr>
       </w:pPr>
-      <w:hyperlink w:anchor="_Toc208559857" w:history="1">
+      <w:hyperlink w:anchor="_Toc210732058" w:history="1">
         <w:r>
           <w:rPr>
             <w:rStyle w:val="Hyperlink"/>
@@ -3214,7 +3214,7 @@
             <w:noProof/>
             <w:webHidden/>
           </w:rPr>
-          <w:instrText xml:space="preserve"> PAGEREF _Toc208559857 \h </w:instrText>
+          <w:instrText xml:space="preserve"> PAGEREF _Toc210732058 \h </w:instrText>
         </w:r>
         <w:r>
           <w:rPr>
@@ -3261,7 +3261,7 @@
           <w:lang w:eastAsia="de-DE"/>
         </w:rPr>
       </w:pPr>
-      <w:hyperlink w:anchor="_Toc208559858" w:history="1">
+      <w:hyperlink w:anchor="_Toc210732059" w:history="1">
         <w:r>
           <w:rPr>
             <w:rStyle w:val="Hyperlink"/>
@@ -3306,7 +3306,7 @@
             <w:noProof/>
             <w:webHidden/>
           </w:rPr>
-          <w:instrText xml:space="preserve"> PAGEREF _Toc208559858 \h </w:instrText>
+          <w:instrText xml:space="preserve"> PAGEREF _Toc210732059 \h </w:instrText>
         </w:r>
         <w:r>
           <w:rPr>
@@ -3353,7 +3353,7 @@
           <w:lang w:eastAsia="de-DE"/>
         </w:rPr>
       </w:pPr>
-      <w:hyperlink w:anchor="_Toc208559859" w:history="1">
+      <w:hyperlink w:anchor="_Toc210732060" w:history="1">
         <w:r>
           <w:rPr>
             <w:rStyle w:val="Hyperlink"/>
@@ -3398,7 +3398,7 @@
             <w:noProof/>
             <w:webHidden/>
           </w:rPr>
-          <w:instrText xml:space="preserve"> PAGEREF _Toc208559859 \h </w:instrText>
+          <w:instrText xml:space="preserve"> PAGEREF _Toc210732060 \h </w:instrText>
         </w:r>
         <w:r>
           <w:rPr>
@@ -3443,7 +3443,7 @@
           <w:lang w:eastAsia="de-DE"/>
         </w:rPr>
       </w:pPr>
-      <w:hyperlink w:anchor="_Toc208559860" w:history="1">
+      <w:hyperlink w:anchor="_Toc210732061" w:history="1">
         <w:r>
           <w:rPr>
             <w:rStyle w:val="Hyperlink"/>
@@ -3470,7 +3470,7 @@
             <w:noProof/>
             <w:webHidden/>
           </w:rPr>
-          <w:instrText xml:space="preserve"> PAGEREF _Toc208559860 \h </w:instrText>
+          <w:instrText xml:space="preserve"> PAGEREF _Toc210732061 \h </w:instrText>
         </w:r>
         <w:r>
           <w:rPr>
@@ -3515,7 +3515,7 @@
           <w:lang w:eastAsia="de-DE"/>
         </w:rPr>
       </w:pPr>
-      <w:hyperlink w:anchor="_Toc208559861" w:history="1">
+      <w:hyperlink w:anchor="_Toc210732062" w:history="1">
         <w:r>
           <w:rPr>
             <w:rStyle w:val="Hyperlink"/>
@@ -3542,7 +3542,7 @@
             <w:noProof/>
             <w:webHidden/>
           </w:rPr>
-          <w:instrText xml:space="preserve"> PAGEREF _Toc208559861 \h </w:instrText>
+          <w:instrText xml:space="preserve"> PAGEREF _Toc210732062 \h </w:instrText>
         </w:r>
         <w:r>
           <w:rPr>
@@ -3562,7 +3562,226 @@
             <w:noProof/>
             <w:webHidden/>
           </w:rPr>
-          <w:t>i</w:t>
+          <w:t>I</w:t>
+        </w:r>
+        <w:r>
+          <w:rPr>
+            <w:noProof/>
+            <w:webHidden/>
+          </w:rPr>
+          <w:fldChar w:fldCharType="end"/>
+        </w:r>
+      </w:hyperlink>
+    </w:p>
+    <w:p>
+      <w:pPr>
+        <w:pStyle w:val="Verzeichnis2"/>
+        <w:tabs>
+          <w:tab w:val="right" w:leader="dot" w:pos="8210"/>
+        </w:tabs>
+        <w:rPr>
+          <w:rFonts w:asciiTheme="minorHAnsi" w:eastAsiaTheme="minorEastAsia" w:hAnsiTheme="minorHAnsi"/>
+          <w:noProof/>
+          <w:color w:val="auto"/>
+          <w:sz w:val="24"/>
+          <w:szCs w:val="24"/>
+          <w:lang w:eastAsia="de-DE"/>
+        </w:rPr>
+      </w:pPr>
+      <w:hyperlink w:anchor="_Toc210732063" w:history="1">
+        <w:r>
+          <w:rPr>
+            <w:rStyle w:val="Hyperlink"/>
+            <w:noProof/>
+          </w:rPr>
+          <w:t>A1 UML-Diagramme</w:t>
+        </w:r>
+        <w:r>
+          <w:rPr>
+            <w:noProof/>
+            <w:webHidden/>
+          </w:rPr>
+          <w:tab/>
+        </w:r>
+        <w:r>
+          <w:rPr>
+            <w:noProof/>
+            <w:webHidden/>
+          </w:rPr>
+          <w:fldChar w:fldCharType="begin"/>
+        </w:r>
+        <w:r>
+          <w:rPr>
+            <w:noProof/>
+            <w:webHidden/>
+          </w:rPr>
+          <w:instrText xml:space="preserve"> PAGEREF _Toc210732063 \h </w:instrText>
+        </w:r>
+        <w:r>
+          <w:rPr>
+            <w:noProof/>
+            <w:webHidden/>
+          </w:rPr>
+        </w:r>
+        <w:r>
+          <w:rPr>
+            <w:noProof/>
+            <w:webHidden/>
+          </w:rPr>
+          <w:fldChar w:fldCharType="separate"/>
+        </w:r>
+        <w:r>
+          <w:rPr>
+            <w:noProof/>
+            <w:webHidden/>
+          </w:rPr>
+          <w:t>I</w:t>
+        </w:r>
+        <w:r>
+          <w:rPr>
+            <w:noProof/>
+            <w:webHidden/>
+          </w:rPr>
+          <w:fldChar w:fldCharType="end"/>
+        </w:r>
+      </w:hyperlink>
+    </w:p>
+    <w:p>
+      <w:pPr>
+        <w:pStyle w:val="Verzeichnis2"/>
+        <w:tabs>
+          <w:tab w:val="right" w:leader="dot" w:pos="8210"/>
+        </w:tabs>
+        <w:rPr>
+          <w:rFonts w:asciiTheme="minorHAnsi" w:eastAsiaTheme="minorEastAsia" w:hAnsiTheme="minorHAnsi"/>
+          <w:noProof/>
+          <w:color w:val="auto"/>
+          <w:sz w:val="24"/>
+          <w:szCs w:val="24"/>
+          <w:lang w:eastAsia="de-DE"/>
+        </w:rPr>
+      </w:pPr>
+      <w:hyperlink w:anchor="_Toc210732064" w:history="1">
+        <w:r>
+          <w:rPr>
+            <w:rStyle w:val="Hyperlink"/>
+            <w:noProof/>
+          </w:rPr>
+          <w:t>A2 Zeitplanung</w:t>
+        </w:r>
+        <w:r>
+          <w:rPr>
+            <w:noProof/>
+            <w:webHidden/>
+          </w:rPr>
+          <w:tab/>
+        </w:r>
+        <w:r>
+          <w:rPr>
+            <w:noProof/>
+            <w:webHidden/>
+          </w:rPr>
+          <w:fldChar w:fldCharType="begin"/>
+        </w:r>
+        <w:r>
+          <w:rPr>
+            <w:noProof/>
+            <w:webHidden/>
+          </w:rPr>
+          <w:instrText xml:space="preserve"> PAGEREF _Toc210732064 \h </w:instrText>
+        </w:r>
+        <w:r>
+          <w:rPr>
+            <w:noProof/>
+            <w:webHidden/>
+          </w:rPr>
+        </w:r>
+        <w:r>
+          <w:rPr>
+            <w:noProof/>
+            <w:webHidden/>
+          </w:rPr>
+          <w:fldChar w:fldCharType="separate"/>
+        </w:r>
+        <w:r>
+          <w:rPr>
+            <w:noProof/>
+            <w:webHidden/>
+          </w:rPr>
+          <w:t>II</w:t>
+        </w:r>
+        <w:r>
+          <w:rPr>
+            <w:noProof/>
+            <w:webHidden/>
+          </w:rPr>
+          <w:fldChar w:fldCharType="end"/>
+        </w:r>
+      </w:hyperlink>
+    </w:p>
+    <w:p>
+      <w:pPr>
+        <w:pStyle w:val="Verzeichnis2"/>
+        <w:tabs>
+          <w:tab w:val="right" w:leader="dot" w:pos="8210"/>
+        </w:tabs>
+        <w:rPr>
+          <w:rFonts w:asciiTheme="minorHAnsi" w:eastAsiaTheme="minorEastAsia" w:hAnsiTheme="minorHAnsi"/>
+          <w:noProof/>
+          <w:color w:val="auto"/>
+          <w:sz w:val="24"/>
+          <w:szCs w:val="24"/>
+          <w:lang w:eastAsia="de-DE"/>
+        </w:rPr>
+      </w:pPr>
+      <w:hyperlink w:anchor="_Toc210732065" w:history="1">
+        <w:r>
+          <w:rPr>
+            <w:rStyle w:val="Hyperlink"/>
+            <w:noProof/>
+          </w:rPr>
+          <w:t>A3</w:t>
+        </w:r>
+        <w:r>
+          <w:rPr>
+            <w:noProof/>
+            <w:webHidden/>
+          </w:rPr>
+          <w:tab/>
+        </w:r>
+        <w:r>
+          <w:rPr>
+            <w:noProof/>
+            <w:webHidden/>
+          </w:rPr>
+          <w:fldChar w:fldCharType="begin"/>
+        </w:r>
+        <w:r>
+          <w:rPr>
+            <w:noProof/>
+            <w:webHidden/>
+          </w:rPr>
+          <w:instrText xml:space="preserve"> PAGEREF _Toc210732065 \h </w:instrText>
+        </w:r>
+        <w:r>
+          <w:rPr>
+            <w:noProof/>
+            <w:webHidden/>
+          </w:rPr>
+        </w:r>
+        <w:r>
+          <w:rPr>
+            <w:noProof/>
+            <w:webHidden/>
+          </w:rPr>
+          <w:fldChar w:fldCharType="separate"/>
+        </w:r>
+        <w:r>
+          <w:rPr>
+            <w:noProof/>
+            <w:webHidden/>
+          </w:rPr>
+          <w:t>III</w:t>
         </w:r>
         <w:r>
           <w:rPr>
@@ -3606,7 +3825,7 @@
         <w:pStyle w:val="berschrift1"/>
       </w:pPr>
       <w:bookmarkStart w:id="0" w:name="_Toc208314181"/>
-      <w:bookmarkStart w:id="1" w:name="_Toc208559824"/>
+      <w:bookmarkStart w:id="1" w:name="_Toc210732025"/>
       <w:r>
         <w:lastRenderedPageBreak/>
         <w:t>Abkürzungsverzeichnis</w:t>
@@ -3848,7 +4067,7 @@
       <w:pPr>
         <w:pStyle w:val="berschrift1"/>
       </w:pPr>
-      <w:bookmarkStart w:id="2" w:name="_Toc208559825"/>
+      <w:bookmarkStart w:id="2" w:name="_Toc210732026"/>
       <w:r>
         <w:lastRenderedPageBreak/>
         <w:t>Abbildungsverzeichnis</w:t>
@@ -3865,7 +4084,7 @@
         </w:numPr>
       </w:pPr>
       <w:bookmarkStart w:id="3" w:name="_Toc208314182"/>
-      <w:bookmarkStart w:id="4" w:name="_Toc208559826"/>
+      <w:bookmarkStart w:id="4" w:name="_Toc210732027"/>
       <w:r>
         <w:lastRenderedPageBreak/>
         <w:t>Einleitung</w:t>
@@ -3881,12 +4100,12 @@
           <w:numId w:val="1"/>
         </w:numPr>
       </w:pPr>
-      <w:bookmarkStart w:id="5" w:name="_Toc208559827"/>
-      <w:bookmarkStart w:id="6" w:name="_Toc208314184"/>
+      <w:bookmarkStart w:id="5" w:name="_Toc208314184"/>
+      <w:bookmarkStart w:id="6" w:name="_Toc210732028"/>
       <w:r>
         <w:t>Ausgangssituation und Problemstellung</w:t>
       </w:r>
-      <w:bookmarkEnd w:id="5"/>
+      <w:bookmarkEnd w:id="6"/>
     </w:p>
     <w:p>
       <w:r>
@@ -4016,8 +4235,8 @@
           <w:numId w:val="1"/>
         </w:numPr>
       </w:pPr>
-      <w:bookmarkStart w:id="7" w:name="_Toc208559828"/>
-      <w:bookmarkEnd w:id="6"/>
+      <w:bookmarkStart w:id="7" w:name="_Toc210732029"/>
+      <w:bookmarkEnd w:id="5"/>
       <w:r>
         <w:t>Projektziele</w:t>
       </w:r>
@@ -4088,7 +4307,7 @@
           <w:numId w:val="1"/>
         </w:numPr>
       </w:pPr>
-      <w:bookmarkStart w:id="8" w:name="_Toc208559829"/>
+      <w:bookmarkStart w:id="8" w:name="_Toc210732030"/>
       <w:r>
         <w:t>Rahmenbedingungen</w:t>
       </w:r>
@@ -4229,7 +4448,7 @@
           <w:numId w:val="1"/>
         </w:numPr>
       </w:pPr>
-      <w:bookmarkStart w:id="9" w:name="_Toc208559830"/>
+      <w:bookmarkStart w:id="9" w:name="_Toc210732031"/>
       <w:r>
         <w:t xml:space="preserve">Anforderungen </w:t>
       </w:r>
@@ -4282,7 +4501,7 @@
           <w:numId w:val="1"/>
         </w:numPr>
       </w:pPr>
-      <w:bookmarkStart w:id="10" w:name="_Toc208559831"/>
+      <w:bookmarkStart w:id="10" w:name="_Toc210732032"/>
       <w:r>
         <w:t>Funktionale Anforderungen</w:t>
       </w:r>
@@ -4290,107 +4509,280 @@
     </w:p>
     <w:p>
       <w:r>
-        <w:t>Die Projektbedingungen se</w:t>
-      </w:r>
-      <w:r>
-        <w:t>hen die Entwicklung einer</w:t>
-      </w:r>
-      <w:r>
-        <w:t xml:space="preserve"> zeitabhängigen Simulation vor</w:t>
-      </w:r>
-      <w:r>
-        <w:t>. Des</w:t>
+        <w:t>Zur Definierung der Software</w:t>
+      </w:r>
+      <w:r>
+        <w:t>qualität und -betrieb muss das Projekt eine Reihe funktionaler Anforderungen erfüllen</w:t>
+      </w:r>
+      <w:r>
+        <w:t>. Diese beschreiben, welche konkreten Operationen das System für den Benutzer ausführen muss.</w:t>
+      </w:r>
+    </w:p>
+    <w:p>
+      <w:r>
+        <w:t>Um diese Anforderungen sowie die Interaktionen des Benutzers mit dem System übersichtlich zu visualisieren, wurde ein</w:t>
+      </w:r>
+      <w:r>
+        <w:t xml:space="preserve"> Anwendungsfalldiagramm modelliert</w:t>
       </w:r>
       <w:r>
         <w:t xml:space="preserve"> </w:t>
       </w:r>
       <w:r>
-        <w:t xml:space="preserve"> Weiteren</w:t>
-      </w:r>
-      <w:r>
-        <w:t xml:space="preserve"> muss die Systemlogi</w:t>
-      </w:r>
-      <w:r>
-        <w:t>k die Generierung von mindestens drei</w:t>
-      </w:r>
-      <w:r>
-        <w:t xml:space="preserve"> Zufalls</w:t>
-      </w:r>
-      <w:r>
-        <w:t>werten beinhalten, welche mit 3 verschiedenen Verteilungsformen</w:t>
-      </w:r>
-      <w:r>
-        <w:t xml:space="preserve"> Normal</w:t>
-      </w:r>
-      <w:r>
-        <w:t>-, Gleich- und Exponent</w:t>
-      </w:r>
-      <w:r>
-        <w:t>ia</w:t>
-      </w:r>
-      <w:r>
-        <w:t>lverteilung</w:t>
-      </w:r>
-      <w:r>
-        <w:t xml:space="preserve"> implementiert werden soll</w:t>
-      </w:r>
-      <w:r>
-        <w:t xml:space="preserve">. Die Benutzeroberfläche </w:t>
-      </w:r>
-      <w:r>
-        <w:t>muss die Konfiguration der Simulation über mindestens 7 Parametern ermöglichen</w:t>
-      </w:r>
-      <w:r>
-        <w:t>. Es soll zudem ei</w:t>
-      </w:r>
-      <w:r>
-        <w:t>ne Simulat</w:t>
-      </w:r>
-      <w:r>
-        <w:t>i</w:t>
-      </w:r>
-      <w:r>
-        <w:t>onsgeschwind</w:t>
-      </w:r>
-      <w:r>
-        <w:t>igkeitseinstellung implementiert werden, welche mindestens 3 Stufen enthält oder frei variable einstellbar sein soll.</w:t>
-      </w:r>
-    </w:p>
-    <w:p>
-      <w:r>
-        <w:t>Die Ergebnisse des Projektes sollen in Echtzeit</w:t>
-      </w:r>
-      <w:r>
-        <w:t xml:space="preserve"> visuell</w:t>
-      </w:r>
-      <w:r>
-        <w:t xml:space="preserve"> dargestellt und ausgewertete werden</w:t>
-      </w:r>
-      <w:r>
-        <w:t>. Zur Unterstützung der visuellen Darstellung soll eine</w:t>
-      </w:r>
-      <w:r>
-        <w:t>, zur Thematik passende</w:t>
-      </w:r>
-      <w:r>
+        <w:rPr>
+          <w:bCs/>
+        </w:rPr>
+        <w:t xml:space="preserve">(siehe Anhang A, </w:t>
+      </w:r>
+      <w:r>
+        <w:rPr>
+          <w:bCs/>
+        </w:rPr>
+        <w:fldChar w:fldCharType="begin"/>
+      </w:r>
+      <w:r>
+        <w:rPr>
+          <w:bCs/>
+        </w:rPr>
+        <w:instrText xml:space="preserve"> REF _Ref210723329 \h </w:instrText>
+      </w:r>
+      <w:r>
+        <w:rPr>
+          <w:bCs/>
+        </w:rPr>
+      </w:r>
+      <w:r>
+        <w:rPr>
+          <w:bCs/>
+        </w:rPr>
+        <w:instrText xml:space="preserve"> \* MERGEFORMAT </w:instrText>
+      </w:r>
+      <w:r>
+        <w:rPr>
+          <w:bCs/>
+        </w:rPr>
+        <w:fldChar w:fldCharType="separate"/>
+      </w:r>
+      <w:r>
+        <w:rPr>
+          <w:bCs/>
+        </w:rPr>
+        <w:t xml:space="preserve">Abbildung </w:t>
+      </w:r>
+      <w:r>
+        <w:rPr>
+          <w:bCs/>
+          <w:noProof/>
+        </w:rPr>
+        <w:t>1</w:t>
+      </w:r>
+      <w:r>
+        <w:rPr>
+          <w:bCs/>
+        </w:rPr>
+        <w:fldChar w:fldCharType="end"/>
+      </w:r>
+      <w:r>
+        <w:rPr>
+          <w:bCs/>
+        </w:rPr>
+        <w:t>)</w:t>
+      </w:r>
+      <w:r>
+        <w:t>. Dieses befindet sich im Anhang und dient der Veranschaulichung der Systemgrenzen und der wesentlichen Funktionalitäten</w:t>
+      </w:r>
+      <w:r>
+        <w:t>.</w:t>
+      </w:r>
+    </w:p>
+    <w:p/>
+    <w:p>
+      <w:r>
+        <w:t>Die im Diagramm modellierten und im Projektauftrag spezifizierten funktionalen Anforderungen</w:t>
+      </w:r>
+      <w:r>
+        <w:t xml:space="preserve"> werden im Folgenden detailliert aufgeführt:</w:t>
+      </w:r>
+    </w:p>
+    <w:p>
+      <w:pPr>
+        <w:pStyle w:val="Listenabsatz"/>
+        <w:numPr>
+          <w:ilvl w:val="0"/>
+          <w:numId w:val="4"/>
+        </w:numPr>
+      </w:pPr>
+      <w:r>
+        <w:t>Die</w:t>
+      </w:r>
+      <w:r>
+        <w:t xml:space="preserve"> Projektbedingungen sehen die Entwicklung einer </w:t>
+      </w:r>
+      <w:r>
+        <w:t>zeitabhängigen Simulation</w:t>
+      </w:r>
+      <w:r>
+        <w:t xml:space="preserve"> vor.</w:t>
+      </w:r>
+    </w:p>
+    <w:p>
+      <w:pPr>
+        <w:pStyle w:val="Listenabsatz"/>
+        <w:numPr>
+          <w:ilvl w:val="0"/>
+          <w:numId w:val="4"/>
+        </w:numPr>
+      </w:pPr>
+      <w:r>
+        <w:t>Des Weiteren muss die Systemlogik die Generierung von mi</w:t>
+      </w:r>
+      <w:r>
+        <w:t xml:space="preserve">ndestens </w:t>
+      </w:r>
+      <w:r>
+        <w:t>drei Zufal</w:t>
+      </w:r>
+      <w:r>
+        <w:t>l</w:t>
+      </w:r>
+      <w:r>
+        <w:t>swerten</w:t>
+      </w:r>
+      <w:r>
+        <w:t xml:space="preserve"> beinhalten, welche mit drei verschiedenen Verteilungsformen (</w:t>
+      </w:r>
+      <w:r>
+        <w:t>Normal-, Gleich-</w:t>
+      </w:r>
+      <w:r>
+        <w:t xml:space="preserve"> und Exponentialverteilung</w:t>
+      </w:r>
+      <w:r>
+        <w:t>)</w:t>
+      </w:r>
+      <w:r>
+        <w:t xml:space="preserve"> implementiert werden sollen.</w:t>
+      </w:r>
+    </w:p>
+    <w:p>
+      <w:pPr>
+        <w:pStyle w:val="Listenabsatz"/>
+        <w:numPr>
+          <w:ilvl w:val="0"/>
+          <w:numId w:val="4"/>
+        </w:numPr>
+      </w:pPr>
+      <w:r>
+        <w:t xml:space="preserve">Die Benutzeroberfläche muss die </w:t>
+      </w:r>
+      <w:r>
+        <w:t>Konfiguration der Simulation</w:t>
+      </w:r>
+      <w:r>
+        <w:rPr>
+          <w:b/>
+        </w:rPr>
         <w:t xml:space="preserve"> </w:t>
       </w:r>
       <w:r>
-        <w:t>Animation implementiert werden</w:t>
+        <w:t>über mindestens sieben Parametern ermöglichen.</w:t>
+      </w:r>
+    </w:p>
+    <w:p>
+      <w:pPr>
+        <w:pStyle w:val="Listenabsatz"/>
+        <w:numPr>
+          <w:ilvl w:val="0"/>
+          <w:numId w:val="4"/>
+        </w:numPr>
+      </w:pPr>
+      <w:r>
+        <w:t xml:space="preserve">Es soll zudem </w:t>
+      </w:r>
+      <w:r>
+        <w:t xml:space="preserve">eine </w:t>
+      </w:r>
+      <w:r>
+        <w:t>Simulationsgeschwindigkeitseinstellung</w:t>
+      </w:r>
+      <w:r>
+        <w:t xml:space="preserve"> implementiert werden</w:t>
+      </w:r>
+      <w:r>
+        <w:t>, welche mindestens drei Stufen oder frei variabel einstellbar sein soll.</w:t>
+      </w:r>
+    </w:p>
+    <w:p>
+      <w:pPr>
+        <w:pStyle w:val="Listenabsatz"/>
+        <w:numPr>
+          <w:ilvl w:val="0"/>
+          <w:numId w:val="4"/>
+        </w:numPr>
+      </w:pPr>
+      <w:r>
+        <w:lastRenderedPageBreak/>
+        <w:t xml:space="preserve">Die Ergebnisse des Projektes sollen in </w:t>
+      </w:r>
+      <w:r>
+        <w:t>Echtzeit visuell dargestellt</w:t>
+      </w:r>
+      <w:r>
+        <w:t xml:space="preserve"> und ausgewertet werden.</w:t>
+      </w:r>
+    </w:p>
+    <w:p>
+      <w:pPr>
+        <w:pStyle w:val="Listenabsatz"/>
+        <w:numPr>
+          <w:ilvl w:val="0"/>
+          <w:numId w:val="4"/>
+        </w:numPr>
+      </w:pPr>
+      <w:r>
+        <w:t xml:space="preserve">Zur </w:t>
+      </w:r>
+      <w:r>
+        <w:t>Unterstützung</w:t>
+      </w:r>
+      <w:r>
+        <w:t xml:space="preserve"> der visuellen Darstellung soll eine zur T</w:t>
+      </w:r>
+      <w:r>
+        <w:t xml:space="preserve">hematik passende </w:t>
+      </w:r>
+      <w:r>
+        <w:rPr>
+          <w:b/>
+        </w:rPr>
+        <w:t>Animation</w:t>
+      </w:r>
+      <w:r>
+        <w:t xml:space="preserve"> implementiert werden</w:t>
       </w:r>
       <w:r>
         <w:t>.</w:t>
       </w:r>
     </w:p>
     <w:p>
-      <w:r>
-        <w:t xml:space="preserve">Das gesamte </w:t>
-      </w:r>
-      <w:r>
-        <w:t>Projekt</w:t>
-      </w:r>
-      <w:r>
-        <w:t xml:space="preserve"> ist als ausführbare Windows-Datei zu konzipieren, um die Lauffähigkeit auf den Schulrechnern zu gewährleisten.</w:t>
+      <w:pPr>
+        <w:pStyle w:val="Listenabsatz"/>
+        <w:numPr>
+          <w:ilvl w:val="0"/>
+          <w:numId w:val="4"/>
+        </w:numPr>
+      </w:pPr>
+      <w:r>
+        <w:t xml:space="preserve">Das gesamte Projekt ist als </w:t>
+      </w:r>
+      <w:r>
+        <w:t>ausführbare Windows-Datei</w:t>
+      </w:r>
+      <w:r>
+        <w:t xml:space="preserve"> zu</w:t>
+      </w:r>
+      <w:r>
+        <w:t xml:space="preserve"> konzipieren, um die Lauffähigkeit auf den Schulrechnern zu gewährleisten</w:t>
       </w:r>
     </w:p>
     <w:p>
@@ -4401,7 +4793,7 @@
           <w:numId w:val="1"/>
         </w:numPr>
       </w:pPr>
-      <w:bookmarkStart w:id="11" w:name="_Toc208559832"/>
+      <w:bookmarkStart w:id="11" w:name="_Toc210732033"/>
       <w:r>
         <w:t>Nicht-funktionale Anforderungen</w:t>
       </w:r>
@@ -4460,11 +4852,7 @@
         <w:t>verbessern</w:t>
       </w:r>
       <w:r>
-        <w:t xml:space="preserve">. Ein weiterer grundlegender </w:t>
-      </w:r>
-      <w:r>
-        <w:lastRenderedPageBreak/>
-        <w:t>Aspekt ist die Gewährleistung der Stabilität, Performance</w:t>
+        <w:t>. Ein weiterer grundlegender Aspekt ist die Gewährleistung der Stabilität, Performance</w:t>
       </w:r>
       <w:r>
         <w:t xml:space="preserve"> und Daten</w:t>
@@ -4472,11 +4860,9 @@
       <w:r>
         <w:t xml:space="preserve">integrität </w:t>
       </w:r>
-      <w:proofErr w:type="gramStart"/>
-      <w:r>
-        <w:t>in Folge dessen</w:t>
-      </w:r>
-      <w:proofErr w:type="gramEnd"/>
+      <w:r>
+        <w:t>infolgedessen</w:t>
+      </w:r>
       <w:r>
         <w:t xml:space="preserve"> werden Belastungstest mit </w:t>
       </w:r>
@@ -4493,7 +4879,7 @@
         </w:numPr>
       </w:pPr>
       <w:bookmarkStart w:id="12" w:name="_Toc208314191"/>
-      <w:bookmarkStart w:id="13" w:name="_Toc208559833"/>
+      <w:bookmarkStart w:id="13" w:name="_Toc210732034"/>
       <w:r>
         <w:lastRenderedPageBreak/>
         <w:t>Projektpl</w:t>
@@ -4512,11 +4898,83 @@
           <w:numId w:val="1"/>
         </w:numPr>
       </w:pPr>
-      <w:bookmarkStart w:id="14" w:name="_Toc208559834"/>
+      <w:bookmarkStart w:id="14" w:name="_Toc210732035"/>
       <w:r>
         <w:t>Vorgehensmodell</w:t>
       </w:r>
       <w:bookmarkEnd w:id="14"/>
+    </w:p>
+    <w:p>
+      <w:r>
+        <w:t xml:space="preserve">Im Rahmen dieses Projektes wurde das lineare </w:t>
+      </w:r>
+      <w:r>
+        <w:rPr>
+          <w:bCs/>
+        </w:rPr>
+        <w:t>Wasserfall-Modell</w:t>
+      </w:r>
+      <w:r>
+        <w:t xml:space="preserve"> als Vorgehensmodell gewählt.</w:t>
+      </w:r>
+      <w:r>
+        <w:t xml:space="preserve"> Diese Entscheidung resultiert aus </w:t>
+      </w:r>
+      <w:r>
+        <w:t>dem festen Ab</w:t>
+      </w:r>
+      <w:r>
+        <w:t>ga</w:t>
+      </w:r>
+      <w:r>
+        <w:t>be</w:t>
+      </w:r>
+      <w:r>
+        <w:t>termin am 06.02.2026,</w:t>
+      </w:r>
+      <w:r>
+        <w:t xml:space="preserve"> welcher eine strukturierte und phasenbasierte Entwicklung erforder</w:t>
+      </w:r>
+      <w:r>
+        <w:t>t.</w:t>
+      </w:r>
+    </w:p>
+    <w:p>
+      <w:r>
+        <w:t xml:space="preserve">Jede Phase wird sequenziell und erst nach </w:t>
+      </w:r>
+      <w:r>
+        <w:t>dem vollständigen Abschluss der vorhergehenden Phase begonnen.</w:t>
+      </w:r>
+      <w:r>
+        <w:t xml:space="preserve"> </w:t>
+      </w:r>
+      <w:r>
+        <w:t xml:space="preserve">Aufgrund der festen Anforderungen des Projektes gewährleistet dieses Vorgehensmodell </w:t>
+      </w:r>
+      <w:r>
+        <w:t xml:space="preserve">eine genaue Dokumentation jeder Entwicklungsphase </w:t>
+      </w:r>
+      <w:r>
+        <w:t>und sichert das Erreichen der Pro</w:t>
+      </w:r>
+      <w:r>
+        <w:t>jektziele.</w:t>
+      </w:r>
+    </w:p>
+    <w:p>
+      <w:r>
+        <w:t xml:space="preserve">Das Wasserfall-Modell als Vorgehensmodell </w:t>
+      </w:r>
+      <w:r>
+        <w:t>minimiert das Risiko eine</w:t>
+      </w:r>
+      <w:r>
+        <w:t>r schleichenden Umfangserweiterung des Projektes und stellt sicher, dass sich konsequent a</w:t>
+      </w:r>
+      <w:r>
+        <w:t>n den definierten Zeitplan gehalten wird.</w:t>
+      </w:r>
     </w:p>
     <w:p>
       <w:pPr>
@@ -4526,7 +4984,7 @@
           <w:numId w:val="1"/>
         </w:numPr>
       </w:pPr>
-      <w:bookmarkStart w:id="15" w:name="_Toc208559835"/>
+      <w:bookmarkStart w:id="15" w:name="_Toc210732036"/>
       <w:r>
         <w:t>Ressourcen- und Ablaufplanung</w:t>
       </w:r>
@@ -4540,7 +4998,7 @@
           <w:numId w:val="1"/>
         </w:numPr>
       </w:pPr>
-      <w:bookmarkStart w:id="16" w:name="_Toc208559836"/>
+      <w:bookmarkStart w:id="16" w:name="_Toc210732037"/>
       <w:r>
         <w:t>Zeit</w:t>
       </w:r>
@@ -4557,7 +5015,7 @@
           <w:numId w:val="1"/>
         </w:numPr>
       </w:pPr>
-      <w:bookmarkStart w:id="17" w:name="_Toc208559837"/>
+      <w:bookmarkStart w:id="17" w:name="_Toc210732038"/>
       <w:r>
         <w:t>Kostenplanung</w:t>
       </w:r>
@@ -4571,7 +5029,7 @@
           <w:numId w:val="1"/>
         </w:numPr>
       </w:pPr>
-      <w:bookmarkStart w:id="18" w:name="_Toc208559838"/>
+      <w:bookmarkStart w:id="18" w:name="_Toc210732039"/>
       <w:r>
         <w:t>Risikoanalyse</w:t>
       </w:r>
@@ -4585,7 +5043,7 @@
           <w:numId w:val="1"/>
         </w:numPr>
       </w:pPr>
-      <w:bookmarkStart w:id="19" w:name="_Toc208559839"/>
+      <w:bookmarkStart w:id="19" w:name="_Toc210732040"/>
       <w:r>
         <w:lastRenderedPageBreak/>
         <w:t>Technische Umsetzung</w:t>
@@ -4600,7 +5058,7 @@
           <w:numId w:val="1"/>
         </w:numPr>
       </w:pPr>
-      <w:bookmarkStart w:id="20" w:name="_Toc208559840"/>
+      <w:bookmarkStart w:id="20" w:name="_Toc210732041"/>
       <w:r>
         <w:t>Architektur</w:t>
       </w:r>
@@ -4617,7 +5075,7 @@
           <w:numId w:val="1"/>
         </w:numPr>
       </w:pPr>
-      <w:bookmarkStart w:id="21" w:name="_Toc208559841"/>
+      <w:bookmarkStart w:id="21" w:name="_Toc210732042"/>
       <w:r>
         <w:t>Architektur-Konzept (MVC)</w:t>
       </w:r>
@@ -4631,7 +5089,7 @@
           <w:numId w:val="1"/>
         </w:numPr>
       </w:pPr>
-      <w:bookmarkStart w:id="22" w:name="_Toc208559842"/>
+      <w:bookmarkStart w:id="22" w:name="_Toc210732043"/>
       <w:r>
         <w:t>Datenfluss</w:t>
       </w:r>
@@ -4645,7 +5103,7 @@
           <w:numId w:val="1"/>
         </w:numPr>
       </w:pPr>
-      <w:bookmarkStart w:id="23" w:name="_Toc208559843"/>
+      <w:bookmarkStart w:id="23" w:name="_Toc210732044"/>
       <w:r>
         <w:t>Auswahl der Technologien</w:t>
       </w:r>
@@ -4659,7 +5117,7 @@
           <w:numId w:val="1"/>
         </w:numPr>
       </w:pPr>
-      <w:bookmarkStart w:id="24" w:name="_Toc208559844"/>
+      <w:bookmarkStart w:id="24" w:name="_Toc210732045"/>
       <w:r>
         <w:t>Software- und Hardware</w:t>
       </w:r>
@@ -4673,7 +5131,7 @@
           <w:numId w:val="1"/>
         </w:numPr>
       </w:pPr>
-      <w:bookmarkStart w:id="25" w:name="_Toc208559845"/>
+      <w:bookmarkStart w:id="25" w:name="_Toc210732046"/>
       <w:r>
         <w:t>Programmiersprache und Frameworks</w:t>
       </w:r>
@@ -4687,7 +5145,7 @@
           <w:numId w:val="1"/>
         </w:numPr>
       </w:pPr>
-      <w:bookmarkStart w:id="26" w:name="_Toc208559846"/>
+      <w:bookmarkStart w:id="26" w:name="_Toc210732047"/>
       <w:r>
         <w:t>Implementierung</w:t>
       </w:r>
@@ -4701,7 +5159,7 @@
           <w:numId w:val="1"/>
         </w:numPr>
       </w:pPr>
-      <w:bookmarkStart w:id="27" w:name="_Toc208559847"/>
+      <w:bookmarkStart w:id="27" w:name="_Toc210732048"/>
       <w:r>
         <w:t>Kernkomponenten der Simulation</w:t>
       </w:r>
@@ -4715,7 +5173,7 @@
           <w:numId w:val="1"/>
         </w:numPr>
       </w:pPr>
-      <w:bookmarkStart w:id="28" w:name="_Toc208559848"/>
+      <w:bookmarkStart w:id="28" w:name="_Toc210732049"/>
       <w:r>
         <w:t>Zufallselemente und Verteilung</w:t>
       </w:r>
@@ -4729,7 +5187,7 @@
           <w:numId w:val="1"/>
         </w:numPr>
       </w:pPr>
-      <w:bookmarkStart w:id="29" w:name="_Toc208559849"/>
+      <w:bookmarkStart w:id="29" w:name="_Toc210732050"/>
       <w:r>
         <w:t>Benutzeroberfläche</w:t>
       </w:r>
@@ -4743,7 +5201,7 @@
           <w:numId w:val="1"/>
         </w:numPr>
       </w:pPr>
-      <w:bookmarkStart w:id="30" w:name="_Toc208559850"/>
+      <w:bookmarkStart w:id="30" w:name="_Toc210732051"/>
       <w:r>
         <w:t>UI-Konzept und Usability</w:t>
       </w:r>
@@ -4757,7 +5215,7 @@
           <w:numId w:val="1"/>
         </w:numPr>
       </w:pPr>
-      <w:bookmarkStart w:id="31" w:name="_Toc208559851"/>
+      <w:bookmarkStart w:id="31" w:name="_Toc210732052"/>
       <w:r>
         <w:t>Elemente und Animation</w:t>
       </w:r>
@@ -4771,7 +5229,7 @@
           <w:numId w:val="1"/>
         </w:numPr>
       </w:pPr>
-      <w:bookmarkStart w:id="32" w:name="_Toc208559852"/>
+      <w:bookmarkStart w:id="32" w:name="_Toc210732053"/>
       <w:r>
         <w:lastRenderedPageBreak/>
         <w:t>Qualitätssicherung</w:t>
@@ -4789,7 +5247,7 @@
           <w:numId w:val="1"/>
         </w:numPr>
       </w:pPr>
-      <w:bookmarkStart w:id="33" w:name="_Toc208559853"/>
+      <w:bookmarkStart w:id="33" w:name="_Toc210732054"/>
       <w:r>
         <w:t>Testkonzept</w:t>
       </w:r>
@@ -4803,7 +5261,7 @@
           <w:numId w:val="1"/>
         </w:numPr>
       </w:pPr>
-      <w:bookmarkStart w:id="34" w:name="_Toc208559854"/>
+      <w:bookmarkStart w:id="34" w:name="_Toc210732055"/>
       <w:r>
         <w:t>Testdurchführung</w:t>
       </w:r>
@@ -4817,7 +5275,7 @@
           <w:numId w:val="1"/>
         </w:numPr>
       </w:pPr>
-      <w:bookmarkStart w:id="35" w:name="_Toc208559855"/>
+      <w:bookmarkStart w:id="35" w:name="_Toc210732056"/>
       <w:r>
         <w:t>Validierung der Zufallsmodelle</w:t>
       </w:r>
@@ -4831,7 +5289,7 @@
           <w:numId w:val="1"/>
         </w:numPr>
       </w:pPr>
-      <w:bookmarkStart w:id="36" w:name="_Toc208559856"/>
+      <w:bookmarkStart w:id="36" w:name="_Toc210732057"/>
       <w:r>
         <w:t>Soll-Ist-Vergleich</w:t>
       </w:r>
@@ -4845,7 +5303,7 @@
           <w:numId w:val="1"/>
         </w:numPr>
       </w:pPr>
-      <w:bookmarkStart w:id="37" w:name="_Toc208559857"/>
+      <w:bookmarkStart w:id="37" w:name="_Toc210732058"/>
       <w:r>
         <w:lastRenderedPageBreak/>
         <w:t>Zusammenfassung und Ausblick</w:t>
@@ -4860,7 +5318,7 @@
           <w:numId w:val="1"/>
         </w:numPr>
       </w:pPr>
-      <w:bookmarkStart w:id="38" w:name="_Toc208559858"/>
+      <w:bookmarkStart w:id="38" w:name="_Toc210732059"/>
       <w:r>
         <w:t>Fazit</w:t>
       </w:r>
@@ -4874,7 +5332,7 @@
           <w:numId w:val="1"/>
         </w:numPr>
       </w:pPr>
-      <w:bookmarkStart w:id="39" w:name="_Toc208559859"/>
+      <w:bookmarkStart w:id="39" w:name="_Toc210732060"/>
       <w:r>
         <w:t>Ausblick</w:t>
       </w:r>
@@ -4903,7 +5361,7 @@
         <w:pStyle w:val="berschrift1"/>
       </w:pPr>
       <w:bookmarkStart w:id="40" w:name="_Toc208314192"/>
-      <w:bookmarkStart w:id="41" w:name="_Toc208559860"/>
+      <w:bookmarkStart w:id="41" w:name="_Toc210732061"/>
       <w:r>
         <w:lastRenderedPageBreak/>
         <w:t>Literaturverzeichnis</w:t>
@@ -4929,7 +5387,7 @@
         <w:pStyle w:val="berschrift1"/>
       </w:pPr>
       <w:bookmarkStart w:id="42" w:name="_Toc208314193"/>
-      <w:bookmarkStart w:id="43" w:name="_Toc208559861"/>
+      <w:bookmarkStart w:id="43" w:name="_Toc210732062"/>
       <w:r>
         <w:lastRenderedPageBreak/>
         <w:t>Anhang</w:t>
@@ -4937,14 +5395,215 @@
       <w:bookmarkEnd w:id="42"/>
       <w:bookmarkEnd w:id="43"/>
     </w:p>
+    <w:p>
+      <w:pPr>
+        <w:pStyle w:val="berschrift2"/>
+      </w:pPr>
+      <w:bookmarkStart w:id="44" w:name="_Toc210732063"/>
+      <w:r>
+        <w:t>A1 UML-Diagramme</w:t>
+      </w:r>
+      <w:bookmarkEnd w:id="44"/>
+    </w:p>
+    <w:p>
+      <w:pPr>
+        <w:keepNext/>
+      </w:pPr>
+      <w:r>
+        <w:drawing>
+          <wp:inline distT="0" distB="0" distL="0" distR="0" wp14:anchorId="6103B36C" wp14:editId="38F79E24">
+            <wp:extent cx="4799399" cy="6687047"/>
+            <wp:effectExtent l="0" t="0" r="1270" b="0"/>
+            <wp:docPr id="1100105352" name="Grafik 1"/>
+            <wp:cNvGraphicFramePr>
+              <a:graphicFrameLocks xmlns:a="http://schemas.openxmlformats.org/drawingml/2006/main" noChangeAspect="1"/>
+            </wp:cNvGraphicFramePr>
+            <a:graphic xmlns:a="http://schemas.openxmlformats.org/drawingml/2006/main">
+              <a:graphicData uri="http://schemas.openxmlformats.org/drawingml/2006/picture">
+                <pic:pic xmlns:pic="http://schemas.openxmlformats.org/drawingml/2006/picture">
+                  <pic:nvPicPr>
+                    <pic:cNvPr id="1100105352" name=""/>
+                    <pic:cNvPicPr/>
+                  </pic:nvPicPr>
+                  <pic:blipFill>
+                    <a:blip r:embed="rId13">
+                      <a:extLst>
+                        <a:ext uri="{96DAC541-7B7A-43D3-8B79-37D633B846F1}">
+                          <asvg:svgBlip xmlns:asvg="http://schemas.microsoft.com/office/drawing/2016/SVG/main" r:embed="rId14"/>
+                        </a:ext>
+                      </a:extLst>
+                    </a:blip>
+                    <a:stretch>
+                      <a:fillRect/>
+                    </a:stretch>
+                  </pic:blipFill>
+                  <pic:spPr>
+                    <a:xfrm>
+                      <a:off x="0" y="0"/>
+                      <a:ext cx="4819251" cy="6714707"/>
+                    </a:xfrm>
+                    <a:prstGeom prst="rect">
+                      <a:avLst/>
+                    </a:prstGeom>
+                  </pic:spPr>
+                </pic:pic>
+              </a:graphicData>
+            </a:graphic>
+          </wp:inline>
+        </w:drawing>
+      </w:r>
+    </w:p>
+    <w:p>
+      <w:pPr>
+        <w:pStyle w:val="Beschriftung"/>
+      </w:pPr>
+      <w:bookmarkStart w:id="45" w:name="_Ref210723090"/>
+      <w:bookmarkStart w:id="46" w:name="_Ref210723329"/>
+      <w:r>
+        <w:t xml:space="preserve">Abbildung </w:t>
+      </w:r>
+      <w:fldSimple w:instr=" SEQ Abbildung \* ARABIC ">
+        <w:r>
+          <w:rPr>
+            <w:noProof/>
+          </w:rPr>
+          <w:t>1</w:t>
+        </w:r>
+      </w:fldSimple>
+      <w:bookmarkEnd w:id="46"/>
+      <w:r>
+        <w:t>:</w:t>
+      </w:r>
+      <w:r>
+        <w:t xml:space="preserve"> </w:t>
+      </w:r>
+      <w:bookmarkStart w:id="47" w:name="_Ref210723082"/>
+      <w:r>
+        <w:t>Anwendungsfalldiagramm des Wahlsystems</w:t>
+      </w:r>
+      <w:bookmarkEnd w:id="45"/>
+      <w:bookmarkEnd w:id="47"/>
+    </w:p>
     <w:p/>
-    <w:p/>
-    <w:p/>
+    <w:p>
+      <w:pPr>
+        <w:pStyle w:val="berschrift2"/>
+        <w:sectPr>
+          <w:footerReference w:type="default" r:id="rId15"/>
+          <w:pgSz w:w="11906" w:h="16838"/>
+          <w:pgMar w:top="1985" w:right="1701" w:bottom="1701" w:left="1985" w:header="709" w:footer="709" w:gutter="0"/>
+          <w:pgNumType w:fmt="upperRoman" w:start="1"/>
+          <w:cols w:space="708"/>
+          <w:docGrid w:linePitch="360"/>
+        </w:sectPr>
+      </w:pPr>
+    </w:p>
+    <w:p>
+      <w:pPr>
+        <w:pStyle w:val="berschrift2"/>
+      </w:pPr>
+      <w:bookmarkStart w:id="48" w:name="_Toc210732064"/>
+      <w:r>
+        <w:lastRenderedPageBreak/>
+        <w:t>A2 Zeitplanung</w:t>
+      </w:r>
+      <w:bookmarkEnd w:id="48"/>
+    </w:p>
+    <w:p>
+      <w:pPr>
+        <w:keepNext/>
+      </w:pPr>
+      <w:r>
+        <w:drawing>
+          <wp:inline distT="0" distB="0" distL="0" distR="0" wp14:anchorId="7C6EDD93" wp14:editId="06E9B564">
+            <wp:extent cx="8822801" cy="4563814"/>
+            <wp:effectExtent l="19050" t="19050" r="16510" b="27305"/>
+            <wp:docPr id="572852850" name="Grafik 1" descr="Ein Bild, das Text, Screenshot, Schrift enthält.&#10;&#10;KI-generierte Inhalte können fehlerhaft sein."/>
+            <wp:cNvGraphicFramePr>
+              <a:graphicFrameLocks xmlns:a="http://schemas.openxmlformats.org/drawingml/2006/main" noChangeAspect="1"/>
+            </wp:cNvGraphicFramePr>
+            <a:graphic xmlns:a="http://schemas.openxmlformats.org/drawingml/2006/main">
+              <a:graphicData uri="http://schemas.openxmlformats.org/drawingml/2006/picture">
+                <pic:pic xmlns:pic="http://schemas.openxmlformats.org/drawingml/2006/picture">
+                  <pic:nvPicPr>
+                    <pic:cNvPr id="572852850" name="Grafik 1" descr="Ein Bild, das Text, Screenshot, Schrift enthält.&#10;&#10;KI-generierte Inhalte können fehlerhaft sein."/>
+                    <pic:cNvPicPr/>
+                  </pic:nvPicPr>
+                  <pic:blipFill>
+                    <a:blip r:embed="rId16"/>
+                    <a:stretch>
+                      <a:fillRect/>
+                    </a:stretch>
+                  </pic:blipFill>
+                  <pic:spPr>
+                    <a:xfrm>
+                      <a:off x="0" y="0"/>
+                      <a:ext cx="8864748" cy="4585512"/>
+                    </a:xfrm>
+                    <a:prstGeom prst="rect">
+                      <a:avLst/>
+                    </a:prstGeom>
+                    <a:ln>
+                      <a:solidFill>
+                        <a:schemeClr val="tx1"/>
+                      </a:solidFill>
+                    </a:ln>
+                  </pic:spPr>
+                </pic:pic>
+              </a:graphicData>
+            </a:graphic>
+          </wp:inline>
+        </w:drawing>
+      </w:r>
+    </w:p>
+    <w:p>
+      <w:pPr>
+        <w:pStyle w:val="Beschriftung"/>
+      </w:pPr>
+      <w:r>
+        <w:t xml:space="preserve">Abbildung </w:t>
+      </w:r>
+      <w:fldSimple w:instr=" SEQ Abbildung \* ARABIC ">
+        <w:r>
+          <w:rPr>
+            <w:noProof/>
+          </w:rPr>
+          <w:t>2</w:t>
+        </w:r>
+      </w:fldSimple>
+      <w:r>
+        <w:t>: Gantt-Diagramm</w:t>
+      </w:r>
+    </w:p>
+    <w:p>
+      <w:pPr>
+        <w:pStyle w:val="berschrift2"/>
+        <w:sectPr>
+          <w:headerReference w:type="default" r:id="rId17"/>
+          <w:pgSz w:w="16838" w:h="11906" w:orient="landscape"/>
+          <w:pgMar w:top="1985" w:right="1985" w:bottom="1701" w:left="1701" w:header="709" w:footer="709" w:gutter="0"/>
+          <w:pgNumType w:fmt="upperRoman"/>
+          <w:cols w:space="708"/>
+          <w:docGrid w:linePitch="360"/>
+        </w:sectPr>
+      </w:pPr>
+    </w:p>
+    <w:p>
+      <w:pPr>
+        <w:pStyle w:val="berschrift2"/>
+      </w:pPr>
+      <w:bookmarkStart w:id="49" w:name="_Toc210732065"/>
+      <w:r>
+        <w:lastRenderedPageBreak/>
+        <w:t>A3</w:t>
+      </w:r>
+      <w:bookmarkEnd w:id="49"/>
+    </w:p>
     <w:sectPr>
-      <w:footerReference w:type="default" r:id="rId13"/>
+      <w:headerReference w:type="default" r:id="rId18"/>
       <w:pgSz w:w="11906" w:h="16838"/>
       <w:pgMar w:top="1985" w:right="1701" w:bottom="1701" w:left="1985" w:header="709" w:footer="709" w:gutter="0"/>
-      <w:pgNumType w:fmt="lowerRoman" w:start="1"/>
+      <w:pgNumType w:fmt="upperRoman"/>
       <w:cols w:space="708"/>
       <w:docGrid w:linePitch="360"/>
     </w:sectPr>
@@ -5070,7 +5729,6 @@
         <w:docPartUnique/>
       </w:docPartObj>
     </w:sdtPr>
-    <w:sdtEndPr/>
     <w:sdtContent>
       <w:p>
         <w:pPr>
@@ -5188,7 +5846,6 @@
       <w:dataBinding w:prefixMappings="xmlns:ns0='http://purl.org/dc/elements/1.1/' xmlns:ns1='http://schemas.openxmlformats.org/package/2006/metadata/core-properties' " w:xpath="/ns1:coreProperties[1]/ns0:creator[1]" w:storeItemID="{6C3C8BC8-F283-45AE-878A-BAB7291924A1}"/>
       <w:text/>
     </w:sdtPr>
-    <w:sdtEndPr/>
     <w:sdtContent>
       <w:p>
         <w:pPr>
@@ -5213,7 +5870,6 @@
         <w:docPartUnique/>
       </w:docPartObj>
     </w:sdtPr>
-    <w:sdtEndPr/>
     <w:sdtContent>
       <w:p>
         <w:pPr>
@@ -5225,7 +5881,7 @@
             <w:noProof/>
           </w:rPr>
           <w:drawing>
-            <wp:anchor distT="0" distB="0" distL="114300" distR="114300" simplePos="0" relativeHeight="251660288" behindDoc="0" locked="0" layoutInCell="1" allowOverlap="1" wp14:anchorId="6AC65E0B" wp14:editId="27DE1832">
+            <wp:anchor distT="0" distB="0" distL="114300" distR="114300" simplePos="0" relativeHeight="251660288" behindDoc="0" locked="0" layoutInCell="1" allowOverlap="1" wp14:anchorId="6AC65E0B" wp14:editId="26EC7CA0">
               <wp:simplePos x="0" y="0"/>
               <wp:positionH relativeFrom="column">
                 <wp:posOffset>-1134223</wp:posOffset>
@@ -5236,7 +5892,7 @@
               <wp:extent cx="999490" cy="972820"/>
               <wp:effectExtent l="0" t="0" r="0" b="0"/>
               <wp:wrapNone/>
-              <wp:docPr id="598109021" name="Grafik 598109021" descr="Ein Bild, das Symbol, Kunst, Emblem, Grafiken enthält.&#10;&#10;KI-generierte Inhalte können fehlerhaft sein."/>
+              <wp:docPr id="2058464056" name="Grafik 2058464056" descr="Ein Bild, das Symbol, Kunst, Emblem, Grafiken enthält.&#10;&#10;KI-generierte Inhalte können fehlerhaft sein."/>
               <wp:cNvGraphicFramePr>
                 <a:graphicFrameLocks xmlns:a="http://schemas.openxmlformats.org/drawingml/2006/main" noChangeAspect="1"/>
               </wp:cNvGraphicFramePr>
@@ -5334,44 +5990,402 @@
 
 <file path=word/header1.xml><?xml version="1.0" encoding="utf-8"?>
 <w:hdr xmlns:wpc="http://schemas.microsoft.com/office/word/2010/wordprocessingCanvas" xmlns:cx="http://schemas.microsoft.com/office/drawing/2014/chartex" xmlns:cx1="http://schemas.microsoft.com/office/drawing/2015/9/8/chartex" xmlns:cx2="http://schemas.microsoft.com/office/drawing/2015/10/21/chartex" xmlns:cx3="http://schemas.microsoft.com/office/drawing/2016/5/9/chartex" xmlns:cx4="http://schemas.microsoft.com/office/drawing/2016/5/10/chartex" xmlns:cx5="http://schemas.microsoft.com/office/drawing/2016/5/11/chartex" xmlns:cx6="http://schemas.microsoft.com/office/drawing/2016/5/12/chartex" xmlns:cx7="http://schemas.microsoft.com/office/drawing/2016/5/13/chartex" xmlns:cx8="http://schemas.microsoft.com/office/drawing/2016/5/14/chartex" xmlns:mc="http://schemas.openxmlformats.org/markup-compatibility/2006" xmlns:aink="http://schemas.microsoft.com/office/drawing/2016/ink" xmlns:am3d="http://schemas.microsoft.com/office/drawing/2017/model3d" xmlns:o="urn:schemas-microsoft-com:office:office" xmlns:oel="http://schemas.microsoft.com/office/2019/extlst" xmlns:r="http://schemas.openxmlformats.org/officeDocument/2006/relationships" xmlns:m="http://schemas.openxmlformats.org/officeDocument/2006/math" xmlns:v="urn:schemas-microsoft-com:vml" xmlns:wp14="http://schemas.microsoft.com/office/word/2010/wordprocessingDrawing" xmlns:wp="http://schemas.openxmlformats.org/drawingml/2006/wordprocessingDrawing" xmlns:w10="urn:schemas-microsoft-com:office:word" xmlns:w="http://schemas.openxmlformats.org/wordprocessingml/2006/main" xmlns:w14="http://schemas.microsoft.com/office/word/2010/wordml" xmlns:w15="http://schemas.microsoft.com/office/word/2012/wordml" xmlns:w16cex="http://schemas.microsoft.com/office/word/2018/wordml/cex" xmlns:w16cid="http://schemas.microsoft.com/office/word/2016/wordml/cid" xmlns:w16="http://schemas.microsoft.com/office/word/2018/wordml" xmlns:w16du="http://schemas.microsoft.com/office/word/2023/wordml/word16du" xmlns:w16sdtdh="http://schemas.microsoft.com/office/word/2020/wordml/sdtdatahash" xmlns:w16sdtfl="http://schemas.microsoft.com/office/word/2024/wordml/sdtformatlock" xmlns:w16se="http://schemas.microsoft.com/office/word/2015/wordml/symex" xmlns:wpg="http://schemas.microsoft.com/office/word/2010/wordprocessingGroup" xmlns:wpi="http://schemas.microsoft.com/office/word/2010/wordprocessingInk" xmlns:wne="http://schemas.microsoft.com/office/word/2006/wordml" xmlns:wps="http://schemas.microsoft.com/office/word/2010/wordprocessingShape" mc:Ignorable="w14 w15 w16se w16cid w16 w16cex w16sdtdh w16sdtfl w16du wp14">
-  <w:sdt>
-    <w:sdtPr>
+  <w:p>
+    <w:pPr>
+      <w:pStyle w:val="Kopfzeile"/>
+      <w:pBdr>
+        <w:bottom w:val="single" w:sz="4" w:space="1" w:color="auto"/>
+      </w:pBdr>
+    </w:pPr>
+    <w:sdt>
+      <w:sdtPr>
+        <w:rPr>
+          <w:noProof/>
+        </w:rPr>
+        <w:alias w:val="Titel"/>
+        <w:tag w:val=""/>
+        <w:id w:val="-764766823"/>
+        <w:placeholder>
+          <w:docPart w:val="365397F3560549A498368985E5F5BCA4"/>
+        </w:placeholder>
+        <w:dataBinding w:prefixMappings="xmlns:ns0='http://purl.org/dc/elements/1.1/' xmlns:ns1='http://schemas.openxmlformats.org/package/2006/metadata/core-properties' " w:xpath="/ns1:coreProperties[1]/ns0:title[1]" w:storeItemID="{6C3C8BC8-F283-45AE-878A-BAB7291924A1}"/>
+        <w:text/>
+      </w:sdtPr>
+      <w:sdtContent>
+        <w:r>
+          <w:rPr>
+            <w:noProof/>
+          </w:rPr>
+          <w:t>Schulische Projektarbeit „Wahlsimulation – Wie beeinflussen externe Faktoren das Ergebnis einer Wahl“</w:t>
+        </w:r>
+      </w:sdtContent>
+    </w:sdt>
+  </w:p>
+</w:hdr>
+</file>
+
+<file path=word/header2.xml><?xml version="1.0" encoding="utf-8"?>
+<w:hdr xmlns:wpc="http://schemas.microsoft.com/office/word/2010/wordprocessingCanvas" xmlns:cx="http://schemas.microsoft.com/office/drawing/2014/chartex" xmlns:cx1="http://schemas.microsoft.com/office/drawing/2015/9/8/chartex" xmlns:cx2="http://schemas.microsoft.com/office/drawing/2015/10/21/chartex" xmlns:cx3="http://schemas.microsoft.com/office/drawing/2016/5/9/chartex" xmlns:cx4="http://schemas.microsoft.com/office/drawing/2016/5/10/chartex" xmlns:cx5="http://schemas.microsoft.com/office/drawing/2016/5/11/chartex" xmlns:cx6="http://schemas.microsoft.com/office/drawing/2016/5/12/chartex" xmlns:cx7="http://schemas.microsoft.com/office/drawing/2016/5/13/chartex" xmlns:cx8="http://schemas.microsoft.com/office/drawing/2016/5/14/chartex" xmlns:mc="http://schemas.openxmlformats.org/markup-compatibility/2006" xmlns:aink="http://schemas.microsoft.com/office/drawing/2016/ink" xmlns:am3d="http://schemas.microsoft.com/office/drawing/2017/model3d" xmlns:o="urn:schemas-microsoft-com:office:office" xmlns:oel="http://schemas.microsoft.com/office/2019/extlst" xmlns:r="http://schemas.openxmlformats.org/officeDocument/2006/relationships" xmlns:m="http://schemas.openxmlformats.org/officeDocument/2006/math" xmlns:v="urn:schemas-microsoft-com:vml" xmlns:wp14="http://schemas.microsoft.com/office/word/2010/wordprocessingDrawing" xmlns:wp="http://schemas.openxmlformats.org/drawingml/2006/wordprocessingDrawing" xmlns:w10="urn:schemas-microsoft-com:office:word" xmlns:w="http://schemas.openxmlformats.org/wordprocessingml/2006/main" xmlns:w14="http://schemas.microsoft.com/office/word/2010/wordml" xmlns:w15="http://schemas.microsoft.com/office/word/2012/wordml" xmlns:w16cex="http://schemas.microsoft.com/office/word/2018/wordml/cex" xmlns:w16cid="http://schemas.microsoft.com/office/word/2016/wordml/cid" xmlns:w16="http://schemas.microsoft.com/office/word/2018/wordml" xmlns:w16du="http://schemas.microsoft.com/office/word/2023/wordml/word16du" xmlns:w16sdtdh="http://schemas.microsoft.com/office/word/2020/wordml/sdtdatahash" xmlns:w16sdtfl="http://schemas.microsoft.com/office/word/2024/wordml/sdtformatlock" xmlns:w16se="http://schemas.microsoft.com/office/word/2015/wordml/symex" xmlns:wpg="http://schemas.microsoft.com/office/word/2010/wordprocessingGroup" xmlns:wpi="http://schemas.microsoft.com/office/word/2010/wordprocessingInk" xmlns:wne="http://schemas.microsoft.com/office/word/2006/wordml" xmlns:wps="http://schemas.microsoft.com/office/word/2010/wordprocessingShape" mc:Ignorable="w14 w15 w16se w16cid w16 w16cex w16sdtdh w16sdtfl w16du wp14">
+  <w:p>
+    <w:pPr>
+      <w:pStyle w:val="Kopfzeile"/>
+      <w:pBdr>
+        <w:bottom w:val="single" w:sz="4" w:space="1" w:color="auto"/>
+      </w:pBdr>
+    </w:pPr>
+    <w:r>
       <w:rPr>
         <w:noProof/>
       </w:rPr>
-      <w:alias w:val="Titel"/>
-      <w:tag w:val=""/>
-      <w:id w:val="-764766823"/>
-      <w:placeholder>
-        <w:docPart w:val="365397F3560549A498368985E5F5BCA4"/>
-      </w:placeholder>
-      <w:dataBinding w:prefixMappings="xmlns:ns0='http://purl.org/dc/elements/1.1/' xmlns:ns1='http://schemas.openxmlformats.org/package/2006/metadata/core-properties' " w:xpath="/ns1:coreProperties[1]/ns0:title[1]" w:storeItemID="{6C3C8BC8-F283-45AE-878A-BAB7291924A1}"/>
-      <w:text/>
-    </w:sdtPr>
-    <w:sdtEndPr/>
-    <w:sdtContent>
-      <w:p>
-        <w:pPr>
-          <w:pStyle w:val="Kopfzeile"/>
-          <w:pBdr>
-            <w:bottom w:val="single" w:sz="4" w:space="1" w:color="auto"/>
-          </w:pBdr>
-        </w:pPr>
+      <w:drawing>
+        <wp:anchor distT="0" distB="0" distL="114300" distR="114300" simplePos="0" relativeHeight="251662336" behindDoc="0" locked="0" layoutInCell="1" allowOverlap="1" wp14:anchorId="38CC8F23" wp14:editId="64417DE7">
+          <wp:simplePos x="0" y="0"/>
+          <wp:positionH relativeFrom="leftMargin">
+            <wp:align>right</wp:align>
+          </wp:positionH>
+          <wp:positionV relativeFrom="paragraph">
+            <wp:posOffset>-374346</wp:posOffset>
+          </wp:positionV>
+          <wp:extent cx="999490" cy="972820"/>
+          <wp:effectExtent l="0" t="0" r="0" b="0"/>
+          <wp:wrapNone/>
+          <wp:docPr id="784176229" name="Grafik 784176229" descr="Ein Bild, das Symbol, Kunst, Emblem, Grafiken enthält.&#10;&#10;KI-generierte Inhalte können fehlerhaft sein."/>
+          <wp:cNvGraphicFramePr>
+            <a:graphicFrameLocks xmlns:a="http://schemas.openxmlformats.org/drawingml/2006/main" noChangeAspect="1"/>
+          </wp:cNvGraphicFramePr>
+          <a:graphic xmlns:a="http://schemas.openxmlformats.org/drawingml/2006/main">
+            <a:graphicData uri="http://schemas.openxmlformats.org/drawingml/2006/picture">
+              <pic:pic xmlns:pic="http://schemas.openxmlformats.org/drawingml/2006/picture">
+                <pic:nvPicPr>
+                  <pic:cNvPr id="598109021" name="Grafik 598109021" descr="Ein Bild, das Symbol, Kunst, Emblem, Grafiken enthält.&#10;&#10;KI-generierte Inhalte können fehlerhaft sein."/>
+                  <pic:cNvPicPr>
+                    <a:picLocks noChangeAspect="1" noChangeArrowheads="1"/>
+                  </pic:cNvPicPr>
+                </pic:nvPicPr>
+                <pic:blipFill>
+                  <a:blip r:embed="rId1">
+                    <a:extLst>
+                      <a:ext uri="{28A0092B-C50C-407E-A947-70E740481C1C}">
+                        <a14:useLocalDpi xmlns:a14="http://schemas.microsoft.com/office/drawing/2010/main" val="0"/>
+                      </a:ext>
+                    </a:extLst>
+                  </a:blip>
+                  <a:srcRect/>
+                  <a:stretch>
+                    <a:fillRect/>
+                  </a:stretch>
+                </pic:blipFill>
+                <pic:spPr bwMode="auto">
+                  <a:xfrm>
+                    <a:off x="0" y="0"/>
+                    <a:ext cx="999490" cy="972820"/>
+                  </a:xfrm>
+                  <a:prstGeom prst="rect">
+                    <a:avLst/>
+                  </a:prstGeom>
+                  <a:noFill/>
+                  <a:ln>
+                    <a:noFill/>
+                  </a:ln>
+                </pic:spPr>
+              </pic:pic>
+            </a:graphicData>
+          </a:graphic>
+        </wp:anchor>
+      </w:drawing>
+    </w:r>
+    <w:sdt>
+      <w:sdtPr>
+        <w:rPr>
+          <w:noProof/>
+        </w:rPr>
+        <w:alias w:val="Titel"/>
+        <w:tag w:val=""/>
+        <w:id w:val="-1990861310"/>
+        <w:placeholder>
+          <w:docPart w:val="D7460C4BEDA8421298A115F7108D06F5"/>
+        </w:placeholder>
+        <w:dataBinding w:prefixMappings="xmlns:ns0='http://purl.org/dc/elements/1.1/' xmlns:ns1='http://schemas.openxmlformats.org/package/2006/metadata/core-properties' " w:xpath="/ns1:coreProperties[1]/ns0:title[1]" w:storeItemID="{6C3C8BC8-F283-45AE-878A-BAB7291924A1}"/>
+        <w:text/>
+      </w:sdtPr>
+      <w:sdtContent>
         <w:r>
           <w:rPr>
             <w:noProof/>
           </w:rPr>
           <w:t>Schulische Projektarbeit „Wahlsimulation – Wie beeinflussen externe Faktoren das Ergebnis einer Wahl“</w:t>
         </w:r>
-      </w:p>
-    </w:sdtContent>
-  </w:sdt>
+      </w:sdtContent>
+    </w:sdt>
+  </w:p>
+</w:hdr>
+</file>
+
+<file path=word/header3.xml><?xml version="1.0" encoding="utf-8"?>
+<w:hdr xmlns:wpc="http://schemas.microsoft.com/office/word/2010/wordprocessingCanvas" xmlns:cx="http://schemas.microsoft.com/office/drawing/2014/chartex" xmlns:cx1="http://schemas.microsoft.com/office/drawing/2015/9/8/chartex" xmlns:cx2="http://schemas.microsoft.com/office/drawing/2015/10/21/chartex" xmlns:cx3="http://schemas.microsoft.com/office/drawing/2016/5/9/chartex" xmlns:cx4="http://schemas.microsoft.com/office/drawing/2016/5/10/chartex" xmlns:cx5="http://schemas.microsoft.com/office/drawing/2016/5/11/chartex" xmlns:cx6="http://schemas.microsoft.com/office/drawing/2016/5/12/chartex" xmlns:cx7="http://schemas.microsoft.com/office/drawing/2016/5/13/chartex" xmlns:cx8="http://schemas.microsoft.com/office/drawing/2016/5/14/chartex" xmlns:mc="http://schemas.openxmlformats.org/markup-compatibility/2006" xmlns:aink="http://schemas.microsoft.com/office/drawing/2016/ink" xmlns:am3d="http://schemas.microsoft.com/office/drawing/2017/model3d" xmlns:o="urn:schemas-microsoft-com:office:office" xmlns:oel="http://schemas.microsoft.com/office/2019/extlst" xmlns:r="http://schemas.openxmlformats.org/officeDocument/2006/relationships" xmlns:m="http://schemas.openxmlformats.org/officeDocument/2006/math" xmlns:v="urn:schemas-microsoft-com:vml" xmlns:wp14="http://schemas.microsoft.com/office/word/2010/wordprocessingDrawing" xmlns:wp="http://schemas.openxmlformats.org/drawingml/2006/wordprocessingDrawing" xmlns:w10="urn:schemas-microsoft-com:office:word" xmlns:w="http://schemas.openxmlformats.org/wordprocessingml/2006/main" xmlns:w14="http://schemas.microsoft.com/office/word/2010/wordml" xmlns:w15="http://schemas.microsoft.com/office/word/2012/wordml" xmlns:w16cex="http://schemas.microsoft.com/office/word/2018/wordml/cex" xmlns:w16cid="http://schemas.microsoft.com/office/word/2016/wordml/cid" xmlns:w16="http://schemas.microsoft.com/office/word/2018/wordml" xmlns:w16du="http://schemas.microsoft.com/office/word/2023/wordml/word16du" xmlns:w16sdtdh="http://schemas.microsoft.com/office/word/2020/wordml/sdtdatahash" xmlns:w16sdtfl="http://schemas.microsoft.com/office/word/2024/wordml/sdtformatlock" xmlns:w16se="http://schemas.microsoft.com/office/word/2015/wordml/symex" xmlns:wpg="http://schemas.microsoft.com/office/word/2010/wordprocessingGroup" xmlns:wpi="http://schemas.microsoft.com/office/word/2010/wordprocessingInk" xmlns:wne="http://schemas.microsoft.com/office/word/2006/wordml" xmlns:wps="http://schemas.microsoft.com/office/word/2010/wordprocessingShape" mc:Ignorable="w14 w15 w16se w16cid w16 w16cex w16sdtdh w16sdtfl w16du wp14">
+  <w:p>
+    <w:pPr>
+      <w:pStyle w:val="Kopfzeile"/>
+      <w:pBdr>
+        <w:bottom w:val="single" w:sz="4" w:space="1" w:color="auto"/>
+      </w:pBdr>
+    </w:pPr>
+    <w:sdt>
+      <w:sdtPr>
+        <w:rPr>
+          <w:noProof/>
+        </w:rPr>
+        <w:alias w:val="Titel"/>
+        <w:tag w:val=""/>
+        <w:id w:val="-1938436724"/>
+        <w:placeholder>
+          <w:docPart w:val="1DFB0E403BE74D858378F9CCBB890B60"/>
+        </w:placeholder>
+        <w:dataBinding w:prefixMappings="xmlns:ns0='http://purl.org/dc/elements/1.1/' xmlns:ns1='http://schemas.openxmlformats.org/package/2006/metadata/core-properties' " w:xpath="/ns1:coreProperties[1]/ns0:title[1]" w:storeItemID="{6C3C8BC8-F283-45AE-878A-BAB7291924A1}"/>
+        <w:text/>
+      </w:sdtPr>
+      <w:sdtContent>
+        <w:r>
+          <w:rPr>
+            <w:noProof/>
+          </w:rPr>
+          <w:t>Schulische Projektarbeit „Wahlsimulation – Wie beeinflussen externe Faktoren das Ergebnis einer Wahl“</w:t>
+        </w:r>
+      </w:sdtContent>
+    </w:sdt>
+  </w:p>
 </w:hdr>
 </file>
 
 <file path=word/numbering.xml><?xml version="1.0" encoding="utf-8"?>
 <w:numbering xmlns:wpc="http://schemas.microsoft.com/office/word/2010/wordprocessingCanvas" xmlns:cx="http://schemas.microsoft.com/office/drawing/2014/chartex" xmlns:cx1="http://schemas.microsoft.com/office/drawing/2015/9/8/chartex" xmlns:cx2="http://schemas.microsoft.com/office/drawing/2015/10/21/chartex" xmlns:cx3="http://schemas.microsoft.com/office/drawing/2016/5/9/chartex" xmlns:cx4="http://schemas.microsoft.com/office/drawing/2016/5/10/chartex" xmlns:cx5="http://schemas.microsoft.com/office/drawing/2016/5/11/chartex" xmlns:cx6="http://schemas.microsoft.com/office/drawing/2016/5/12/chartex" xmlns:cx7="http://schemas.microsoft.com/office/drawing/2016/5/13/chartex" xmlns:cx8="http://schemas.microsoft.com/office/drawing/2016/5/14/chartex" xmlns:mc="http://schemas.openxmlformats.org/markup-compatibility/2006" xmlns:aink="http://schemas.microsoft.com/office/drawing/2016/ink" xmlns:am3d="http://schemas.microsoft.com/office/drawing/2017/model3d" xmlns:o="urn:schemas-microsoft-com:office:office" xmlns:oel="http://schemas.microsoft.com/office/2019/extlst" xmlns:r="http://schemas.openxmlformats.org/officeDocument/2006/relationships" xmlns:m="http://schemas.openxmlformats.org/officeDocument/2006/math" xmlns:v="urn:schemas-microsoft-com:vml" xmlns:wp14="http://schemas.microsoft.com/office/word/2010/wordprocessingDrawing" xmlns:wp="http://schemas.openxmlformats.org/drawingml/2006/wordprocessingDrawing" xmlns:w10="urn:schemas-microsoft-com:office:word" xmlns:w="http://schemas.openxmlformats.org/wordprocessingml/2006/main" xmlns:w14="http://schemas.microsoft.com/office/word/2010/wordml" xmlns:w15="http://schemas.microsoft.com/office/word/2012/wordml" xmlns:w16cex="http://schemas.microsoft.com/office/word/2018/wordml/cex" xmlns:w16cid="http://schemas.microsoft.com/office/word/2016/wordml/cid" xmlns:w16="http://schemas.microsoft.com/office/word/2018/wordml" xmlns:w16du="http://schemas.microsoft.com/office/word/2023/wordml/word16du" xmlns:w16sdtdh="http://schemas.microsoft.com/office/word/2020/wordml/sdtdatahash" xmlns:w16sdtfl="http://schemas.microsoft.com/office/word/2024/wordml/sdtformatlock" xmlns:w16se="http://schemas.microsoft.com/office/word/2015/wordml/symex" xmlns:wpg="http://schemas.microsoft.com/office/word/2010/wordprocessingGroup" xmlns:wpi="http://schemas.microsoft.com/office/word/2010/wordprocessingInk" xmlns:wne="http://schemas.microsoft.com/office/word/2006/wordml" xmlns:wps="http://schemas.microsoft.com/office/word/2010/wordprocessingShape" mc:Ignorable="w14 w15 w16se w16cid w16 w16cex w16sdtdh w16sdtfl w16du wp14">
   <w:abstractNum w:abstractNumId="0" w15:restartNumberingAfterBreak="0">
+    <w:nsid w:val="3F8D5855"/>
+    <w:multiLevelType w:val="hybridMultilevel"/>
+    <w:tmpl w:val="0CF68FAE"/>
+    <w:lvl w:ilvl="0" w:tplc="04070001">
+      <w:start w:val="1"/>
+      <w:numFmt w:val="bullet"/>
+      <w:lvlText w:val=""/>
+      <w:lvlJc w:val="left"/>
+      <w:pPr>
+        <w:ind w:left="720" w:hanging="360"/>
+      </w:pPr>
+      <w:rPr>
+        <w:rFonts w:ascii="Symbol" w:hAnsi="Symbol" w:hint="default"/>
+      </w:rPr>
+    </w:lvl>
+    <w:lvl w:ilvl="1" w:tplc="04070003" w:tentative="1">
+      <w:start w:val="1"/>
+      <w:numFmt w:val="bullet"/>
+      <w:lvlText w:val="o"/>
+      <w:lvlJc w:val="left"/>
+      <w:pPr>
+        <w:ind w:left="1440" w:hanging="360"/>
+      </w:pPr>
+      <w:rPr>
+        <w:rFonts w:ascii="Courier New" w:hAnsi="Courier New" w:cs="Courier New" w:hint="default"/>
+      </w:rPr>
+    </w:lvl>
+    <w:lvl w:ilvl="2" w:tplc="04070005" w:tentative="1">
+      <w:start w:val="1"/>
+      <w:numFmt w:val="bullet"/>
+      <w:lvlText w:val=""/>
+      <w:lvlJc w:val="left"/>
+      <w:pPr>
+        <w:ind w:left="2160" w:hanging="360"/>
+      </w:pPr>
+      <w:rPr>
+        <w:rFonts w:ascii="Wingdings" w:hAnsi="Wingdings" w:hint="default"/>
+      </w:rPr>
+    </w:lvl>
+    <w:lvl w:ilvl="3" w:tplc="04070001" w:tentative="1">
+      <w:start w:val="1"/>
+      <w:numFmt w:val="bullet"/>
+      <w:lvlText w:val=""/>
+      <w:lvlJc w:val="left"/>
+      <w:pPr>
+        <w:ind w:left="2880" w:hanging="360"/>
+      </w:pPr>
+      <w:rPr>
+        <w:rFonts w:ascii="Symbol" w:hAnsi="Symbol" w:hint="default"/>
+      </w:rPr>
+    </w:lvl>
+    <w:lvl w:ilvl="4" w:tplc="04070003" w:tentative="1">
+      <w:start w:val="1"/>
+      <w:numFmt w:val="bullet"/>
+      <w:lvlText w:val="o"/>
+      <w:lvlJc w:val="left"/>
+      <w:pPr>
+        <w:ind w:left="3600" w:hanging="360"/>
+      </w:pPr>
+      <w:rPr>
+        <w:rFonts w:ascii="Courier New" w:hAnsi="Courier New" w:cs="Courier New" w:hint="default"/>
+      </w:rPr>
+    </w:lvl>
+    <w:lvl w:ilvl="5" w:tplc="04070005" w:tentative="1">
+      <w:start w:val="1"/>
+      <w:numFmt w:val="bullet"/>
+      <w:lvlText w:val=""/>
+      <w:lvlJc w:val="left"/>
+      <w:pPr>
+        <w:ind w:left="4320" w:hanging="360"/>
+      </w:pPr>
+      <w:rPr>
+        <w:rFonts w:ascii="Wingdings" w:hAnsi="Wingdings" w:hint="default"/>
+      </w:rPr>
+    </w:lvl>
+    <w:lvl w:ilvl="6" w:tplc="04070001" w:tentative="1">
+      <w:start w:val="1"/>
+      <w:numFmt w:val="bullet"/>
+      <w:lvlText w:val=""/>
+      <w:lvlJc w:val="left"/>
+      <w:pPr>
+        <w:ind w:left="5040" w:hanging="360"/>
+      </w:pPr>
+      <w:rPr>
+        <w:rFonts w:ascii="Symbol" w:hAnsi="Symbol" w:hint="default"/>
+      </w:rPr>
+    </w:lvl>
+    <w:lvl w:ilvl="7" w:tplc="04070003" w:tentative="1">
+      <w:start w:val="1"/>
+      <w:numFmt w:val="bullet"/>
+      <w:lvlText w:val="o"/>
+      <w:lvlJc w:val="left"/>
+      <w:pPr>
+        <w:ind w:left="5760" w:hanging="360"/>
+      </w:pPr>
+      <w:rPr>
+        <w:rFonts w:ascii="Courier New" w:hAnsi="Courier New" w:cs="Courier New" w:hint="default"/>
+      </w:rPr>
+    </w:lvl>
+    <w:lvl w:ilvl="8" w:tplc="04070005" w:tentative="1">
+      <w:start w:val="1"/>
+      <w:numFmt w:val="bullet"/>
+      <w:lvlText w:val=""/>
+      <w:lvlJc w:val="left"/>
+      <w:pPr>
+        <w:ind w:left="6480" w:hanging="360"/>
+      </w:pPr>
+      <w:rPr>
+        <w:rFonts w:ascii="Wingdings" w:hAnsi="Wingdings" w:hint="default"/>
+      </w:rPr>
+    </w:lvl>
+  </w:abstractNum>
+  <w:abstractNum w:abstractNumId="1" w15:restartNumberingAfterBreak="0">
+    <w:nsid w:val="49737BCA"/>
+    <w:multiLevelType w:val="hybridMultilevel"/>
+    <w:tmpl w:val="A5D6AA9A"/>
+    <w:lvl w:ilvl="0" w:tplc="04070001">
+      <w:start w:val="1"/>
+      <w:numFmt w:val="bullet"/>
+      <w:lvlText w:val=""/>
+      <w:lvlJc w:val="left"/>
+      <w:pPr>
+        <w:ind w:left="720" w:hanging="360"/>
+      </w:pPr>
+      <w:rPr>
+        <w:rFonts w:ascii="Symbol" w:hAnsi="Symbol" w:hint="default"/>
+      </w:rPr>
+    </w:lvl>
+    <w:lvl w:ilvl="1" w:tplc="04070003" w:tentative="1">
+      <w:start w:val="1"/>
+      <w:numFmt w:val="bullet"/>
+      <w:lvlText w:val="o"/>
+      <w:lvlJc w:val="left"/>
+      <w:pPr>
+        <w:ind w:left="1440" w:hanging="360"/>
+      </w:pPr>
+      <w:rPr>
+        <w:rFonts w:ascii="Courier New" w:hAnsi="Courier New" w:cs="Courier New" w:hint="default"/>
+      </w:rPr>
+    </w:lvl>
+    <w:lvl w:ilvl="2" w:tplc="04070005" w:tentative="1">
+      <w:start w:val="1"/>
+      <w:numFmt w:val="bullet"/>
+      <w:lvlText w:val=""/>
+      <w:lvlJc w:val="left"/>
+      <w:pPr>
+        <w:ind w:left="2160" w:hanging="360"/>
+      </w:pPr>
+      <w:rPr>
+        <w:rFonts w:ascii="Wingdings" w:hAnsi="Wingdings" w:hint="default"/>
+      </w:rPr>
+    </w:lvl>
+    <w:lvl w:ilvl="3" w:tplc="04070001" w:tentative="1">
+      <w:start w:val="1"/>
+      <w:numFmt w:val="bullet"/>
+      <w:lvlText w:val=""/>
+      <w:lvlJc w:val="left"/>
+      <w:pPr>
+        <w:ind w:left="2880" w:hanging="360"/>
+      </w:pPr>
+      <w:rPr>
+        <w:rFonts w:ascii="Symbol" w:hAnsi="Symbol" w:hint="default"/>
+      </w:rPr>
+    </w:lvl>
+    <w:lvl w:ilvl="4" w:tplc="04070003" w:tentative="1">
+      <w:start w:val="1"/>
+      <w:numFmt w:val="bullet"/>
+      <w:lvlText w:val="o"/>
+      <w:lvlJc w:val="left"/>
+      <w:pPr>
+        <w:ind w:left="3600" w:hanging="360"/>
+      </w:pPr>
+      <w:rPr>
+        <w:rFonts w:ascii="Courier New" w:hAnsi="Courier New" w:cs="Courier New" w:hint="default"/>
+      </w:rPr>
+    </w:lvl>
+    <w:lvl w:ilvl="5" w:tplc="04070005" w:tentative="1">
+      <w:start w:val="1"/>
+      <w:numFmt w:val="bullet"/>
+      <w:lvlText w:val=""/>
+      <w:lvlJc w:val="left"/>
+      <w:pPr>
+        <w:ind w:left="4320" w:hanging="360"/>
+      </w:pPr>
+      <w:rPr>
+        <w:rFonts w:ascii="Wingdings" w:hAnsi="Wingdings" w:hint="default"/>
+      </w:rPr>
+    </w:lvl>
+    <w:lvl w:ilvl="6" w:tplc="04070001" w:tentative="1">
+      <w:start w:val="1"/>
+      <w:numFmt w:val="bullet"/>
+      <w:lvlText w:val=""/>
+      <w:lvlJc w:val="left"/>
+      <w:pPr>
+        <w:ind w:left="5040" w:hanging="360"/>
+      </w:pPr>
+      <w:rPr>
+        <w:rFonts w:ascii="Symbol" w:hAnsi="Symbol" w:hint="default"/>
+      </w:rPr>
+    </w:lvl>
+    <w:lvl w:ilvl="7" w:tplc="04070003" w:tentative="1">
+      <w:start w:val="1"/>
+      <w:numFmt w:val="bullet"/>
+      <w:lvlText w:val="o"/>
+      <w:lvlJc w:val="left"/>
+      <w:pPr>
+        <w:ind w:left="5760" w:hanging="360"/>
+      </w:pPr>
+      <w:rPr>
+        <w:rFonts w:ascii="Courier New" w:hAnsi="Courier New" w:cs="Courier New" w:hint="default"/>
+      </w:rPr>
+    </w:lvl>
+    <w:lvl w:ilvl="8" w:tplc="04070005" w:tentative="1">
+      <w:start w:val="1"/>
+      <w:numFmt w:val="bullet"/>
+      <w:lvlText w:val=""/>
+      <w:lvlJc w:val="left"/>
+      <w:pPr>
+        <w:ind w:left="6480" w:hanging="360"/>
+      </w:pPr>
+      <w:rPr>
+        <w:rFonts w:ascii="Wingdings" w:hAnsi="Wingdings" w:hint="default"/>
+      </w:rPr>
+    </w:lvl>
+  </w:abstractNum>
+  <w:abstractNum w:abstractNumId="2" w15:restartNumberingAfterBreak="0">
     <w:nsid w:val="5B2E3A0C"/>
     <w:multiLevelType w:val="multilevel"/>
     <w:tmpl w:val="45A8C696"/>
@@ -5492,8 +6506,130 @@
       </w:rPr>
     </w:lvl>
   </w:abstractNum>
+  <w:abstractNum w:abstractNumId="3" w15:restartNumberingAfterBreak="0">
+    <w:nsid w:val="778A2A93"/>
+    <w:multiLevelType w:val="hybridMultilevel"/>
+    <w:tmpl w:val="13AC07FE"/>
+    <w:lvl w:ilvl="0" w:tplc="04070001">
+      <w:start w:val="1"/>
+      <w:numFmt w:val="bullet"/>
+      <w:lvlText w:val=""/>
+      <w:lvlJc w:val="left"/>
+      <w:pPr>
+        <w:ind w:left="720" w:hanging="360"/>
+      </w:pPr>
+      <w:rPr>
+        <w:rFonts w:ascii="Symbol" w:hAnsi="Symbol" w:hint="default"/>
+      </w:rPr>
+    </w:lvl>
+    <w:lvl w:ilvl="1" w:tplc="04070003" w:tentative="1">
+      <w:start w:val="1"/>
+      <w:numFmt w:val="bullet"/>
+      <w:lvlText w:val="o"/>
+      <w:lvlJc w:val="left"/>
+      <w:pPr>
+        <w:ind w:left="1440" w:hanging="360"/>
+      </w:pPr>
+      <w:rPr>
+        <w:rFonts w:ascii="Courier New" w:hAnsi="Courier New" w:cs="Courier New" w:hint="default"/>
+      </w:rPr>
+    </w:lvl>
+    <w:lvl w:ilvl="2" w:tplc="04070005" w:tentative="1">
+      <w:start w:val="1"/>
+      <w:numFmt w:val="bullet"/>
+      <w:lvlText w:val=""/>
+      <w:lvlJc w:val="left"/>
+      <w:pPr>
+        <w:ind w:left="2160" w:hanging="360"/>
+      </w:pPr>
+      <w:rPr>
+        <w:rFonts w:ascii="Wingdings" w:hAnsi="Wingdings" w:hint="default"/>
+      </w:rPr>
+    </w:lvl>
+    <w:lvl w:ilvl="3" w:tplc="04070001" w:tentative="1">
+      <w:start w:val="1"/>
+      <w:numFmt w:val="bullet"/>
+      <w:lvlText w:val=""/>
+      <w:lvlJc w:val="left"/>
+      <w:pPr>
+        <w:ind w:left="2880" w:hanging="360"/>
+      </w:pPr>
+      <w:rPr>
+        <w:rFonts w:ascii="Symbol" w:hAnsi="Symbol" w:hint="default"/>
+      </w:rPr>
+    </w:lvl>
+    <w:lvl w:ilvl="4" w:tplc="04070003" w:tentative="1">
+      <w:start w:val="1"/>
+      <w:numFmt w:val="bullet"/>
+      <w:lvlText w:val="o"/>
+      <w:lvlJc w:val="left"/>
+      <w:pPr>
+        <w:ind w:left="3600" w:hanging="360"/>
+      </w:pPr>
+      <w:rPr>
+        <w:rFonts w:ascii="Courier New" w:hAnsi="Courier New" w:cs="Courier New" w:hint="default"/>
+      </w:rPr>
+    </w:lvl>
+    <w:lvl w:ilvl="5" w:tplc="04070005" w:tentative="1">
+      <w:start w:val="1"/>
+      <w:numFmt w:val="bullet"/>
+      <w:lvlText w:val=""/>
+      <w:lvlJc w:val="left"/>
+      <w:pPr>
+        <w:ind w:left="4320" w:hanging="360"/>
+      </w:pPr>
+      <w:rPr>
+        <w:rFonts w:ascii="Wingdings" w:hAnsi="Wingdings" w:hint="default"/>
+      </w:rPr>
+    </w:lvl>
+    <w:lvl w:ilvl="6" w:tplc="04070001" w:tentative="1">
+      <w:start w:val="1"/>
+      <w:numFmt w:val="bullet"/>
+      <w:lvlText w:val=""/>
+      <w:lvlJc w:val="left"/>
+      <w:pPr>
+        <w:ind w:left="5040" w:hanging="360"/>
+      </w:pPr>
+      <w:rPr>
+        <w:rFonts w:ascii="Symbol" w:hAnsi="Symbol" w:hint="default"/>
+      </w:rPr>
+    </w:lvl>
+    <w:lvl w:ilvl="7" w:tplc="04070003" w:tentative="1">
+      <w:start w:val="1"/>
+      <w:numFmt w:val="bullet"/>
+      <w:lvlText w:val="o"/>
+      <w:lvlJc w:val="left"/>
+      <w:pPr>
+        <w:ind w:left="5760" w:hanging="360"/>
+      </w:pPr>
+      <w:rPr>
+        <w:rFonts w:ascii="Courier New" w:hAnsi="Courier New" w:cs="Courier New" w:hint="default"/>
+      </w:rPr>
+    </w:lvl>
+    <w:lvl w:ilvl="8" w:tplc="04070005" w:tentative="1">
+      <w:start w:val="1"/>
+      <w:numFmt w:val="bullet"/>
+      <w:lvlText w:val=""/>
+      <w:lvlJc w:val="left"/>
+      <w:pPr>
+        <w:ind w:left="6480" w:hanging="360"/>
+      </w:pPr>
+      <w:rPr>
+        <w:rFonts w:ascii="Wingdings" w:hAnsi="Wingdings" w:hint="default"/>
+      </w:rPr>
+    </w:lvl>
+  </w:abstractNum>
   <w:num w:numId="1" w16cid:durableId="1647541364">
+    <w:abstractNumId w:val="2"/>
+  </w:num>
+  <w:num w:numId="2" w16cid:durableId="674110908">
+    <w:abstractNumId w:val="3"/>
+  </w:num>
+  <w:num w:numId="3" w16cid:durableId="1383670754">
     <w:abstractNumId w:val="0"/>
+  </w:num>
+  <w:num w:numId="4" w16cid:durableId="995843997">
+    <w:abstractNumId w:val="1"/>
   </w:num>
 </w:numbering>
 </file>
@@ -6112,7 +7248,6 @@
   <w:style w:type="character" w:default="1" w:styleId="Absatz-Standardschriftart">
     <w:name w:val="Default Paragraph Font"/>
     <w:uiPriority w:val="1"/>
-    <w:semiHidden/>
     <w:unhideWhenUsed/>
   </w:style>
   <w:style w:type="table" w:default="1" w:styleId="NormaleTabelle">
@@ -6722,6 +7857,25 @@
       <w:color w:val="666666"/>
     </w:rPr>
   </w:style>
+  <w:style w:type="paragraph" w:styleId="Beschriftung">
+    <w:name w:val="caption"/>
+    <w:basedOn w:val="Standard"/>
+    <w:next w:val="Standard"/>
+    <w:uiPriority w:val="35"/>
+    <w:unhideWhenUsed/>
+    <w:qFormat/>
+    <w:rsid w:val="00101538"/>
+    <w:pPr>
+      <w:spacing w:after="200" w:line="240" w:lineRule="auto"/>
+    </w:pPr>
+    <w:rPr>
+      <w:i/>
+      <w:iCs/>
+      <w:color w:val="0E2841" w:themeColor="text2"/>
+      <w:sz w:val="18"/>
+      <w:szCs w:val="18"/>
+    </w:rPr>
+  </w:style>
 </w:styles>
 </file>
 
@@ -6780,18 +7934,97 @@
         </w:p>
       </w:docPartBody>
     </w:docPart>
+    <w:docPart>
+      <w:docPartPr>
+        <w:name w:val="D7460C4BEDA8421298A115F7108D06F5"/>
+        <w:category>
+          <w:name w:val="Allgemein"/>
+          <w:gallery w:val="placeholder"/>
+        </w:category>
+        <w:types>
+          <w:type w:val="bbPlcHdr"/>
+        </w:types>
+        <w:behaviors>
+          <w:behavior w:val="content"/>
+        </w:behaviors>
+        <w:guid w:val="{7EC5D1E2-F272-4C86-8864-BE137D397B46}"/>
+      </w:docPartPr>
+      <w:docPartBody>
+        <w:p>
+          <w:pPr>
+            <w:pStyle w:val="D7460C4BEDA8421298A115F7108D06F5"/>
+          </w:pPr>
+          <w:r>
+            <w:rPr>
+              <w:rStyle w:val="Platzhaltertext"/>
+            </w:rPr>
+            <w:t>[Titel]</w:t>
+          </w:r>
+        </w:p>
+      </w:docPartBody>
+    </w:docPart>
+    <w:docPart>
+      <w:docPartPr>
+        <w:name w:val="1DFB0E403BE74D858378F9CCBB890B60"/>
+        <w:category>
+          <w:name w:val="Allgemein"/>
+          <w:gallery w:val="placeholder"/>
+        </w:category>
+        <w:types>
+          <w:type w:val="bbPlcHdr"/>
+        </w:types>
+        <w:behaviors>
+          <w:behavior w:val="content"/>
+        </w:behaviors>
+        <w:guid w:val="{6FBFF038-751B-4C3B-9CB1-940502103C3C}"/>
+      </w:docPartPr>
+      <w:docPartBody>
+        <w:p>
+          <w:pPr>
+            <w:pStyle w:val="1DFB0E403BE74D858378F9CCBB890B60"/>
+          </w:pPr>
+          <w:r>
+            <w:rPr>
+              <w:rStyle w:val="Platzhaltertext"/>
+            </w:rPr>
+            <w:t>[Titel]</w:t>
+          </w:r>
+        </w:p>
+      </w:docPartBody>
+    </w:docPart>
   </w:docParts>
 </w:glossaryDocument>
 </file>
 
 <file path=word/glossary/fontTable.xml><?xml version="1.0" encoding="utf-8"?>
 <w:fonts xmlns:mc="http://schemas.openxmlformats.org/markup-compatibility/2006" xmlns:r="http://schemas.openxmlformats.org/officeDocument/2006/relationships" xmlns:w="http://schemas.openxmlformats.org/wordprocessingml/2006/main" xmlns:w14="http://schemas.microsoft.com/office/word/2010/wordml" xmlns:w15="http://schemas.microsoft.com/office/word/2012/wordml" xmlns:w16cex="http://schemas.microsoft.com/office/word/2018/wordml/cex" xmlns:w16cid="http://schemas.microsoft.com/office/word/2016/wordml/cid" xmlns:w16="http://schemas.microsoft.com/office/word/2018/wordml" xmlns:w16du="http://schemas.microsoft.com/office/word/2023/wordml/word16du" xmlns:w16sdtdh="http://schemas.microsoft.com/office/word/2020/wordml/sdtdatahash" xmlns:w16sdtfl="http://schemas.microsoft.com/office/word/2024/wordml/sdtformatlock" xmlns:w16se="http://schemas.microsoft.com/office/word/2015/wordml/symex" mc:Ignorable="w14 w15 w16se w16cid w16 w16cex w16sdtdh w16sdtfl w16du">
+  <w:font w:name="Symbol">
+    <w:panose1 w:val="05050102010706020507"/>
+    <w:charset w:val="02"/>
+    <w:family w:val="roman"/>
+    <w:pitch w:val="variable"/>
+    <w:sig w:usb0="00000000" w:usb1="10000000" w:usb2="00000000" w:usb3="00000000" w:csb0="80000000" w:csb1="00000000"/>
+  </w:font>
   <w:font w:name="Times New Roman">
     <w:panose1 w:val="02020603050405020304"/>
     <w:charset w:val="00"/>
     <w:family w:val="roman"/>
     <w:pitch w:val="variable"/>
     <w:sig w:usb0="E0002EFF" w:usb1="C000785B" w:usb2="00000009" w:usb3="00000000" w:csb0="000001FF" w:csb1="00000000"/>
+  </w:font>
+  <w:font w:name="Courier New">
+    <w:panose1 w:val="02070309020205020404"/>
+    <w:charset w:val="00"/>
+    <w:family w:val="modern"/>
+    <w:pitch w:val="fixed"/>
+    <w:sig w:usb0="E0002EFF" w:usb1="C0007843" w:usb2="00000009" w:usb3="00000000" w:csb0="000001FF" w:csb1="00000000"/>
+  </w:font>
+  <w:font w:name="Wingdings">
+    <w:panose1 w:val="05000000000000000000"/>
+    <w:charset w:val="02"/>
+    <w:family w:val="auto"/>
+    <w:pitch w:val="variable"/>
+    <w:sig w:usb0="00000000" w:usb1="10000000" w:usb2="00000000" w:usb3="00000000" w:csb0="80000000" w:csb1="00000000"/>
   </w:font>
   <w:font w:name="Aptos">
     <w:charset w:val="00"/>
@@ -6834,6 +8067,8 @@
     <w:rsid w:val="00370AB6"/>
     <w:rsid w:val="00451CAA"/>
     <w:rsid w:val="005F4488"/>
+    <w:rsid w:val="00610413"/>
+    <w:rsid w:val="00676732"/>
     <w:rsid w:val="006A31DF"/>
     <w:rsid w:val="00836D11"/>
     <w:rsid w:val="009544B5"/>
@@ -6841,7 +8076,10 @@
     <w:rsid w:val="00A437C6"/>
     <w:rsid w:val="00A8153E"/>
     <w:rsid w:val="00B447A5"/>
+    <w:rsid w:val="00B94E9B"/>
+    <w:rsid w:val="00C42F3E"/>
     <w:rsid w:val="00EC0E23"/>
+    <w:rsid w:val="00F23D77"/>
     <w:rsid w:val="00F34EAC"/>
     <w:rsid w:val="00FF7EC8"/>
   </w:rsids>
@@ -7299,10 +8537,22 @@
     <w:basedOn w:val="Absatz-Standardschriftart"/>
     <w:uiPriority w:val="99"/>
     <w:semiHidden/>
-    <w:rsid w:val="00451CAA"/>
+    <w:rsid w:val="00C42F3E"/>
     <w:rPr>
       <w:color w:val="666666"/>
     </w:rPr>
+  </w:style>
+  <w:style w:type="paragraph" w:customStyle="1" w:styleId="50CA8D43E8AA40419FE1331C507B7D24">
+    <w:name w:val="50CA8D43E8AA40419FE1331C507B7D24"/>
+    <w:rsid w:val="00C42F3E"/>
+  </w:style>
+  <w:style w:type="paragraph" w:customStyle="1" w:styleId="D7460C4BEDA8421298A115F7108D06F5">
+    <w:name w:val="D7460C4BEDA8421298A115F7108D06F5"/>
+    <w:rsid w:val="00C42F3E"/>
+  </w:style>
+  <w:style w:type="paragraph" w:customStyle="1" w:styleId="1DFB0E403BE74D858378F9CCBB890B60">
+    <w:name w:val="1DFB0E403BE74D858378F9CCBB890B60"/>
+    <w:rsid w:val="00C42F3E"/>
   </w:style>
 </w:styles>
 </file>

--- a/Documentation/Berufschulprojekt.docx
+++ b/Documentation/Berufschulprojekt.docx
@@ -4100,12 +4100,12 @@
           <w:numId w:val="1"/>
         </w:numPr>
       </w:pPr>
-      <w:bookmarkStart w:id="5" w:name="_Toc208314184"/>
-      <w:bookmarkStart w:id="6" w:name="_Toc210732028"/>
+      <w:bookmarkStart w:id="5" w:name="_Toc210732028"/>
+      <w:bookmarkStart w:id="6" w:name="_Toc208314184"/>
       <w:r>
         <w:t>Ausgangssituation und Problemstellung</w:t>
       </w:r>
-      <w:bookmarkEnd w:id="6"/>
+      <w:bookmarkEnd w:id="5"/>
     </w:p>
     <w:p>
       <w:r>
@@ -4236,7 +4236,7 @@
         </w:numPr>
       </w:pPr>
       <w:bookmarkStart w:id="7" w:name="_Toc210732029"/>
-      <w:bookmarkEnd w:id="5"/>
+      <w:bookmarkEnd w:id="6"/>
       <w:r>
         <w:t>Projektziele</w:t>
       </w:r>
@@ -4544,18 +4544,12 @@
         <w:rPr>
           <w:bCs/>
         </w:rPr>
-        <w:instrText xml:space="preserve"> REF _Ref210723329 \h </w:instrText>
+        <w:instrText xml:space="preserve"> REF _Ref210723329 \h  \* MERGEFORMAT </w:instrText>
       </w:r>
       <w:r>
         <w:rPr>
           <w:bCs/>
         </w:rPr>
-      </w:r>
-      <w:r>
-        <w:rPr>
-          <w:bCs/>
-        </w:rPr>
-        <w:instrText xml:space="preserve"> \* MERGEFORMAT </w:instrText>
       </w:r>
       <w:r>
         <w:rPr>
@@ -5410,6 +5404,9 @@
         <w:keepNext/>
       </w:pPr>
       <w:r>
+        <w:rPr>
+          <w:noProof/>
+        </w:rPr>
         <w:drawing>
           <wp:inline distT="0" distB="0" distL="0" distR="0" wp14:anchorId="6103B36C" wp14:editId="38F79E24">
             <wp:extent cx="4799399" cy="6687047"/>
@@ -5457,8 +5454,8 @@
       <w:pPr>
         <w:pStyle w:val="Beschriftung"/>
       </w:pPr>
-      <w:bookmarkStart w:id="45" w:name="_Ref210723090"/>
-      <w:bookmarkStart w:id="46" w:name="_Ref210723329"/>
+      <w:bookmarkStart w:id="45" w:name="_Ref210723329"/>
+      <w:bookmarkStart w:id="46" w:name="_Ref210723090"/>
       <w:r>
         <w:t xml:space="preserve">Abbildung </w:t>
       </w:r>
@@ -5470,18 +5467,18 @@
           <w:t>1</w:t>
         </w:r>
       </w:fldSimple>
+      <w:bookmarkEnd w:id="45"/>
+      <w:r>
+        <w:t>:</w:t>
+      </w:r>
+      <w:r>
+        <w:t xml:space="preserve"> </w:t>
+      </w:r>
+      <w:bookmarkStart w:id="47" w:name="_Ref210723082"/>
+      <w:r>
+        <w:t>Anwendungsfalldiagramm des Wahlsystems</w:t>
+      </w:r>
       <w:bookmarkEnd w:id="46"/>
-      <w:r>
-        <w:t>:</w:t>
-      </w:r>
-      <w:r>
-        <w:t xml:space="preserve"> </w:t>
-      </w:r>
-      <w:bookmarkStart w:id="47" w:name="_Ref210723082"/>
-      <w:r>
-        <w:t>Anwendungsfalldiagramm des Wahlsystems</w:t>
-      </w:r>
-      <w:bookmarkEnd w:id="45"/>
       <w:bookmarkEnd w:id="47"/>
     </w:p>
     <w:p/>
@@ -5514,11 +5511,14 @@
         <w:keepNext/>
       </w:pPr>
       <w:r>
+        <w:rPr>
+          <w:noProof/>
+        </w:rPr>
         <w:drawing>
-          <wp:inline distT="0" distB="0" distL="0" distR="0" wp14:anchorId="7C6EDD93" wp14:editId="06E9B564">
-            <wp:extent cx="8822801" cy="4563814"/>
-            <wp:effectExtent l="19050" t="19050" r="16510" b="27305"/>
-            <wp:docPr id="572852850" name="Grafik 1" descr="Ein Bild, das Text, Screenshot, Schrift enthält.&#10;&#10;KI-generierte Inhalte können fehlerhaft sein."/>
+          <wp:inline distT="0" distB="0" distL="0" distR="0" wp14:anchorId="41DCE93E" wp14:editId="7B9E57D7">
+            <wp:extent cx="9196169" cy="4370070"/>
+            <wp:effectExtent l="19050" t="19050" r="24130" b="11430"/>
+            <wp:docPr id="739100201" name="Grafik 2"/>
             <wp:cNvGraphicFramePr>
               <a:graphicFrameLocks xmlns:a="http://schemas.openxmlformats.org/drawingml/2006/main" noChangeAspect="1"/>
             </wp:cNvGraphicFramePr>
@@ -5526,23 +5526,33 @@
               <a:graphicData uri="http://schemas.openxmlformats.org/drawingml/2006/picture">
                 <pic:pic xmlns:pic="http://schemas.openxmlformats.org/drawingml/2006/picture">
                   <pic:nvPicPr>
-                    <pic:cNvPr id="572852850" name="Grafik 1" descr="Ein Bild, das Text, Screenshot, Schrift enthält.&#10;&#10;KI-generierte Inhalte können fehlerhaft sein."/>
-                    <pic:cNvPicPr/>
+                    <pic:cNvPr id="0" name="Picture 2"/>
+                    <pic:cNvPicPr>
+                      <a:picLocks noChangeAspect="1" noChangeArrowheads="1"/>
+                    </pic:cNvPicPr>
                   </pic:nvPicPr>
                   <pic:blipFill>
-                    <a:blip r:embed="rId16"/>
+                    <a:blip r:embed="rId16">
+                      <a:extLst>
+                        <a:ext uri="{28A0092B-C50C-407E-A947-70E740481C1C}">
+                          <a14:useLocalDpi xmlns:a14="http://schemas.microsoft.com/office/drawing/2010/main" val="0"/>
+                        </a:ext>
+                      </a:extLst>
+                    </a:blip>
+                    <a:srcRect/>
                     <a:stretch>
                       <a:fillRect/>
                     </a:stretch>
                   </pic:blipFill>
-                  <pic:spPr>
+                  <pic:spPr bwMode="auto">
                     <a:xfrm>
                       <a:off x="0" y="0"/>
-                      <a:ext cx="8864748" cy="4585512"/>
+                      <a:ext cx="9276643" cy="4408312"/>
                     </a:xfrm>
                     <a:prstGeom prst="rect">
                       <a:avLst/>
                     </a:prstGeom>
+                    <a:noFill/>
                     <a:ln>
                       <a:solidFill>
                         <a:schemeClr val="tx1"/>
@@ -5559,25 +5569,6 @@
     <w:p>
       <w:pPr>
         <w:pStyle w:val="Beschriftung"/>
-      </w:pPr>
-      <w:r>
-        <w:t xml:space="preserve">Abbildung </w:t>
-      </w:r>
-      <w:fldSimple w:instr=" SEQ Abbildung \* ARABIC ">
-        <w:r>
-          <w:rPr>
-            <w:noProof/>
-          </w:rPr>
-          <w:t>2</w:t>
-        </w:r>
-      </w:fldSimple>
-      <w:r>
-        <w:t>: Gantt-Diagramm</w:t>
-      </w:r>
-    </w:p>
-    <w:p>
-      <w:pPr>
-        <w:pStyle w:val="berschrift2"/>
         <w:sectPr>
           <w:headerReference w:type="default" r:id="rId17"/>
           <w:pgSz w:w="16838" w:h="11906" w:orient="landscape"/>
@@ -5587,6 +5578,20 @@
           <w:docGrid w:linePitch="360"/>
         </w:sectPr>
       </w:pPr>
+      <w:r>
+        <w:t xml:space="preserve">Abbildung </w:t>
+      </w:r>
+      <w:fldSimple w:instr=" SEQ Abbildung \* ARABIC ">
+        <w:r>
+          <w:rPr>
+            <w:noProof/>
+          </w:rPr>
+          <w:t>2</w:t>
+        </w:r>
+      </w:fldSimple>
+      <w:r>
+        <w:t>: Gantt-Diagramm</w:t>
+      </w:r>
     </w:p>
     <w:p>
       <w:pPr>
@@ -5729,6 +5734,7 @@
         <w:docPartUnique/>
       </w:docPartObj>
     </w:sdtPr>
+    <w:sdtEndPr/>
     <w:sdtContent>
       <w:p>
         <w:pPr>
@@ -5846,6 +5852,7 @@
       <w:dataBinding w:prefixMappings="xmlns:ns0='http://purl.org/dc/elements/1.1/' xmlns:ns1='http://schemas.openxmlformats.org/package/2006/metadata/core-properties' " w:xpath="/ns1:coreProperties[1]/ns0:creator[1]" w:storeItemID="{6C3C8BC8-F283-45AE-878A-BAB7291924A1}"/>
       <w:text/>
     </w:sdtPr>
+    <w:sdtEndPr/>
     <w:sdtContent>
       <w:p>
         <w:pPr>
@@ -5870,6 +5877,7 @@
         <w:docPartUnique/>
       </w:docPartObj>
     </w:sdtPr>
+    <w:sdtEndPr/>
     <w:sdtContent>
       <w:p>
         <w:pPr>
@@ -6011,6 +6019,7 @@
         <w:dataBinding w:prefixMappings="xmlns:ns0='http://purl.org/dc/elements/1.1/' xmlns:ns1='http://schemas.openxmlformats.org/package/2006/metadata/core-properties' " w:xpath="/ns1:coreProperties[1]/ns0:title[1]" w:storeItemID="{6C3C8BC8-F283-45AE-878A-BAB7291924A1}"/>
         <w:text/>
       </w:sdtPr>
+      <w:sdtEndPr/>
       <w:sdtContent>
         <w:r>
           <w:rPr>
@@ -6108,6 +6117,7 @@
         <w:dataBinding w:prefixMappings="xmlns:ns0='http://purl.org/dc/elements/1.1/' xmlns:ns1='http://schemas.openxmlformats.org/package/2006/metadata/core-properties' " w:xpath="/ns1:coreProperties[1]/ns0:title[1]" w:storeItemID="{6C3C8BC8-F283-45AE-878A-BAB7291924A1}"/>
         <w:text/>
       </w:sdtPr>
+      <w:sdtEndPr/>
       <w:sdtContent>
         <w:r>
           <w:rPr>
@@ -6144,6 +6154,7 @@
         <w:dataBinding w:prefixMappings="xmlns:ns0='http://purl.org/dc/elements/1.1/' xmlns:ns1='http://schemas.openxmlformats.org/package/2006/metadata/core-properties' " w:xpath="/ns1:coreProperties[1]/ns0:title[1]" w:storeItemID="{6C3C8BC8-F283-45AE-878A-BAB7291924A1}"/>
         <w:text/>
       </w:sdtPr>
+      <w:sdtEndPr/>
       <w:sdtContent>
         <w:r>
           <w:rPr>
@@ -7248,6 +7259,7 @@
   <w:style w:type="character" w:default="1" w:styleId="Absatz-Standardschriftart">
     <w:name w:val="Default Paragraph Font"/>
     <w:uiPriority w:val="1"/>
+    <w:semiHidden/>
     <w:unhideWhenUsed/>
   </w:style>
   <w:style w:type="table" w:default="1" w:styleId="NormaleTabelle">
@@ -8065,10 +8077,12 @@
     <w:rsid w:val="002B0A82"/>
     <w:rsid w:val="003149CE"/>
     <w:rsid w:val="00370AB6"/>
+    <w:rsid w:val="003E5485"/>
     <w:rsid w:val="00451CAA"/>
     <w:rsid w:val="005F4488"/>
     <w:rsid w:val="00610413"/>
     <w:rsid w:val="00676732"/>
+    <w:rsid w:val="00680B8A"/>
     <w:rsid w:val="006A31DF"/>
     <w:rsid w:val="00836D11"/>
     <w:rsid w:val="009544B5"/>
@@ -8542,10 +8556,6 @@
       <w:color w:val="666666"/>
     </w:rPr>
   </w:style>
-  <w:style w:type="paragraph" w:customStyle="1" w:styleId="50CA8D43E8AA40419FE1331C507B7D24">
-    <w:name w:val="50CA8D43E8AA40419FE1331C507B7D24"/>
-    <w:rsid w:val="00C42F3E"/>
-  </w:style>
   <w:style w:type="paragraph" w:customStyle="1" w:styleId="D7460C4BEDA8421298A115F7108D06F5">
     <w:name w:val="D7460C4BEDA8421298A115F7108D06F5"/>
     <w:rsid w:val="00C42F3E"/>
